--- a/Assignments_SA2512006.docx
+++ b/Assignments_SA2512006.docx
@@ -87,6 +87,27 @@
     </w:p>
     <w:p>
       <w:pPr>
+        <w:rPr>
+          <w:b/>
+          <w:bCs/>
+          <w:sz w:val="24"/>
+          <w:szCs w:val="22"/>
+          <w:lang w:val="en-US"/>
+        </w:rPr>
+      </w:pPr>
+      <w:r>
+        <w:rPr>
+          <w:b/>
+          <w:bCs/>
+          <w:sz w:val="24"/>
+          <w:szCs w:val="22"/>
+          <w:lang w:val="en-US"/>
+        </w:rPr>
+        <w:t>Date: 09 March 2026</w:t>
+      </w:r>
+    </w:p>
+    <w:p>
+      <w:pPr>
         <w:pStyle w:val="ListParagraph"/>
         <w:numPr>
           <w:ilvl w:val="0"/>
@@ -98,8 +119,834 @@
           <w:lang w:val="en-US"/>
         </w:rPr>
       </w:pPr>
+      <w:r>
+        <w:rPr>
+          <w:sz w:val="24"/>
+          <w:szCs w:val="22"/>
+          <w:lang w:val="en-US"/>
+        </w:rPr>
+        <w:t xml:space="preserve">Launch </w:t>
+      </w:r>
+      <w:hyperlink r:id="rId5" w:history="1">
+        <w:r>
+          <w:rPr>
+            <w:rStyle w:val="Hyperlink"/>
+            <w:sz w:val="24"/>
+            <w:szCs w:val="22"/>
+            <w:lang w:val="en-US"/>
+          </w:rPr>
+          <w:t>https://www.echotrak.com/Login.aspx?ReturnUrl=%2f</w:t>
+        </w:r>
+      </w:hyperlink>
+    </w:p>
+    <w:p>
+      <w:pPr>
+        <w:pStyle w:val="ListParagraph"/>
+        <w:numPr>
+          <w:ilvl w:val="1"/>
+          <w:numId w:val="1"/>
+        </w:numPr>
+        <w:rPr>
+          <w:sz w:val="24"/>
+          <w:szCs w:val="22"/>
+          <w:lang w:val="en-US"/>
+        </w:rPr>
+      </w:pPr>
+      <w:r>
+        <w:rPr>
+          <w:sz w:val="24"/>
+          <w:szCs w:val="22"/>
+          <w:lang w:val="en-US"/>
+        </w:rPr>
+        <w:t>Enter user name (as your name)</w:t>
+      </w:r>
+    </w:p>
+    <w:p>
+      <w:pPr>
+        <w:pStyle w:val="ListParagraph"/>
+        <w:numPr>
+          <w:ilvl w:val="1"/>
+          <w:numId w:val="1"/>
+        </w:numPr>
+        <w:rPr>
+          <w:sz w:val="24"/>
+          <w:szCs w:val="22"/>
+          <w:lang w:val="en-US"/>
+        </w:rPr>
+      </w:pPr>
+      <w:r>
+        <w:rPr>
+          <w:sz w:val="24"/>
+          <w:szCs w:val="22"/>
+          <w:lang w:val="en-US"/>
+        </w:rPr>
+        <w:t>Enter password (as your name)</w:t>
+      </w:r>
+    </w:p>
+    <w:p>
+      <w:pPr>
+        <w:pStyle w:val="ListParagraph"/>
+        <w:numPr>
+          <w:ilvl w:val="1"/>
+          <w:numId w:val="1"/>
+        </w:numPr>
+        <w:rPr>
+          <w:sz w:val="24"/>
+          <w:szCs w:val="22"/>
+          <w:lang w:val="en-US"/>
+        </w:rPr>
+      </w:pPr>
+      <w:r>
+        <w:rPr>
+          <w:sz w:val="24"/>
+          <w:szCs w:val="22"/>
+          <w:lang w:val="en-US"/>
+        </w:rPr>
+        <w:t>Click on Login button</w:t>
+      </w:r>
+    </w:p>
+    <w:p>
+      <w:pPr>
+        <w:pStyle w:val="ListParagraph"/>
+        <w:numPr>
+          <w:ilvl w:val="1"/>
+          <w:numId w:val="1"/>
+        </w:numPr>
+        <w:rPr>
+          <w:sz w:val="24"/>
+          <w:szCs w:val="22"/>
+          <w:lang w:val="en-US"/>
+        </w:rPr>
+      </w:pPr>
+      <w:r>
+        <w:rPr>
+          <w:sz w:val="24"/>
+          <w:szCs w:val="22"/>
+          <w:lang w:val="en-US"/>
+        </w:rPr>
+        <w:t>Display error message</w:t>
+      </w:r>
+      <w:r>
+        <w:rPr>
+          <w:sz w:val="24"/>
+          <w:szCs w:val="22"/>
+          <w:lang w:val="en-US"/>
+        </w:rPr>
+        <w:br/>
+      </w:r>
+      <w:r>
+        <w:rPr>
+          <w:b/>
+          <w:bCs/>
+          <w:sz w:val="24"/>
+          <w:szCs w:val="22"/>
+          <w:lang w:val="en-US"/>
+        </w:rPr>
+        <w:t>Use Id Locator</w:t>
+      </w:r>
+    </w:p>
+    <w:p>
+      <w:pPr>
+        <w:pStyle w:val="ListParagraph"/>
+        <w:numPr>
+          <w:ilvl w:val="0"/>
+          <w:numId w:val="1"/>
+        </w:numPr>
+        <w:rPr>
+          <w:sz w:val="24"/>
+          <w:szCs w:val="22"/>
+          <w:lang w:val="en-US"/>
+        </w:rPr>
+      </w:pPr>
+      <w:r>
+        <w:rPr>
+          <w:sz w:val="24"/>
+          <w:szCs w:val="22"/>
+          <w:lang w:val="en-US"/>
+        </w:rPr>
+        <w:t xml:space="preserve">Launch </w:t>
+      </w:r>
+      <w:hyperlink r:id="rId6" w:history="1">
+        <w:r>
+          <w:rPr>
+            <w:rStyle w:val="Hyperlink"/>
+            <w:sz w:val="24"/>
+            <w:szCs w:val="22"/>
+            <w:lang w:val="en-US"/>
+          </w:rPr>
+          <w:t>https://www.echotrak.com/Login.aspx?ReturnUrl=%2f</w:t>
+        </w:r>
+      </w:hyperlink>
+    </w:p>
+    <w:p>
+      <w:pPr>
+        <w:pStyle w:val="ListParagraph"/>
+        <w:numPr>
+          <w:ilvl w:val="1"/>
+          <w:numId w:val="1"/>
+        </w:numPr>
+        <w:rPr>
+          <w:sz w:val="24"/>
+          <w:szCs w:val="22"/>
+          <w:lang w:val="en-US"/>
+        </w:rPr>
+      </w:pPr>
+      <w:r>
+        <w:rPr>
+          <w:sz w:val="24"/>
+          <w:szCs w:val="22"/>
+          <w:lang w:val="en-US"/>
+        </w:rPr>
+        <w:t>Enter user name (as your name)</w:t>
+      </w:r>
+    </w:p>
+    <w:p>
+      <w:pPr>
+        <w:pStyle w:val="ListParagraph"/>
+        <w:numPr>
+          <w:ilvl w:val="1"/>
+          <w:numId w:val="1"/>
+        </w:numPr>
+        <w:rPr>
+          <w:sz w:val="24"/>
+          <w:szCs w:val="22"/>
+          <w:lang w:val="en-US"/>
+        </w:rPr>
+      </w:pPr>
+      <w:r>
+        <w:rPr>
+          <w:sz w:val="24"/>
+          <w:szCs w:val="22"/>
+          <w:lang w:val="en-US"/>
+        </w:rPr>
+        <w:t>Enter password (as your name)</w:t>
+      </w:r>
+    </w:p>
+    <w:p>
+      <w:pPr>
+        <w:pStyle w:val="ListParagraph"/>
+        <w:numPr>
+          <w:ilvl w:val="1"/>
+          <w:numId w:val="1"/>
+        </w:numPr>
+        <w:rPr>
+          <w:sz w:val="24"/>
+          <w:szCs w:val="22"/>
+          <w:lang w:val="en-US"/>
+        </w:rPr>
+      </w:pPr>
+      <w:r>
+        <w:rPr>
+          <w:sz w:val="24"/>
+          <w:szCs w:val="22"/>
+          <w:lang w:val="en-US"/>
+        </w:rPr>
+        <w:t>Click on Login button</w:t>
+      </w:r>
+    </w:p>
+    <w:p>
+      <w:pPr>
+        <w:pStyle w:val="ListParagraph"/>
+        <w:numPr>
+          <w:ilvl w:val="1"/>
+          <w:numId w:val="1"/>
+        </w:numPr>
+        <w:rPr>
+          <w:sz w:val="24"/>
+          <w:szCs w:val="22"/>
+          <w:lang w:val="en-US"/>
+        </w:rPr>
+      </w:pPr>
+      <w:r>
+        <w:rPr>
+          <w:sz w:val="24"/>
+          <w:szCs w:val="22"/>
+          <w:lang w:val="en-US"/>
+        </w:rPr>
+        <w:t>Display error message</w:t>
+      </w:r>
+      <w:r>
+        <w:rPr>
+          <w:sz w:val="24"/>
+          <w:szCs w:val="22"/>
+          <w:lang w:val="en-US"/>
+        </w:rPr>
+        <w:br/>
+      </w:r>
+      <w:r>
+        <w:rPr>
+          <w:b/>
+          <w:bCs/>
+          <w:sz w:val="24"/>
+          <w:szCs w:val="22"/>
+          <w:lang w:val="en-US"/>
+        </w:rPr>
+        <w:t>Use Name Locator</w:t>
+      </w:r>
+    </w:p>
+    <w:p>
+      <w:pPr>
+        <w:pStyle w:val="ListParagraph"/>
+        <w:numPr>
+          <w:ilvl w:val="0"/>
+          <w:numId w:val="1"/>
+        </w:numPr>
+        <w:rPr>
+          <w:sz w:val="24"/>
+          <w:szCs w:val="22"/>
+          <w:highlight w:val="yellow"/>
+          <w:lang w:val="en-US"/>
+        </w:rPr>
+      </w:pPr>
+      <w:r>
+        <w:rPr>
+          <w:sz w:val="24"/>
+          <w:szCs w:val="22"/>
+          <w:highlight w:val="yellow"/>
+          <w:lang w:val="en-US"/>
+        </w:rPr>
+        <w:t xml:space="preserve">Launch </w:t>
+      </w:r>
+      <w:hyperlink r:id="rId7" w:history="1">
+        <w:r>
+          <w:rPr>
+            <w:rStyle w:val="Hyperlink"/>
+            <w:sz w:val="24"/>
+            <w:szCs w:val="22"/>
+            <w:highlight w:val="yellow"/>
+            <w:lang w:val="en-US"/>
+          </w:rPr>
+          <w:t>https://register.rediff.com/register/register.php?FormName=user_details</w:t>
+        </w:r>
+      </w:hyperlink>
+    </w:p>
+    <w:p>
+      <w:pPr>
+        <w:pStyle w:val="ListParagraph"/>
+        <w:numPr>
+          <w:ilvl w:val="1"/>
+          <w:numId w:val="1"/>
+        </w:numPr>
+        <w:rPr>
+          <w:sz w:val="24"/>
+          <w:szCs w:val="22"/>
+          <w:highlight w:val="yellow"/>
+          <w:lang w:val="en-US"/>
+        </w:rPr>
+      </w:pPr>
+      <w:r>
+        <w:rPr>
+          <w:sz w:val="24"/>
+          <w:szCs w:val="22"/>
+          <w:highlight w:val="yellow"/>
+          <w:lang w:val="en-US"/>
+        </w:rPr>
+        <w:t>Enter Full Name</w:t>
+      </w:r>
+    </w:p>
+    <w:p>
+      <w:pPr>
+        <w:pStyle w:val="ListParagraph"/>
+        <w:numPr>
+          <w:ilvl w:val="1"/>
+          <w:numId w:val="1"/>
+        </w:numPr>
+        <w:rPr>
+          <w:sz w:val="24"/>
+          <w:szCs w:val="22"/>
+          <w:highlight w:val="yellow"/>
+          <w:lang w:val="en-US"/>
+        </w:rPr>
+      </w:pPr>
+      <w:r>
+        <w:rPr>
+          <w:sz w:val="24"/>
+          <w:szCs w:val="22"/>
+          <w:highlight w:val="yellow"/>
+          <w:lang w:val="en-US"/>
+        </w:rPr>
+        <w:t>Enter Rediff id</w:t>
+      </w:r>
+    </w:p>
+    <w:p>
+      <w:pPr>
+        <w:pStyle w:val="ListParagraph"/>
+        <w:numPr>
+          <w:ilvl w:val="1"/>
+          <w:numId w:val="1"/>
+        </w:numPr>
+        <w:rPr>
+          <w:sz w:val="24"/>
+          <w:szCs w:val="22"/>
+          <w:highlight w:val="yellow"/>
+          <w:lang w:val="en-US"/>
+        </w:rPr>
+      </w:pPr>
+      <w:r>
+        <w:rPr>
+          <w:sz w:val="24"/>
+          <w:szCs w:val="22"/>
+          <w:highlight w:val="yellow"/>
+          <w:lang w:val="en-US"/>
+        </w:rPr>
+        <w:t>Enter password</w:t>
+      </w:r>
+    </w:p>
+    <w:p>
+      <w:pPr>
+        <w:pStyle w:val="ListParagraph"/>
+        <w:numPr>
+          <w:ilvl w:val="1"/>
+          <w:numId w:val="1"/>
+        </w:numPr>
+        <w:rPr>
+          <w:sz w:val="24"/>
+          <w:szCs w:val="22"/>
+          <w:highlight w:val="yellow"/>
+          <w:lang w:val="en-US"/>
+        </w:rPr>
+      </w:pPr>
+      <w:r>
+        <w:rPr>
+          <w:sz w:val="24"/>
+          <w:szCs w:val="22"/>
+          <w:highlight w:val="yellow"/>
+          <w:lang w:val="en-US"/>
+        </w:rPr>
+        <w:t>Enter Retype password</w:t>
+      </w:r>
+      <w:r>
+        <w:rPr>
+          <w:sz w:val="24"/>
+          <w:szCs w:val="22"/>
+          <w:highlight w:val="yellow"/>
+          <w:lang w:val="en-US"/>
+        </w:rPr>
+        <w:br/>
+      </w:r>
+      <w:r>
+        <w:rPr>
+          <w:b/>
+          <w:bCs/>
+          <w:sz w:val="24"/>
+          <w:szCs w:val="22"/>
+          <w:highlight w:val="yellow"/>
+          <w:lang w:val="en-US"/>
+        </w:rPr>
+        <w:t>Use Name / Id locator</w:t>
+      </w:r>
+    </w:p>
+    <w:p>
+      <w:pPr>
+        <w:pStyle w:val="ListParagraph"/>
+        <w:numPr>
+          <w:ilvl w:val="0"/>
+          <w:numId w:val="1"/>
+        </w:numPr>
+        <w:rPr>
+          <w:sz w:val="24"/>
+          <w:szCs w:val="22"/>
+          <w:highlight w:val="yellow"/>
+          <w:lang w:val="en-US"/>
+        </w:rPr>
+      </w:pPr>
+      <w:r>
+        <w:rPr>
+          <w:sz w:val="24"/>
+          <w:szCs w:val="22"/>
+          <w:highlight w:val="yellow"/>
+          <w:lang w:val="en-US"/>
+        </w:rPr>
+        <w:t xml:space="preserve">Launch </w:t>
+      </w:r>
+      <w:hyperlink r:id="rId8" w:history="1">
+        <w:r>
+          <w:rPr>
+            <w:rStyle w:val="Hyperlink"/>
+            <w:sz w:val="24"/>
+            <w:szCs w:val="22"/>
+            <w:highlight w:val="yellow"/>
+            <w:lang w:val="en-US"/>
+          </w:rPr>
+          <w:t>https://www.echotrak.com/Login.aspx?ReturnUrl=%2f</w:t>
+        </w:r>
+      </w:hyperlink>
+    </w:p>
+    <w:p>
+      <w:pPr>
+        <w:pStyle w:val="ListParagraph"/>
+        <w:numPr>
+          <w:ilvl w:val="1"/>
+          <w:numId w:val="1"/>
+        </w:numPr>
+        <w:rPr>
+          <w:sz w:val="24"/>
+          <w:szCs w:val="22"/>
+          <w:highlight w:val="yellow"/>
+          <w:lang w:val="en-US"/>
+        </w:rPr>
+      </w:pPr>
+      <w:r>
+        <w:rPr>
+          <w:sz w:val="24"/>
+          <w:szCs w:val="22"/>
+          <w:highlight w:val="yellow"/>
+          <w:lang w:val="en-US"/>
+        </w:rPr>
+        <w:t>Enter user name (as your name)</w:t>
+      </w:r>
+    </w:p>
+    <w:p>
+      <w:pPr>
+        <w:pStyle w:val="ListParagraph"/>
+        <w:numPr>
+          <w:ilvl w:val="1"/>
+          <w:numId w:val="1"/>
+        </w:numPr>
+        <w:rPr>
+          <w:sz w:val="24"/>
+          <w:szCs w:val="22"/>
+          <w:highlight w:val="yellow"/>
+          <w:lang w:val="en-US"/>
+        </w:rPr>
+      </w:pPr>
+      <w:r>
+        <w:rPr>
+          <w:sz w:val="24"/>
+          <w:szCs w:val="22"/>
+          <w:highlight w:val="yellow"/>
+          <w:lang w:val="en-US"/>
+        </w:rPr>
+        <w:t>Enter password (as your name)</w:t>
+      </w:r>
+    </w:p>
+    <w:p>
+      <w:pPr>
+        <w:pStyle w:val="ListParagraph"/>
+        <w:numPr>
+          <w:ilvl w:val="1"/>
+          <w:numId w:val="1"/>
+        </w:numPr>
+        <w:rPr>
+          <w:sz w:val="24"/>
+          <w:szCs w:val="22"/>
+          <w:highlight w:val="yellow"/>
+          <w:lang w:val="en-US"/>
+        </w:rPr>
+      </w:pPr>
+      <w:r>
+        <w:rPr>
+          <w:sz w:val="24"/>
+          <w:szCs w:val="22"/>
+          <w:highlight w:val="yellow"/>
+          <w:lang w:val="en-US"/>
+        </w:rPr>
+        <w:t>Click on Login button</w:t>
+      </w:r>
+    </w:p>
+    <w:p>
+      <w:pPr>
+        <w:pStyle w:val="ListParagraph"/>
+        <w:numPr>
+          <w:ilvl w:val="1"/>
+          <w:numId w:val="1"/>
+        </w:numPr>
+        <w:rPr>
+          <w:sz w:val="24"/>
+          <w:szCs w:val="22"/>
+          <w:highlight w:val="yellow"/>
+          <w:lang w:val="en-US"/>
+        </w:rPr>
+      </w:pPr>
+      <w:r>
+        <w:rPr>
+          <w:sz w:val="24"/>
+          <w:szCs w:val="22"/>
+          <w:highlight w:val="yellow"/>
+          <w:lang w:val="en-US"/>
+        </w:rPr>
+        <w:t>Display error message</w:t>
+      </w:r>
+      <w:r>
+        <w:rPr>
+          <w:sz w:val="24"/>
+          <w:szCs w:val="22"/>
+          <w:highlight w:val="yellow"/>
+          <w:lang w:val="en-US"/>
+        </w:rPr>
+        <w:br/>
+      </w:r>
+      <w:r>
+        <w:rPr>
+          <w:b/>
+          <w:bCs/>
+          <w:sz w:val="24"/>
+          <w:szCs w:val="22"/>
+          <w:highlight w:val="yellow"/>
+          <w:lang w:val="en-US"/>
+        </w:rPr>
+        <w:t>Use ClassName Locator</w:t>
+      </w:r>
+    </w:p>
+    <w:p>
+      <w:pPr>
+        <w:pStyle w:val="ListParagraph"/>
+        <w:numPr>
+          <w:ilvl w:val="0"/>
+          <w:numId w:val="1"/>
+        </w:numPr>
+        <w:rPr>
+          <w:sz w:val="24"/>
+          <w:szCs w:val="22"/>
+          <w:highlight w:val="yellow"/>
+          <w:lang w:val="en-US"/>
+        </w:rPr>
+      </w:pPr>
+      <w:r>
+        <w:rPr>
+          <w:sz w:val="24"/>
+          <w:szCs w:val="22"/>
+          <w:highlight w:val="yellow"/>
+          <w:lang w:val="en-US"/>
+        </w:rPr>
+        <w:t>Launch facebook.com</w:t>
+      </w:r>
+    </w:p>
+    <w:p>
+      <w:pPr>
+        <w:pStyle w:val="ListParagraph"/>
+        <w:numPr>
+          <w:ilvl w:val="1"/>
+          <w:numId w:val="1"/>
+        </w:numPr>
+        <w:rPr>
+          <w:sz w:val="24"/>
+          <w:szCs w:val="22"/>
+          <w:highlight w:val="yellow"/>
+          <w:lang w:val="en-US"/>
+        </w:rPr>
+      </w:pPr>
+      <w:r>
+        <w:rPr>
+          <w:sz w:val="24"/>
+          <w:szCs w:val="22"/>
+          <w:highlight w:val="yellow"/>
+          <w:lang w:val="en-US"/>
+        </w:rPr>
+        <w:t xml:space="preserve">Enter user name as </w:t>
+      </w:r>
+      <w:hyperlink r:id="rId9" w:history="1">
+        <w:r>
+          <w:rPr>
+            <w:rStyle w:val="Hyperlink"/>
+            <w:sz w:val="24"/>
+            <w:szCs w:val="22"/>
+            <w:highlight w:val="yellow"/>
+            <w:lang w:val="en-US"/>
+          </w:rPr>
+          <w:t>test@gmail.com</w:t>
+        </w:r>
+      </w:hyperlink>
+    </w:p>
+    <w:p>
+      <w:pPr>
+        <w:pStyle w:val="ListParagraph"/>
+        <w:numPr>
+          <w:ilvl w:val="1"/>
+          <w:numId w:val="1"/>
+        </w:numPr>
+        <w:rPr>
+          <w:sz w:val="24"/>
+          <w:szCs w:val="22"/>
+          <w:highlight w:val="yellow"/>
+          <w:lang w:val="en-US"/>
+        </w:rPr>
+      </w:pPr>
+      <w:r>
+        <w:rPr>
+          <w:sz w:val="24"/>
+          <w:szCs w:val="22"/>
+          <w:highlight w:val="yellow"/>
+          <w:lang w:val="en-US"/>
+        </w:rPr>
+        <w:t>Enter password as test@123</w:t>
+      </w:r>
+    </w:p>
+    <w:p>
+      <w:pPr>
+        <w:pStyle w:val="ListParagraph"/>
+        <w:numPr>
+          <w:ilvl w:val="1"/>
+          <w:numId w:val="1"/>
+        </w:numPr>
+        <w:rPr>
+          <w:b/>
+          <w:bCs/>
+          <w:sz w:val="24"/>
+          <w:szCs w:val="22"/>
+          <w:highlight w:val="yellow"/>
+          <w:lang w:val="en-US"/>
+        </w:rPr>
+      </w:pPr>
+      <w:r>
+        <w:rPr>
+          <w:sz w:val="24"/>
+          <w:szCs w:val="22"/>
+          <w:highlight w:val="yellow"/>
+          <w:lang w:val="en-US"/>
+        </w:rPr>
+        <w:t>Click on Login button</w:t>
+      </w:r>
+      <w:r>
+        <w:rPr>
+          <w:sz w:val="24"/>
+          <w:szCs w:val="22"/>
+          <w:highlight w:val="yellow"/>
+          <w:lang w:val="en-US"/>
+        </w:rPr>
+        <w:br/>
+      </w:r>
+      <w:r>
+        <w:rPr>
+          <w:b/>
+          <w:bCs/>
+          <w:sz w:val="24"/>
+          <w:szCs w:val="22"/>
+          <w:highlight w:val="yellow"/>
+          <w:lang w:val="en-US"/>
+        </w:rPr>
+        <w:t>Use ClassName locator</w:t>
+      </w:r>
+    </w:p>
+    <w:p>
+      <w:pPr>
+        <w:pStyle w:val="ListParagraph"/>
+        <w:numPr>
+          <w:ilvl w:val="0"/>
+          <w:numId w:val="1"/>
+        </w:numPr>
+        <w:rPr>
+          <w:sz w:val="24"/>
+          <w:szCs w:val="22"/>
+          <w:lang w:val="en-US"/>
+        </w:rPr>
+      </w:pPr>
+      <w:r>
+        <w:rPr>
+          <w:sz w:val="24"/>
+          <w:szCs w:val="22"/>
+          <w:lang w:val="en-US"/>
+        </w:rPr>
+        <w:t>Launch google.com</w:t>
+      </w:r>
+    </w:p>
+    <w:p>
+      <w:pPr>
+        <w:pStyle w:val="ListParagraph"/>
+        <w:numPr>
+          <w:ilvl w:val="1"/>
+          <w:numId w:val="1"/>
+        </w:numPr>
+        <w:rPr>
+          <w:sz w:val="24"/>
+          <w:szCs w:val="22"/>
+          <w:lang w:val="en-US"/>
+        </w:rPr>
+      </w:pPr>
+      <w:r>
+        <w:rPr>
+          <w:sz w:val="24"/>
+          <w:szCs w:val="22"/>
+          <w:lang w:val="en-US"/>
+        </w:rPr>
+        <w:t>Enter Pattankodoli Yatra</w:t>
+      </w:r>
+    </w:p>
+    <w:p>
+      <w:pPr>
+        <w:pStyle w:val="ListParagraph"/>
+        <w:numPr>
+          <w:ilvl w:val="1"/>
+          <w:numId w:val="1"/>
+        </w:numPr>
+        <w:rPr>
+          <w:sz w:val="24"/>
+          <w:szCs w:val="22"/>
+          <w:lang w:val="en-US"/>
+        </w:rPr>
+      </w:pPr>
+      <w:r>
+        <w:rPr>
+          <w:sz w:val="24"/>
+          <w:szCs w:val="22"/>
+          <w:lang w:val="en-US"/>
+        </w:rPr>
+        <w:t>Hit Enter</w:t>
+      </w:r>
+    </w:p>
+    <w:p>
+      <w:pPr>
+        <w:rPr>
+          <w:sz w:val="24"/>
+          <w:szCs w:val="22"/>
+          <w:lang w:val="en-US"/>
+        </w:rPr>
+      </w:pPr>
+    </w:p>
+    <w:p>
+      <w:pPr>
+        <w:rPr>
+          <w:b/>
+          <w:bCs/>
+          <w:sz w:val="24"/>
+          <w:szCs w:val="22"/>
+          <w:lang w:val="en-US"/>
+        </w:rPr>
+      </w:pPr>
+      <w:r>
+        <w:rPr>
+          <w:b/>
+          <w:bCs/>
+          <w:sz w:val="24"/>
+          <w:szCs w:val="22"/>
+          <w:lang w:val="en-US"/>
+        </w:rPr>
+        <w:t>Date:</w:t>
+      </w:r>
       <w:bookmarkStart w:id="0" w:name="_GoBack"/>
       <w:bookmarkEnd w:id="0"/>
+    </w:p>
+    <w:p>
+      <w:pPr>
+        <w:rPr>
+          <w:sz w:val="24"/>
+          <w:szCs w:val="22"/>
+          <w:lang w:val="en-US"/>
+        </w:rPr>
+      </w:pPr>
+    </w:p>
+    <w:p>
+      <w:pPr>
+        <w:pStyle w:val="ListParagraph"/>
+        <w:numPr>
+          <w:ilvl w:val="0"/>
+          <w:numId w:val="1"/>
+        </w:numPr>
+        <w:rPr>
+          <w:sz w:val="24"/>
+          <w:szCs w:val="22"/>
+          <w:lang w:val="en-US"/>
+        </w:rPr>
+      </w:pPr>
+      <w:r>
+        <w:rPr>
+          <w:sz w:val="24"/>
+          <w:szCs w:val="22"/>
+          <w:lang w:val="en-US"/>
+        </w:rPr>
+        <w:lastRenderedPageBreak/>
+        <w:t>Launch</w:t>
+      </w:r>
     </w:p>
     <w:sectPr>
       <w:pgSz w:w="11906" w:h="16838"/>
@@ -642,6 +1489,17 @@
       <w:contextualSpacing/>
     </w:pPr>
   </w:style>
+  <w:style w:type="character" w:styleId="Hyperlink">
+    <w:name w:val="Hyperlink"/>
+    <w:basedOn w:val="DefaultParagraphFont"/>
+    <w:uiPriority w:val="99"/>
+    <w:unhideWhenUsed/>
+    <w:rsid w:val="003E1C71"/>
+    <w:rPr>
+      <w:color w:val="0563C1" w:themeColor="hyperlink"/>
+      <w:u w:val="single"/>
+    </w:rPr>
+  </w:style>
 </w:styles>
 </file>
 

--- a/Assignments_SA2512006.docx
+++ b/Assignments_SA2512006.docx
@@ -533,7 +533,29 @@
           <w:highlight w:val="yellow"/>
           <w:lang w:val="en-US"/>
         </w:rPr>
-        <w:t>Use Name / Id locator</w:t>
+        <w:t xml:space="preserve">Use </w:t>
+      </w:r>
+      <w:r>
+        <w:rPr>
+          <w:b/>
+          <w:bCs/>
+          <w:sz w:val="24"/>
+          <w:szCs w:val="22"/>
+          <w:highlight w:val="yellow"/>
+          <w:lang w:val="en-US"/>
+        </w:rPr>
+        <w:t>CssSelector Special Characters</w:t>
+      </w:r>
+      <w:r>
+        <w:rPr>
+          <w:b/>
+          <w:bCs/>
+          <w:sz w:val="24"/>
+          <w:szCs w:val="22"/>
+          <w:highlight w:val="yellow"/>
+          <w:lang w:val="en-US"/>
+        </w:rPr>
+        <w:t xml:space="preserve"> locator</w:t>
       </w:r>
     </w:p>
     <w:p>
@@ -913,17 +935,221 @@
         </w:rPr>
         <w:t>Date:</w:t>
       </w:r>
+      <w:r>
+        <w:rPr>
+          <w:b/>
+          <w:bCs/>
+          <w:sz w:val="24"/>
+          <w:szCs w:val="22"/>
+          <w:lang w:val="en-US"/>
+        </w:rPr>
+        <w:t xml:space="preserve"> 10 March 2026</w:t>
+      </w:r>
+    </w:p>
+    <w:p>
+      <w:pPr>
+        <w:rPr>
+          <w:sz w:val="24"/>
+          <w:szCs w:val="22"/>
+          <w:lang w:val="en-US"/>
+        </w:rPr>
+      </w:pPr>
+    </w:p>
+    <w:p>
+      <w:pPr>
+        <w:pStyle w:val="ListParagraph"/>
+        <w:numPr>
+          <w:ilvl w:val="0"/>
+          <w:numId w:val="1"/>
+        </w:numPr>
+        <w:rPr>
+          <w:sz w:val="24"/>
+          <w:szCs w:val="22"/>
+          <w:lang w:val="en-US"/>
+        </w:rPr>
+      </w:pPr>
+      <w:r>
+        <w:rPr>
+          <w:sz w:val="24"/>
+          <w:szCs w:val="22"/>
+          <w:lang w:val="en-US"/>
+        </w:rPr>
+        <w:lastRenderedPageBreak/>
+        <w:t xml:space="preserve">Launch </w:t>
+      </w:r>
+      <w:hyperlink r:id="rId10" w:history="1">
+        <w:r>
+          <w:rPr>
+            <w:rStyle w:val="Hyperlink"/>
+            <w:sz w:val="24"/>
+            <w:szCs w:val="22"/>
+            <w:lang w:val="en-US"/>
+          </w:rPr>
+          <w:t>https://register.rediff.com/register/register.php?FormName=user_details</w:t>
+        </w:r>
+      </w:hyperlink>
+    </w:p>
+    <w:p>
+      <w:pPr>
+        <w:pStyle w:val="ListParagraph"/>
+        <w:numPr>
+          <w:ilvl w:val="1"/>
+          <w:numId w:val="1"/>
+        </w:numPr>
+        <w:rPr>
+          <w:sz w:val="24"/>
+          <w:szCs w:val="22"/>
+          <w:lang w:val="en-US"/>
+        </w:rPr>
+      </w:pPr>
+      <w:r>
+        <w:rPr>
+          <w:sz w:val="24"/>
+          <w:szCs w:val="22"/>
+          <w:lang w:val="en-US"/>
+        </w:rPr>
+        <w:t>Enter Full Name</w:t>
+      </w:r>
+    </w:p>
+    <w:p>
+      <w:pPr>
+        <w:pStyle w:val="ListParagraph"/>
+        <w:numPr>
+          <w:ilvl w:val="1"/>
+          <w:numId w:val="1"/>
+        </w:numPr>
+        <w:rPr>
+          <w:sz w:val="24"/>
+          <w:szCs w:val="22"/>
+          <w:lang w:val="en-US"/>
+        </w:rPr>
+      </w:pPr>
+      <w:r>
+        <w:rPr>
+          <w:sz w:val="24"/>
+          <w:szCs w:val="22"/>
+          <w:lang w:val="en-US"/>
+        </w:rPr>
+        <w:t>Enter Rediff id</w:t>
+      </w:r>
+    </w:p>
+    <w:p>
+      <w:pPr>
+        <w:pStyle w:val="ListParagraph"/>
+        <w:numPr>
+          <w:ilvl w:val="1"/>
+          <w:numId w:val="1"/>
+        </w:numPr>
+        <w:rPr>
+          <w:sz w:val="24"/>
+          <w:szCs w:val="22"/>
+          <w:lang w:val="en-US"/>
+        </w:rPr>
+      </w:pPr>
+      <w:r>
+        <w:rPr>
+          <w:sz w:val="24"/>
+          <w:szCs w:val="22"/>
+          <w:lang w:val="en-US"/>
+        </w:rPr>
+        <w:t>Enter password</w:t>
+      </w:r>
+    </w:p>
+    <w:p>
+      <w:pPr>
+        <w:pStyle w:val="ListParagraph"/>
+        <w:numPr>
+          <w:ilvl w:val="1"/>
+          <w:numId w:val="1"/>
+        </w:numPr>
+        <w:rPr>
+          <w:sz w:val="24"/>
+          <w:szCs w:val="22"/>
+          <w:lang w:val="en-US"/>
+        </w:rPr>
+      </w:pPr>
+      <w:r>
+        <w:rPr>
+          <w:sz w:val="24"/>
+          <w:szCs w:val="22"/>
+          <w:lang w:val="en-US"/>
+        </w:rPr>
+        <w:t>Enter Retype password</w:t>
+      </w:r>
+    </w:p>
+    <w:p>
+      <w:pPr>
+        <w:pStyle w:val="ListParagraph"/>
+        <w:numPr>
+          <w:ilvl w:val="1"/>
+          <w:numId w:val="1"/>
+        </w:numPr>
+        <w:rPr>
+          <w:sz w:val="24"/>
+          <w:szCs w:val="22"/>
+          <w:lang w:val="en-US"/>
+        </w:rPr>
+      </w:pPr>
+      <w:r>
+        <w:rPr>
+          <w:sz w:val="24"/>
+          <w:szCs w:val="22"/>
+          <w:lang w:val="en-US"/>
+        </w:rPr>
+        <w:t>Enter Recovery mail id</w:t>
+      </w:r>
       <w:bookmarkStart w:id="0" w:name="_GoBack"/>
       <w:bookmarkEnd w:id="0"/>
     </w:p>
     <w:p>
       <w:pPr>
-        <w:rPr>
-          <w:sz w:val="24"/>
-          <w:szCs w:val="22"/>
-          <w:lang w:val="en-US"/>
-        </w:rPr>
-      </w:pPr>
+        <w:pStyle w:val="ListParagraph"/>
+        <w:numPr>
+          <w:ilvl w:val="1"/>
+          <w:numId w:val="1"/>
+        </w:numPr>
+        <w:rPr>
+          <w:sz w:val="24"/>
+          <w:szCs w:val="22"/>
+          <w:lang w:val="en-US"/>
+        </w:rPr>
+      </w:pPr>
+      <w:r>
+        <w:rPr>
+          <w:sz w:val="24"/>
+          <w:szCs w:val="22"/>
+          <w:lang w:val="en-US"/>
+        </w:rPr>
+        <w:t>Enter mobile no</w:t>
+      </w:r>
+      <w:r>
+        <w:rPr>
+          <w:sz w:val="24"/>
+          <w:szCs w:val="22"/>
+          <w:lang w:val="en-US"/>
+        </w:rPr>
+        <w:br/>
+      </w:r>
+      <w:r>
+        <w:rPr>
+          <w:b/>
+          <w:bCs/>
+          <w:sz w:val="24"/>
+          <w:szCs w:val="22"/>
+          <w:lang w:val="en-US"/>
+        </w:rPr>
+        <w:t xml:space="preserve">Use </w:t>
+      </w:r>
+      <w:r>
+        <w:rPr>
+          <w:b/>
+          <w:bCs/>
+          <w:sz w:val="24"/>
+          <w:szCs w:val="22"/>
+          <w:lang w:val="en-US"/>
+        </w:rPr>
+        <w:t>Absolute XPath</w:t>
+      </w:r>
     </w:p>
     <w:p>
       <w:pPr>
@@ -938,15 +1164,6 @@
           <w:lang w:val="en-US"/>
         </w:rPr>
       </w:pPr>
-      <w:r>
-        <w:rPr>
-          <w:sz w:val="24"/>
-          <w:szCs w:val="22"/>
-          <w:lang w:val="en-US"/>
-        </w:rPr>
-        <w:lastRenderedPageBreak/>
-        <w:t>Launch</w:t>
-      </w:r>
     </w:p>
     <w:sectPr>
       <w:pgSz w:w="11906" w:h="16838"/>
@@ -961,7 +1178,7 @@
 <file path=word/numbering.xml><?xml version="1.0" encoding="utf-8"?>
 <w:numbering xmlns:wpc="http://schemas.microsoft.com/office/word/2010/wordprocessingCanvas" xmlns:mc="http://schemas.openxmlformats.org/markup-compatibility/2006" xmlns:o="urn:schemas-microsoft-com:office:office" xmlns:r="http://schemas.openxmlformats.org/officeDocument/2006/relationships" xmlns:m="http://schemas.openxmlformats.org/officeDocument/2006/math" xmlns:v="urn:schemas-microsoft-com:vml" xmlns:wp14="http://schemas.microsoft.com/office/word/2010/wordprocessingDrawing" xmlns:wp="http://schemas.openxmlformats.org/drawingml/2006/wordprocessingDrawing" xmlns:w10="urn:schemas-microsoft-com:office:word" xmlns:w="http://schemas.openxmlformats.org/wordprocessingml/2006/main" xmlns:w14="http://schemas.microsoft.com/office/word/2010/wordml" xmlns:w15="http://schemas.microsoft.com/office/word/2012/wordml" xmlns:wpg="http://schemas.microsoft.com/office/word/2010/wordprocessingGroup" xmlns:wpi="http://schemas.microsoft.com/office/word/2010/wordprocessingInk" xmlns:wne="http://schemas.microsoft.com/office/word/2006/wordml" xmlns:wps="http://schemas.microsoft.com/office/word/2010/wordprocessingShape" mc:Ignorable="w14 w15 wp14">
   <w:abstractNum w:abstractNumId="0">
-    <w:nsid w:val="421679A4"/>
+    <w:nsid w:val="0B1C5254"/>
     <w:multiLevelType w:val="hybridMultilevel"/>
     <w:tmpl w:val="A7A29332"/>
     <w:lvl w:ilvl="0" w:tplc="4009000F">
@@ -1049,7 +1266,99 @@
       </w:pPr>
     </w:lvl>
   </w:abstractNum>
+  <w:abstractNum w:abstractNumId="1">
+    <w:nsid w:val="421679A4"/>
+    <w:multiLevelType w:val="hybridMultilevel"/>
+    <w:tmpl w:val="A7A29332"/>
+    <w:lvl w:ilvl="0" w:tplc="4009000F">
+      <w:start w:val="1"/>
+      <w:numFmt w:val="decimal"/>
+      <w:lvlText w:val="%1."/>
+      <w:lvlJc w:val="left"/>
+      <w:pPr>
+        <w:ind w:left="720" w:hanging="360"/>
+      </w:pPr>
+      <w:rPr>
+        <w:rFonts w:hint="default"/>
+      </w:rPr>
+    </w:lvl>
+    <w:lvl w:ilvl="1" w:tplc="40090019">
+      <w:start w:val="1"/>
+      <w:numFmt w:val="lowerLetter"/>
+      <w:lvlText w:val="%2."/>
+      <w:lvlJc w:val="left"/>
+      <w:pPr>
+        <w:ind w:left="1440" w:hanging="360"/>
+      </w:pPr>
+    </w:lvl>
+    <w:lvl w:ilvl="2" w:tplc="4009001B" w:tentative="1">
+      <w:start w:val="1"/>
+      <w:numFmt w:val="lowerRoman"/>
+      <w:lvlText w:val="%3."/>
+      <w:lvlJc w:val="right"/>
+      <w:pPr>
+        <w:ind w:left="2160" w:hanging="180"/>
+      </w:pPr>
+    </w:lvl>
+    <w:lvl w:ilvl="3" w:tplc="4009000F" w:tentative="1">
+      <w:start w:val="1"/>
+      <w:numFmt w:val="decimal"/>
+      <w:lvlText w:val="%4."/>
+      <w:lvlJc w:val="left"/>
+      <w:pPr>
+        <w:ind w:left="2880" w:hanging="360"/>
+      </w:pPr>
+    </w:lvl>
+    <w:lvl w:ilvl="4" w:tplc="40090019" w:tentative="1">
+      <w:start w:val="1"/>
+      <w:numFmt w:val="lowerLetter"/>
+      <w:lvlText w:val="%5."/>
+      <w:lvlJc w:val="left"/>
+      <w:pPr>
+        <w:ind w:left="3600" w:hanging="360"/>
+      </w:pPr>
+    </w:lvl>
+    <w:lvl w:ilvl="5" w:tplc="4009001B" w:tentative="1">
+      <w:start w:val="1"/>
+      <w:numFmt w:val="lowerRoman"/>
+      <w:lvlText w:val="%6."/>
+      <w:lvlJc w:val="right"/>
+      <w:pPr>
+        <w:ind w:left="4320" w:hanging="180"/>
+      </w:pPr>
+    </w:lvl>
+    <w:lvl w:ilvl="6" w:tplc="4009000F" w:tentative="1">
+      <w:start w:val="1"/>
+      <w:numFmt w:val="decimal"/>
+      <w:lvlText w:val="%7."/>
+      <w:lvlJc w:val="left"/>
+      <w:pPr>
+        <w:ind w:left="5040" w:hanging="360"/>
+      </w:pPr>
+    </w:lvl>
+    <w:lvl w:ilvl="7" w:tplc="40090019" w:tentative="1">
+      <w:start w:val="1"/>
+      <w:numFmt w:val="lowerLetter"/>
+      <w:lvlText w:val="%8."/>
+      <w:lvlJc w:val="left"/>
+      <w:pPr>
+        <w:ind w:left="5760" w:hanging="360"/>
+      </w:pPr>
+    </w:lvl>
+    <w:lvl w:ilvl="8" w:tplc="4009001B" w:tentative="1">
+      <w:start w:val="1"/>
+      <w:numFmt w:val="lowerRoman"/>
+      <w:lvlText w:val="%9."/>
+      <w:lvlJc w:val="right"/>
+      <w:pPr>
+        <w:ind w:left="6480" w:hanging="180"/>
+      </w:pPr>
+    </w:lvl>
+  </w:abstractNum>
   <w:num w:numId="1">
+    <w:abstractNumId w:val="1"/>
+  </w:num>
+  <w:num w:numId="2">
     <w:abstractNumId w:val="0"/>
   </w:num>
 </w:numbering>

--- a/Assignments_SA2512006.docx
+++ b/Assignments_SA2512006.docx
@@ -1098,72 +1098,278 @@
         </w:rPr>
         <w:t>Enter Recovery mail id</w:t>
       </w:r>
+    </w:p>
+    <w:p>
+      <w:pPr>
+        <w:pStyle w:val="ListParagraph"/>
+        <w:numPr>
+          <w:ilvl w:val="1"/>
+          <w:numId w:val="1"/>
+        </w:numPr>
+        <w:rPr>
+          <w:sz w:val="24"/>
+          <w:szCs w:val="22"/>
+          <w:lang w:val="en-US"/>
+        </w:rPr>
+      </w:pPr>
+      <w:r>
+        <w:rPr>
+          <w:sz w:val="24"/>
+          <w:szCs w:val="22"/>
+          <w:lang w:val="en-US"/>
+        </w:rPr>
+        <w:t>Enter mobile no</w:t>
+      </w:r>
+      <w:r>
+        <w:rPr>
+          <w:sz w:val="24"/>
+          <w:szCs w:val="22"/>
+          <w:lang w:val="en-US"/>
+        </w:rPr>
+        <w:br/>
+      </w:r>
+      <w:r>
+        <w:rPr>
+          <w:b/>
+          <w:bCs/>
+          <w:sz w:val="24"/>
+          <w:szCs w:val="22"/>
+          <w:lang w:val="en-US"/>
+        </w:rPr>
+        <w:t xml:space="preserve">Use </w:t>
+      </w:r>
+      <w:r>
+        <w:rPr>
+          <w:b/>
+          <w:bCs/>
+          <w:sz w:val="24"/>
+          <w:szCs w:val="22"/>
+          <w:lang w:val="en-US"/>
+        </w:rPr>
+        <w:t>Absolute XPath</w:t>
+      </w:r>
+    </w:p>
+    <w:p>
+      <w:pPr>
+        <w:pStyle w:val="ListParagraph"/>
+        <w:numPr>
+          <w:ilvl w:val="0"/>
+          <w:numId w:val="1"/>
+        </w:numPr>
+        <w:spacing w:line="256" w:lineRule="auto"/>
+        <w:rPr>
+          <w:sz w:val="24"/>
+          <w:szCs w:val="24"/>
+          <w:lang w:val="en-US"/>
+        </w:rPr>
+      </w:pPr>
+      <w:r>
+        <w:rPr>
+          <w:sz w:val="24"/>
+          <w:szCs w:val="24"/>
+          <w:lang w:val="en-US"/>
+        </w:rPr>
+        <w:t xml:space="preserve">Open </w:t>
+      </w:r>
+      <w:hyperlink r:id="rId11" w:history="1">
+        <w:r>
+          <w:rPr>
+            <w:rStyle w:val="Hyperlink"/>
+            <w:sz w:val="24"/>
+            <w:szCs w:val="24"/>
+            <w:lang w:val="en-US"/>
+          </w:rPr>
+          <w:t>https://echoecho.com/htmlforms09.htm</w:t>
+        </w:r>
+      </w:hyperlink>
+    </w:p>
+    <w:p>
+      <w:pPr>
+        <w:pStyle w:val="ListParagraph"/>
+        <w:numPr>
+          <w:ilvl w:val="1"/>
+          <w:numId w:val="1"/>
+        </w:numPr>
+        <w:spacing w:line="256" w:lineRule="auto"/>
+        <w:rPr>
+          <w:sz w:val="24"/>
+          <w:szCs w:val="24"/>
+          <w:lang w:val="en-US"/>
+        </w:rPr>
+      </w:pPr>
+      <w:r>
+        <w:rPr>
+          <w:sz w:val="24"/>
+          <w:szCs w:val="24"/>
+          <w:lang w:val="en-US"/>
+        </w:rPr>
+        <w:t>Display the status of all 3 checkboxes (Milk, butter and Cheese)</w:t>
+      </w:r>
+    </w:p>
+    <w:p>
+      <w:pPr>
+        <w:pStyle w:val="ListParagraph"/>
+        <w:numPr>
+          <w:ilvl w:val="1"/>
+          <w:numId w:val="1"/>
+        </w:numPr>
+        <w:spacing w:line="256" w:lineRule="auto"/>
+        <w:rPr>
+          <w:sz w:val="24"/>
+          <w:szCs w:val="24"/>
+          <w:lang w:val="en-US"/>
+        </w:rPr>
+      </w:pPr>
+      <w:r>
+        <w:rPr>
+          <w:sz w:val="24"/>
+          <w:szCs w:val="24"/>
+          <w:lang w:val="en-US"/>
+        </w:rPr>
+        <w:t>Only select those checkboxes those are not selected</w:t>
+      </w:r>
+    </w:p>
+    <w:p>
+      <w:pPr>
+        <w:pStyle w:val="ListParagraph"/>
+        <w:numPr>
+          <w:ilvl w:val="1"/>
+          <w:numId w:val="1"/>
+        </w:numPr>
+        <w:spacing w:line="256" w:lineRule="auto"/>
+        <w:rPr>
+          <w:sz w:val="24"/>
+          <w:szCs w:val="24"/>
+          <w:lang w:val="en-US"/>
+        </w:rPr>
+      </w:pPr>
+      <w:r>
+        <w:rPr>
+          <w:sz w:val="24"/>
+          <w:szCs w:val="24"/>
+          <w:lang w:val="en-US"/>
+        </w:rPr>
+        <w:t>Display the status. (After)</w:t>
+      </w:r>
+    </w:p>
+    <w:p>
+      <w:pPr>
+        <w:pStyle w:val="ListParagraph"/>
+        <w:numPr>
+          <w:ilvl w:val="0"/>
+          <w:numId w:val="1"/>
+        </w:numPr>
+        <w:spacing w:line="256" w:lineRule="auto"/>
+        <w:rPr>
+          <w:sz w:val="24"/>
+          <w:szCs w:val="24"/>
+          <w:lang w:val="en-US"/>
+        </w:rPr>
+      </w:pPr>
+      <w:r>
+        <w:rPr>
+          <w:sz w:val="24"/>
+          <w:szCs w:val="24"/>
+          <w:lang w:val="en-US"/>
+        </w:rPr>
+        <w:t xml:space="preserve">Open </w:t>
+      </w:r>
+      <w:hyperlink r:id="rId12" w:history="1">
+        <w:r>
+          <w:rPr>
+            <w:rStyle w:val="Hyperlink"/>
+            <w:sz w:val="24"/>
+            <w:szCs w:val="24"/>
+            <w:lang w:val="en-US"/>
+          </w:rPr>
+          <w:t>https://echoecho.com/htmlforms10.htm</w:t>
+        </w:r>
+      </w:hyperlink>
+    </w:p>
+    <w:p>
+      <w:pPr>
+        <w:pStyle w:val="ListParagraph"/>
+        <w:numPr>
+          <w:ilvl w:val="1"/>
+          <w:numId w:val="1"/>
+        </w:numPr>
+        <w:spacing w:line="256" w:lineRule="auto"/>
+        <w:rPr>
+          <w:sz w:val="24"/>
+          <w:szCs w:val="24"/>
+          <w:lang w:val="en-US"/>
+        </w:rPr>
+      </w:pPr>
+      <w:r>
+        <w:rPr>
+          <w:sz w:val="24"/>
+          <w:szCs w:val="24"/>
+          <w:lang w:val="en-US"/>
+        </w:rPr>
+        <w:t>Display the status of each radio button</w:t>
+      </w:r>
+    </w:p>
+    <w:p>
+      <w:pPr>
+        <w:pStyle w:val="ListParagraph"/>
+        <w:numPr>
+          <w:ilvl w:val="1"/>
+          <w:numId w:val="1"/>
+        </w:numPr>
+        <w:spacing w:line="256" w:lineRule="auto"/>
+        <w:rPr>
+          <w:sz w:val="24"/>
+          <w:szCs w:val="24"/>
+          <w:lang w:val="en-US"/>
+        </w:rPr>
+      </w:pPr>
+      <w:r>
+        <w:rPr>
+          <w:sz w:val="24"/>
+          <w:szCs w:val="24"/>
+          <w:lang w:val="en-US"/>
+        </w:rPr>
+        <w:t>Click on each radio button</w:t>
+      </w:r>
+    </w:p>
+    <w:p>
+      <w:pPr>
+        <w:pStyle w:val="ListParagraph"/>
+        <w:numPr>
+          <w:ilvl w:val="1"/>
+          <w:numId w:val="1"/>
+        </w:numPr>
+        <w:spacing w:line="256" w:lineRule="auto"/>
+        <w:rPr>
+          <w:sz w:val="24"/>
+          <w:szCs w:val="24"/>
+          <w:lang w:val="en-US"/>
+        </w:rPr>
+      </w:pPr>
+      <w:r>
+        <w:rPr>
+          <w:sz w:val="24"/>
+          <w:szCs w:val="24"/>
+          <w:lang w:val="en-US"/>
+        </w:rPr>
+        <w:t>Display the status of each radio button.</w:t>
+      </w:r>
+    </w:p>
+    <w:p>
+      <w:pPr>
+        <w:pStyle w:val="ListParagraph"/>
+        <w:numPr>
+          <w:ilvl w:val="0"/>
+          <w:numId w:val="1"/>
+        </w:numPr>
+        <w:rPr>
+          <w:sz w:val="24"/>
+          <w:szCs w:val="22"/>
+          <w:lang w:val="en-US"/>
+        </w:rPr>
+      </w:pPr>
       <w:bookmarkStart w:id="0" w:name="_GoBack"/>
       <w:bookmarkEnd w:id="0"/>
-    </w:p>
-    <w:p>
-      <w:pPr>
-        <w:pStyle w:val="ListParagraph"/>
-        <w:numPr>
-          <w:ilvl w:val="1"/>
-          <w:numId w:val="1"/>
-        </w:numPr>
-        <w:rPr>
-          <w:sz w:val="24"/>
-          <w:szCs w:val="22"/>
-          <w:lang w:val="en-US"/>
-        </w:rPr>
-      </w:pPr>
-      <w:r>
-        <w:rPr>
-          <w:sz w:val="24"/>
-          <w:szCs w:val="22"/>
-          <w:lang w:val="en-US"/>
-        </w:rPr>
-        <w:t>Enter mobile no</w:t>
-      </w:r>
-      <w:r>
-        <w:rPr>
-          <w:sz w:val="24"/>
-          <w:szCs w:val="22"/>
-          <w:lang w:val="en-US"/>
-        </w:rPr>
-        <w:br/>
-      </w:r>
-      <w:r>
-        <w:rPr>
-          <w:b/>
-          <w:bCs/>
-          <w:sz w:val="24"/>
-          <w:szCs w:val="22"/>
-          <w:lang w:val="en-US"/>
-        </w:rPr>
-        <w:t xml:space="preserve">Use </w:t>
-      </w:r>
-      <w:r>
-        <w:rPr>
-          <w:b/>
-          <w:bCs/>
-          <w:sz w:val="24"/>
-          <w:szCs w:val="22"/>
-          <w:lang w:val="en-US"/>
-        </w:rPr>
-        <w:t>Absolute XPath</w:t>
-      </w:r>
-    </w:p>
-    <w:p>
-      <w:pPr>
-        <w:pStyle w:val="ListParagraph"/>
-        <w:numPr>
-          <w:ilvl w:val="0"/>
-          <w:numId w:val="1"/>
-        </w:numPr>
-        <w:rPr>
-          <w:sz w:val="24"/>
-          <w:szCs w:val="22"/>
-          <w:lang w:val="en-US"/>
-        </w:rPr>
-      </w:pPr>
     </w:p>
     <w:sectPr>
       <w:pgSz w:w="11906" w:h="16838"/>
@@ -1355,11 +1561,127 @@
       </w:pPr>
     </w:lvl>
   </w:abstractNum>
+  <w:abstractNum w:abstractNumId="2">
+    <w:nsid w:val="4E5B4A02"/>
+    <w:multiLevelType w:val="hybridMultilevel"/>
+    <w:tmpl w:val="E8BC0844"/>
+    <w:lvl w:ilvl="0" w:tplc="4009000F">
+      <w:start w:val="1"/>
+      <w:numFmt w:val="decimal"/>
+      <w:lvlText w:val="%1."/>
+      <w:lvlJc w:val="left"/>
+      <w:pPr>
+        <w:ind w:left="720" w:hanging="360"/>
+      </w:pPr>
+    </w:lvl>
+    <w:lvl w:ilvl="1" w:tplc="40090019">
+      <w:start w:val="1"/>
+      <w:numFmt w:val="lowerLetter"/>
+      <w:lvlText w:val="%2."/>
+      <w:lvlJc w:val="left"/>
+      <w:pPr>
+        <w:ind w:left="1440" w:hanging="360"/>
+      </w:pPr>
+    </w:lvl>
+    <w:lvl w:ilvl="2" w:tplc="4009001B">
+      <w:start w:val="1"/>
+      <w:numFmt w:val="lowerRoman"/>
+      <w:lvlText w:val="%3."/>
+      <w:lvlJc w:val="right"/>
+      <w:pPr>
+        <w:ind w:left="2160" w:hanging="180"/>
+      </w:pPr>
+    </w:lvl>
+    <w:lvl w:ilvl="3" w:tplc="4009000F">
+      <w:start w:val="1"/>
+      <w:numFmt w:val="decimal"/>
+      <w:lvlText w:val="%4."/>
+      <w:lvlJc w:val="left"/>
+      <w:pPr>
+        <w:ind w:left="2880" w:hanging="360"/>
+      </w:pPr>
+    </w:lvl>
+    <w:lvl w:ilvl="4" w:tplc="40090019">
+      <w:start w:val="1"/>
+      <w:numFmt w:val="lowerLetter"/>
+      <w:lvlText w:val="%5."/>
+      <w:lvlJc w:val="left"/>
+      <w:pPr>
+        <w:ind w:left="3600" w:hanging="360"/>
+      </w:pPr>
+    </w:lvl>
+    <w:lvl w:ilvl="5" w:tplc="4009001B">
+      <w:start w:val="1"/>
+      <w:numFmt w:val="lowerRoman"/>
+      <w:lvlText w:val="%6."/>
+      <w:lvlJc w:val="right"/>
+      <w:pPr>
+        <w:ind w:left="4320" w:hanging="180"/>
+      </w:pPr>
+    </w:lvl>
+    <w:lvl w:ilvl="6" w:tplc="4009000F">
+      <w:start w:val="1"/>
+      <w:numFmt w:val="decimal"/>
+      <w:lvlText w:val="%7."/>
+      <w:lvlJc w:val="left"/>
+      <w:pPr>
+        <w:ind w:left="5040" w:hanging="360"/>
+      </w:pPr>
+    </w:lvl>
+    <w:lvl w:ilvl="7" w:tplc="40090019">
+      <w:start w:val="1"/>
+      <w:numFmt w:val="lowerLetter"/>
+      <w:lvlText w:val="%8."/>
+      <w:lvlJc w:val="left"/>
+      <w:pPr>
+        <w:ind w:left="5760" w:hanging="360"/>
+      </w:pPr>
+    </w:lvl>
+    <w:lvl w:ilvl="8" w:tplc="4009001B">
+      <w:start w:val="1"/>
+      <w:numFmt w:val="lowerRoman"/>
+      <w:lvlText w:val="%9."/>
+      <w:lvlJc w:val="right"/>
+      <w:pPr>
+        <w:ind w:left="6480" w:hanging="180"/>
+      </w:pPr>
+    </w:lvl>
+  </w:abstractNum>
   <w:num w:numId="1">
     <w:abstractNumId w:val="1"/>
   </w:num>
   <w:num w:numId="2">
     <w:abstractNumId w:val="0"/>
+  </w:num>
+  <w:num w:numId="3">
+    <w:abstractNumId w:val="2"/>
+    <w:lvlOverride w:ilvl="0">
+      <w:startOverride w:val="1"/>
+    </w:lvlOverride>
+    <w:lvlOverride w:ilvl="1">
+      <w:startOverride w:val="1"/>
+    </w:lvlOverride>
+    <w:lvlOverride w:ilvl="2">
+      <w:startOverride w:val="1"/>
+    </w:lvlOverride>
+    <w:lvlOverride w:ilvl="3">
+      <w:startOverride w:val="1"/>
+    </w:lvlOverride>
+    <w:lvlOverride w:ilvl="4">
+      <w:startOverride w:val="1"/>
+    </w:lvlOverride>
+    <w:lvlOverride w:ilvl="5">
+      <w:startOverride w:val="1"/>
+    </w:lvlOverride>
+    <w:lvlOverride w:ilvl="6">
+      <w:startOverride w:val="1"/>
+    </w:lvlOverride>
+    <w:lvlOverride w:ilvl="7">
+      <w:startOverride w:val="1"/>
+    </w:lvlOverride>
+    <w:lvlOverride w:ilvl="8">
+      <w:startOverride w:val="1"/>
+    </w:lvlOverride>
   </w:num>
 </w:numbering>
 </file>

--- a/Assignments_SA2512006.docx
+++ b/Assignments_SA2512006.docx
@@ -1353,6 +1353,1035 @@
           <w:lang w:val="en-US"/>
         </w:rPr>
         <w:t>Display the status of each radio button.</w:t>
+      </w:r>
+    </w:p>
+    <w:p>
+      <w:pPr>
+        <w:pStyle w:val="ListParagraph"/>
+        <w:numPr>
+          <w:ilvl w:val="0"/>
+          <w:numId w:val="1"/>
+        </w:numPr>
+        <w:spacing w:line="256" w:lineRule="auto"/>
+        <w:rPr>
+          <w:sz w:val="24"/>
+          <w:szCs w:val="22"/>
+          <w:lang w:val="en-US"/>
+        </w:rPr>
+      </w:pPr>
+      <w:r>
+        <w:rPr>
+          <w:sz w:val="24"/>
+          <w:szCs w:val="22"/>
+          <w:lang w:val="en-US"/>
+        </w:rPr>
+        <w:t xml:space="preserve">Launch </w:t>
+      </w:r>
+      <w:hyperlink r:id="rId13" w:history="1">
+        <w:r>
+          <w:rPr>
+            <w:rStyle w:val="Hyperlink"/>
+            <w:sz w:val="24"/>
+            <w:szCs w:val="22"/>
+            <w:lang w:val="en-US"/>
+          </w:rPr>
+          <w:t>https://testautomationpract</w:t>
+        </w:r>
+        <w:r>
+          <w:rPr>
+            <w:rStyle w:val="Hyperlink"/>
+            <w:sz w:val="24"/>
+            <w:szCs w:val="22"/>
+            <w:lang w:val="en-US"/>
+          </w:rPr>
+          <w:t>i</w:t>
+        </w:r>
+        <w:r>
+          <w:rPr>
+            <w:rStyle w:val="Hyperlink"/>
+            <w:sz w:val="24"/>
+            <w:szCs w:val="22"/>
+            <w:lang w:val="en-US"/>
+          </w:rPr>
+          <w:t>ce.blogspot.com/?m=1</w:t>
+        </w:r>
+      </w:hyperlink>
+    </w:p>
+    <w:p>
+      <w:pPr>
+        <w:pStyle w:val="ListParagraph"/>
+        <w:numPr>
+          <w:ilvl w:val="1"/>
+          <w:numId w:val="1"/>
+        </w:numPr>
+        <w:spacing w:line="254" w:lineRule="auto"/>
+        <w:rPr>
+          <w:sz w:val="24"/>
+          <w:szCs w:val="24"/>
+          <w:lang w:val="en-US"/>
+        </w:rPr>
+      </w:pPr>
+      <w:r>
+        <w:rPr>
+          <w:sz w:val="24"/>
+          <w:szCs w:val="24"/>
+          <w:lang w:val="en-US"/>
+        </w:rPr>
+        <w:t xml:space="preserve">Display the status of all 7 checkboxes (Monday, Tuesday </w:t>
+      </w:r>
+      <w:proofErr w:type="spellStart"/>
+      <w:r>
+        <w:rPr>
+          <w:sz w:val="24"/>
+          <w:szCs w:val="24"/>
+          <w:lang w:val="en-US"/>
+        </w:rPr>
+        <w:t>etc</w:t>
+      </w:r>
+      <w:proofErr w:type="spellEnd"/>
+      <w:r>
+        <w:rPr>
+          <w:sz w:val="24"/>
+          <w:szCs w:val="24"/>
+          <w:lang w:val="en-US"/>
+        </w:rPr>
+        <w:t>)</w:t>
+      </w:r>
+    </w:p>
+    <w:p>
+      <w:pPr>
+        <w:pStyle w:val="ListParagraph"/>
+        <w:numPr>
+          <w:ilvl w:val="1"/>
+          <w:numId w:val="1"/>
+        </w:numPr>
+        <w:spacing w:line="254" w:lineRule="auto"/>
+        <w:rPr>
+          <w:sz w:val="24"/>
+          <w:szCs w:val="24"/>
+          <w:lang w:val="en-US"/>
+        </w:rPr>
+      </w:pPr>
+      <w:r>
+        <w:rPr>
+          <w:sz w:val="24"/>
+          <w:szCs w:val="24"/>
+          <w:lang w:val="en-US"/>
+        </w:rPr>
+        <w:t>Only select those checkboxes those are not selected (Check every checkbox)</w:t>
+      </w:r>
+    </w:p>
+    <w:p>
+      <w:pPr>
+        <w:pStyle w:val="ListParagraph"/>
+        <w:numPr>
+          <w:ilvl w:val="1"/>
+          <w:numId w:val="1"/>
+        </w:numPr>
+        <w:spacing w:line="254" w:lineRule="auto"/>
+        <w:rPr>
+          <w:sz w:val="24"/>
+          <w:szCs w:val="24"/>
+          <w:lang w:val="en-US"/>
+        </w:rPr>
+      </w:pPr>
+      <w:r>
+        <w:rPr>
+          <w:sz w:val="24"/>
+          <w:szCs w:val="24"/>
+          <w:lang w:val="en-US"/>
+        </w:rPr>
+        <w:t>Display the status.</w:t>
+      </w:r>
+    </w:p>
+    <w:p>
+      <w:pPr>
+        <w:pStyle w:val="ListParagraph"/>
+        <w:numPr>
+          <w:ilvl w:val="0"/>
+          <w:numId w:val="1"/>
+        </w:numPr>
+        <w:spacing w:line="256" w:lineRule="auto"/>
+        <w:rPr>
+          <w:sz w:val="24"/>
+          <w:szCs w:val="22"/>
+          <w:lang w:val="en-US"/>
+        </w:rPr>
+      </w:pPr>
+      <w:r>
+        <w:rPr>
+          <w:sz w:val="24"/>
+          <w:szCs w:val="22"/>
+          <w:lang w:val="en-US"/>
+        </w:rPr>
+        <w:t xml:space="preserve">Launch </w:t>
+      </w:r>
+      <w:hyperlink r:id="rId14" w:history="1">
+        <w:r>
+          <w:rPr>
+            <w:rStyle w:val="Hyperlink"/>
+            <w:sz w:val="24"/>
+            <w:szCs w:val="22"/>
+            <w:lang w:val="en-US"/>
+          </w:rPr>
+          <w:t>https://register.rediff.com/register/register.php?FormName=user_details</w:t>
+        </w:r>
+      </w:hyperlink>
+    </w:p>
+    <w:p>
+      <w:pPr>
+        <w:pStyle w:val="ListParagraph"/>
+        <w:numPr>
+          <w:ilvl w:val="1"/>
+          <w:numId w:val="1"/>
+        </w:numPr>
+        <w:spacing w:line="256" w:lineRule="auto"/>
+        <w:rPr>
+          <w:sz w:val="24"/>
+          <w:szCs w:val="22"/>
+          <w:lang w:val="en-US"/>
+        </w:rPr>
+      </w:pPr>
+      <w:r>
+        <w:rPr>
+          <w:sz w:val="24"/>
+          <w:szCs w:val="22"/>
+          <w:lang w:val="en-US"/>
+        </w:rPr>
+        <w:t>Select your birth date</w:t>
+      </w:r>
+    </w:p>
+    <w:p>
+      <w:pPr>
+        <w:pStyle w:val="ListParagraph"/>
+        <w:numPr>
+          <w:ilvl w:val="1"/>
+          <w:numId w:val="1"/>
+        </w:numPr>
+        <w:rPr>
+          <w:sz w:val="24"/>
+          <w:szCs w:val="22"/>
+          <w:lang w:val="en-US"/>
+        </w:rPr>
+      </w:pPr>
+      <w:r>
+        <w:rPr>
+          <w:sz w:val="24"/>
+          <w:szCs w:val="22"/>
+          <w:lang w:val="en-US"/>
+        </w:rPr>
+        <w:t>Display birth date in following format</w:t>
+      </w:r>
+      <w:r>
+        <w:rPr>
+          <w:sz w:val="24"/>
+          <w:szCs w:val="22"/>
+          <w:lang w:val="en-US"/>
+        </w:rPr>
+        <w:br/>
+        <w:t>My Birth Date: 29 JAN 1979</w:t>
+      </w:r>
+    </w:p>
+    <w:p>
+      <w:pPr>
+        <w:pStyle w:val="ListParagraph"/>
+        <w:numPr>
+          <w:ilvl w:val="0"/>
+          <w:numId w:val="1"/>
+        </w:numPr>
+        <w:spacing w:line="256" w:lineRule="auto"/>
+        <w:rPr>
+          <w:sz w:val="24"/>
+          <w:szCs w:val="22"/>
+          <w:lang w:val="en-US"/>
+        </w:rPr>
+      </w:pPr>
+      <w:r>
+        <w:rPr>
+          <w:sz w:val="24"/>
+          <w:szCs w:val="22"/>
+          <w:lang w:val="en-US"/>
+        </w:rPr>
+        <w:t xml:space="preserve">Launch </w:t>
+      </w:r>
+      <w:hyperlink r:id="rId15" w:history="1">
+        <w:r>
+          <w:rPr>
+            <w:rStyle w:val="Hyperlink"/>
+            <w:sz w:val="24"/>
+            <w:szCs w:val="22"/>
+            <w:lang w:val="en-US"/>
+          </w:rPr>
+          <w:t>https://omayo.blogspot.com/</w:t>
+        </w:r>
+      </w:hyperlink>
+    </w:p>
+    <w:p>
+      <w:pPr>
+        <w:pStyle w:val="ListParagraph"/>
+        <w:numPr>
+          <w:ilvl w:val="1"/>
+          <w:numId w:val="1"/>
+        </w:numPr>
+        <w:spacing w:line="256" w:lineRule="auto"/>
+        <w:rPr>
+          <w:sz w:val="24"/>
+          <w:szCs w:val="22"/>
+          <w:lang w:val="en-US"/>
+        </w:rPr>
+      </w:pPr>
+      <w:r>
+        <w:rPr>
+          <w:sz w:val="24"/>
+          <w:szCs w:val="22"/>
+          <w:lang w:val="en-US"/>
+        </w:rPr>
+        <w:t>Select doc3 from the older newsletters dropdown list</w:t>
+      </w:r>
+    </w:p>
+    <w:p>
+      <w:pPr>
+        <w:pStyle w:val="ListParagraph"/>
+        <w:numPr>
+          <w:ilvl w:val="1"/>
+          <w:numId w:val="1"/>
+        </w:numPr>
+        <w:spacing w:line="256" w:lineRule="auto"/>
+        <w:rPr>
+          <w:sz w:val="24"/>
+          <w:szCs w:val="22"/>
+          <w:lang w:val="en-US"/>
+        </w:rPr>
+      </w:pPr>
+      <w:r>
+        <w:rPr>
+          <w:sz w:val="24"/>
+          <w:szCs w:val="22"/>
+          <w:lang w:val="en-US"/>
+        </w:rPr>
+        <w:t>Display the same</w:t>
+      </w:r>
+    </w:p>
+    <w:p>
+      <w:pPr>
+        <w:pStyle w:val="ListParagraph"/>
+        <w:numPr>
+          <w:ilvl w:val="0"/>
+          <w:numId w:val="1"/>
+        </w:numPr>
+        <w:spacing w:line="252" w:lineRule="auto"/>
+        <w:rPr>
+          <w:sz w:val="24"/>
+          <w:szCs w:val="24"/>
+          <w:lang w:val="en-US"/>
+        </w:rPr>
+      </w:pPr>
+      <w:r>
+        <w:rPr>
+          <w:sz w:val="24"/>
+          <w:szCs w:val="24"/>
+          <w:lang w:val="en-US"/>
+        </w:rPr>
+        <w:t xml:space="preserve">Launch </w:t>
+      </w:r>
+      <w:hyperlink r:id="rId16" w:history="1">
+        <w:r>
+          <w:rPr>
+            <w:rStyle w:val="Hyperlink"/>
+            <w:sz w:val="24"/>
+            <w:szCs w:val="24"/>
+            <w:lang w:val="en-US"/>
+          </w:rPr>
+          <w:t>https://testautomationpractice.blogspot.com/?m=1</w:t>
+        </w:r>
+      </w:hyperlink>
+    </w:p>
+    <w:p>
+      <w:pPr>
+        <w:pStyle w:val="ListParagraph"/>
+        <w:numPr>
+          <w:ilvl w:val="1"/>
+          <w:numId w:val="1"/>
+        </w:numPr>
+        <w:spacing w:line="252" w:lineRule="auto"/>
+        <w:rPr>
+          <w:sz w:val="24"/>
+          <w:szCs w:val="24"/>
+          <w:lang w:val="en-US"/>
+        </w:rPr>
+      </w:pPr>
+      <w:r>
+        <w:rPr>
+          <w:sz w:val="24"/>
+          <w:szCs w:val="24"/>
+          <w:lang w:val="en-US"/>
+        </w:rPr>
+        <w:t>Enter Name</w:t>
+      </w:r>
+    </w:p>
+    <w:p>
+      <w:pPr>
+        <w:pStyle w:val="ListParagraph"/>
+        <w:numPr>
+          <w:ilvl w:val="1"/>
+          <w:numId w:val="1"/>
+        </w:numPr>
+        <w:spacing w:line="252" w:lineRule="auto"/>
+        <w:rPr>
+          <w:sz w:val="24"/>
+          <w:szCs w:val="24"/>
+          <w:lang w:val="en-US"/>
+        </w:rPr>
+      </w:pPr>
+      <w:r>
+        <w:rPr>
+          <w:sz w:val="24"/>
+          <w:szCs w:val="24"/>
+          <w:lang w:val="en-US"/>
+        </w:rPr>
+        <w:t>Enter Email</w:t>
+      </w:r>
+    </w:p>
+    <w:p>
+      <w:pPr>
+        <w:pStyle w:val="ListParagraph"/>
+        <w:numPr>
+          <w:ilvl w:val="1"/>
+          <w:numId w:val="1"/>
+        </w:numPr>
+        <w:spacing w:line="252" w:lineRule="auto"/>
+        <w:rPr>
+          <w:sz w:val="24"/>
+          <w:szCs w:val="24"/>
+          <w:lang w:val="en-US"/>
+        </w:rPr>
+      </w:pPr>
+      <w:r>
+        <w:rPr>
+          <w:sz w:val="24"/>
+          <w:szCs w:val="24"/>
+          <w:lang w:val="en-US"/>
+        </w:rPr>
+        <w:t>Enter Phone no</w:t>
+      </w:r>
+    </w:p>
+    <w:p>
+      <w:pPr>
+        <w:pStyle w:val="ListParagraph"/>
+        <w:numPr>
+          <w:ilvl w:val="1"/>
+          <w:numId w:val="1"/>
+        </w:numPr>
+        <w:spacing w:line="252" w:lineRule="auto"/>
+        <w:rPr>
+          <w:sz w:val="24"/>
+          <w:szCs w:val="24"/>
+          <w:lang w:val="en-US"/>
+        </w:rPr>
+      </w:pPr>
+      <w:r>
+        <w:rPr>
+          <w:sz w:val="24"/>
+          <w:szCs w:val="24"/>
+          <w:lang w:val="en-US"/>
+        </w:rPr>
+        <w:t>Enter Address</w:t>
+      </w:r>
+    </w:p>
+    <w:p>
+      <w:pPr>
+        <w:pStyle w:val="ListParagraph"/>
+        <w:numPr>
+          <w:ilvl w:val="1"/>
+          <w:numId w:val="1"/>
+        </w:numPr>
+        <w:spacing w:line="252" w:lineRule="auto"/>
+        <w:rPr>
+          <w:sz w:val="24"/>
+          <w:szCs w:val="24"/>
+          <w:lang w:val="en-US"/>
+        </w:rPr>
+      </w:pPr>
+      <w:r>
+        <w:rPr>
+          <w:sz w:val="24"/>
+          <w:szCs w:val="24"/>
+          <w:lang w:val="en-US"/>
+        </w:rPr>
+        <w:t>Select Gender</w:t>
+      </w:r>
+    </w:p>
+    <w:p>
+      <w:pPr>
+        <w:pStyle w:val="ListParagraph"/>
+        <w:numPr>
+          <w:ilvl w:val="1"/>
+          <w:numId w:val="1"/>
+        </w:numPr>
+        <w:spacing w:line="252" w:lineRule="auto"/>
+        <w:rPr>
+          <w:sz w:val="24"/>
+          <w:szCs w:val="24"/>
+          <w:lang w:val="en-US"/>
+        </w:rPr>
+      </w:pPr>
+      <w:r>
+        <w:rPr>
+          <w:sz w:val="24"/>
+          <w:szCs w:val="24"/>
+          <w:lang w:val="en-US"/>
+        </w:rPr>
+        <w:t>Select the day on your birthdate</w:t>
+      </w:r>
+    </w:p>
+    <w:p>
+      <w:pPr>
+        <w:pStyle w:val="ListParagraph"/>
+        <w:numPr>
+          <w:ilvl w:val="1"/>
+          <w:numId w:val="1"/>
+        </w:numPr>
+        <w:spacing w:line="252" w:lineRule="auto"/>
+        <w:rPr>
+          <w:sz w:val="24"/>
+          <w:szCs w:val="24"/>
+          <w:lang w:val="en-US"/>
+        </w:rPr>
+      </w:pPr>
+      <w:r>
+        <w:rPr>
+          <w:sz w:val="24"/>
+          <w:szCs w:val="24"/>
+          <w:lang w:val="en-US"/>
+        </w:rPr>
+        <w:t>Select your desired country</w:t>
+      </w:r>
+    </w:p>
+    <w:p>
+      <w:pPr>
+        <w:pStyle w:val="ListParagraph"/>
+        <w:numPr>
+          <w:ilvl w:val="1"/>
+          <w:numId w:val="1"/>
+        </w:numPr>
+        <w:spacing w:line="252" w:lineRule="auto"/>
+        <w:rPr>
+          <w:sz w:val="24"/>
+          <w:szCs w:val="24"/>
+          <w:lang w:val="en-US"/>
+        </w:rPr>
+      </w:pPr>
+      <w:r>
+        <w:rPr>
+          <w:sz w:val="24"/>
+          <w:szCs w:val="24"/>
+          <w:lang w:val="en-US"/>
+        </w:rPr>
+        <w:t>Select any two / three color with your choice</w:t>
+      </w:r>
+    </w:p>
+    <w:p>
+      <w:pPr>
+        <w:pStyle w:val="ListParagraph"/>
+        <w:numPr>
+          <w:ilvl w:val="1"/>
+          <w:numId w:val="1"/>
+        </w:numPr>
+        <w:rPr>
+          <w:sz w:val="24"/>
+          <w:szCs w:val="22"/>
+          <w:lang w:val="en-US"/>
+        </w:rPr>
+      </w:pPr>
+      <w:r>
+        <w:rPr>
+          <w:sz w:val="24"/>
+          <w:szCs w:val="24"/>
+          <w:lang w:val="en-US"/>
+        </w:rPr>
+        <w:t>Select any two / three animals</w:t>
+      </w:r>
+    </w:p>
+    <w:p>
+      <w:pPr>
+        <w:pStyle w:val="ListParagraph"/>
+        <w:numPr>
+          <w:ilvl w:val="0"/>
+          <w:numId w:val="1"/>
+        </w:numPr>
+        <w:spacing w:line="254" w:lineRule="auto"/>
+        <w:rPr>
+          <w:sz w:val="24"/>
+          <w:szCs w:val="24"/>
+          <w:highlight w:val="yellow"/>
+          <w:lang w:val="en-US"/>
+        </w:rPr>
+      </w:pPr>
+      <w:r>
+        <w:rPr>
+          <w:sz w:val="24"/>
+          <w:szCs w:val="24"/>
+          <w:highlight w:val="yellow"/>
+          <w:lang w:val="en-US"/>
+        </w:rPr>
+        <w:t xml:space="preserve">Open </w:t>
+      </w:r>
+      <w:hyperlink r:id="rId17" w:history="1">
+        <w:r>
+          <w:rPr>
+            <w:rStyle w:val="Hyperlink"/>
+            <w:sz w:val="24"/>
+            <w:szCs w:val="24"/>
+            <w:highlight w:val="yellow"/>
+            <w:lang w:val="en-US"/>
+          </w:rPr>
+          <w:t>https://www.redbus.in/</w:t>
+        </w:r>
+      </w:hyperlink>
+    </w:p>
+    <w:p>
+      <w:pPr>
+        <w:pStyle w:val="ListParagraph"/>
+        <w:numPr>
+          <w:ilvl w:val="1"/>
+          <w:numId w:val="1"/>
+        </w:numPr>
+        <w:spacing w:line="254" w:lineRule="auto"/>
+        <w:rPr>
+          <w:sz w:val="24"/>
+          <w:szCs w:val="24"/>
+          <w:highlight w:val="yellow"/>
+          <w:lang w:val="en-US"/>
+        </w:rPr>
+      </w:pPr>
+      <w:r>
+        <w:rPr>
+          <w:sz w:val="24"/>
+          <w:szCs w:val="24"/>
+          <w:highlight w:val="yellow"/>
+          <w:lang w:val="en-US"/>
+        </w:rPr>
+        <w:t xml:space="preserve">Click on From </w:t>
+      </w:r>
+    </w:p>
+    <w:p>
+      <w:pPr>
+        <w:pStyle w:val="ListParagraph"/>
+        <w:numPr>
+          <w:ilvl w:val="1"/>
+          <w:numId w:val="1"/>
+        </w:numPr>
+        <w:spacing w:line="254" w:lineRule="auto"/>
+        <w:rPr>
+          <w:sz w:val="24"/>
+          <w:szCs w:val="24"/>
+          <w:highlight w:val="yellow"/>
+          <w:lang w:val="en-US"/>
+        </w:rPr>
+      </w:pPr>
+      <w:r>
+        <w:rPr>
+          <w:sz w:val="24"/>
+          <w:szCs w:val="24"/>
+          <w:highlight w:val="yellow"/>
+          <w:lang w:val="en-US"/>
+        </w:rPr>
+        <w:t xml:space="preserve">Enter first 4 characters from your city (Kolhapur – </w:t>
+      </w:r>
+      <w:proofErr w:type="spellStart"/>
+      <w:r>
+        <w:rPr>
+          <w:sz w:val="24"/>
+          <w:szCs w:val="24"/>
+          <w:highlight w:val="yellow"/>
+          <w:lang w:val="en-US"/>
+        </w:rPr>
+        <w:t>kolh</w:t>
+      </w:r>
+      <w:proofErr w:type="spellEnd"/>
+      <w:r>
+        <w:rPr>
+          <w:sz w:val="24"/>
+          <w:szCs w:val="24"/>
+          <w:highlight w:val="yellow"/>
+          <w:lang w:val="en-US"/>
+        </w:rPr>
+        <w:t>)</w:t>
+      </w:r>
+    </w:p>
+    <w:p>
+      <w:pPr>
+        <w:pStyle w:val="ListParagraph"/>
+        <w:numPr>
+          <w:ilvl w:val="1"/>
+          <w:numId w:val="1"/>
+        </w:numPr>
+        <w:spacing w:line="254" w:lineRule="auto"/>
+        <w:rPr>
+          <w:sz w:val="24"/>
+          <w:szCs w:val="24"/>
+          <w:highlight w:val="yellow"/>
+          <w:lang w:val="en-US"/>
+        </w:rPr>
+      </w:pPr>
+      <w:r>
+        <w:rPr>
+          <w:sz w:val="24"/>
+          <w:szCs w:val="24"/>
+          <w:highlight w:val="yellow"/>
+          <w:lang w:val="en-US"/>
+        </w:rPr>
+        <w:t>Click on the 1</w:t>
+      </w:r>
+      <w:r>
+        <w:rPr>
+          <w:sz w:val="24"/>
+          <w:szCs w:val="24"/>
+          <w:highlight w:val="yellow"/>
+          <w:vertAlign w:val="superscript"/>
+          <w:lang w:val="en-US"/>
+        </w:rPr>
+        <w:t>st</w:t>
+      </w:r>
+      <w:r>
+        <w:rPr>
+          <w:sz w:val="24"/>
+          <w:szCs w:val="24"/>
+          <w:highlight w:val="yellow"/>
+          <w:lang w:val="en-US"/>
+        </w:rPr>
+        <w:t xml:space="preserve"> option (City)</w:t>
+      </w:r>
+    </w:p>
+    <w:p>
+      <w:pPr>
+        <w:pStyle w:val="ListParagraph"/>
+        <w:numPr>
+          <w:ilvl w:val="1"/>
+          <w:numId w:val="1"/>
+        </w:numPr>
+        <w:spacing w:line="254" w:lineRule="auto"/>
+        <w:rPr>
+          <w:sz w:val="24"/>
+          <w:szCs w:val="24"/>
+          <w:highlight w:val="yellow"/>
+          <w:lang w:val="en-US"/>
+        </w:rPr>
+      </w:pPr>
+      <w:r>
+        <w:rPr>
+          <w:sz w:val="24"/>
+          <w:szCs w:val="24"/>
+          <w:highlight w:val="yellow"/>
+          <w:lang w:val="en-US"/>
+        </w:rPr>
+        <w:t>Click on To</w:t>
+      </w:r>
+    </w:p>
+    <w:p>
+      <w:pPr>
+        <w:pStyle w:val="ListParagraph"/>
+        <w:numPr>
+          <w:ilvl w:val="1"/>
+          <w:numId w:val="1"/>
+        </w:numPr>
+        <w:spacing w:line="254" w:lineRule="auto"/>
+        <w:rPr>
+          <w:sz w:val="24"/>
+          <w:szCs w:val="24"/>
+          <w:highlight w:val="yellow"/>
+          <w:lang w:val="en-US"/>
+        </w:rPr>
+      </w:pPr>
+      <w:r>
+        <w:rPr>
+          <w:sz w:val="24"/>
+          <w:szCs w:val="24"/>
+          <w:highlight w:val="yellow"/>
+          <w:lang w:val="en-US"/>
+        </w:rPr>
+        <w:t>Enter Bang (Bangalore)</w:t>
+      </w:r>
+    </w:p>
+    <w:p>
+      <w:pPr>
+        <w:pStyle w:val="ListParagraph"/>
+        <w:numPr>
+          <w:ilvl w:val="1"/>
+          <w:numId w:val="1"/>
+        </w:numPr>
+        <w:spacing w:line="254" w:lineRule="auto"/>
+        <w:rPr>
+          <w:sz w:val="24"/>
+          <w:szCs w:val="24"/>
+          <w:highlight w:val="yellow"/>
+          <w:lang w:val="en-US"/>
+        </w:rPr>
+      </w:pPr>
+      <w:r>
+        <w:rPr>
+          <w:sz w:val="24"/>
+          <w:szCs w:val="24"/>
+          <w:highlight w:val="yellow"/>
+          <w:lang w:val="en-US"/>
+        </w:rPr>
+        <w:t>Click on Bangalore from the list</w:t>
+      </w:r>
+    </w:p>
+    <w:p>
+      <w:pPr>
+        <w:pStyle w:val="ListParagraph"/>
+        <w:numPr>
+          <w:ilvl w:val="1"/>
+          <w:numId w:val="1"/>
+        </w:numPr>
+        <w:spacing w:line="254" w:lineRule="auto"/>
+        <w:rPr>
+          <w:sz w:val="24"/>
+          <w:szCs w:val="24"/>
+          <w:highlight w:val="yellow"/>
+          <w:lang w:val="en-US"/>
+        </w:rPr>
+      </w:pPr>
+      <w:r>
+        <w:rPr>
+          <w:sz w:val="24"/>
+          <w:szCs w:val="24"/>
+          <w:highlight w:val="yellow"/>
+          <w:lang w:val="en-US"/>
+        </w:rPr>
+        <w:lastRenderedPageBreak/>
+        <w:t>Click on Calendar icon</w:t>
+      </w:r>
+    </w:p>
+    <w:p>
+      <w:pPr>
+        <w:pStyle w:val="ListParagraph"/>
+        <w:numPr>
+          <w:ilvl w:val="1"/>
+          <w:numId w:val="1"/>
+        </w:numPr>
+        <w:spacing w:line="254" w:lineRule="auto"/>
+        <w:rPr>
+          <w:sz w:val="24"/>
+          <w:szCs w:val="24"/>
+          <w:highlight w:val="yellow"/>
+          <w:lang w:val="en-US"/>
+        </w:rPr>
+      </w:pPr>
+      <w:r>
+        <w:rPr>
+          <w:sz w:val="24"/>
+          <w:szCs w:val="24"/>
+          <w:highlight w:val="yellow"/>
+          <w:lang w:val="en-US"/>
+        </w:rPr>
+        <w:t>Click on 31</w:t>
+      </w:r>
+    </w:p>
+    <w:p>
+      <w:pPr>
+        <w:pStyle w:val="ListParagraph"/>
+        <w:numPr>
+          <w:ilvl w:val="1"/>
+          <w:numId w:val="1"/>
+        </w:numPr>
+        <w:spacing w:line="254" w:lineRule="auto"/>
+        <w:rPr>
+          <w:sz w:val="24"/>
+          <w:szCs w:val="24"/>
+          <w:highlight w:val="yellow"/>
+          <w:lang w:val="en-US"/>
+        </w:rPr>
+      </w:pPr>
+      <w:r>
+        <w:rPr>
+          <w:sz w:val="24"/>
+          <w:szCs w:val="24"/>
+          <w:highlight w:val="yellow"/>
+          <w:lang w:val="en-US"/>
+        </w:rPr>
+        <w:t>Click on Search buses button</w:t>
+      </w:r>
+    </w:p>
+    <w:p>
+      <w:pPr>
+        <w:pStyle w:val="ListParagraph"/>
+        <w:numPr>
+          <w:ilvl w:val="1"/>
+          <w:numId w:val="1"/>
+        </w:numPr>
+        <w:spacing w:line="254" w:lineRule="auto"/>
+        <w:rPr>
+          <w:sz w:val="24"/>
+          <w:szCs w:val="24"/>
+          <w:lang w:val="en-US"/>
+        </w:rPr>
+      </w:pPr>
+      <w:r>
+        <w:rPr>
+          <w:sz w:val="24"/>
+          <w:szCs w:val="24"/>
+          <w:highlight w:val="yellow"/>
+          <w:lang w:val="en-US"/>
+        </w:rPr>
+        <w:t>Display the 1</w:t>
+      </w:r>
+      <w:r>
+        <w:rPr>
+          <w:sz w:val="24"/>
+          <w:szCs w:val="24"/>
+          <w:highlight w:val="yellow"/>
+          <w:vertAlign w:val="superscript"/>
+          <w:lang w:val="en-US"/>
+        </w:rPr>
+        <w:t>st</w:t>
+      </w:r>
+      <w:r>
+        <w:rPr>
+          <w:sz w:val="24"/>
+          <w:szCs w:val="24"/>
+          <w:highlight w:val="yellow"/>
+          <w:lang w:val="en-US"/>
+        </w:rPr>
+        <w:t xml:space="preserve"> bus from list</w:t>
+      </w:r>
+    </w:p>
+    <w:p>
+      <w:pPr>
+        <w:pStyle w:val="ListParagraph"/>
+        <w:numPr>
+          <w:ilvl w:val="0"/>
+          <w:numId w:val="1"/>
+        </w:numPr>
+        <w:spacing w:line="256" w:lineRule="auto"/>
+        <w:rPr>
+          <w:sz w:val="24"/>
+          <w:szCs w:val="24"/>
+          <w:highlight w:val="yellow"/>
+          <w:lang w:val="en-US"/>
+        </w:rPr>
+      </w:pPr>
+      <w:r>
+        <w:rPr>
+          <w:sz w:val="24"/>
+          <w:szCs w:val="24"/>
+          <w:highlight w:val="yellow"/>
+          <w:lang w:val="en-US"/>
+        </w:rPr>
+        <w:t xml:space="preserve">Open </w:t>
+      </w:r>
+      <w:hyperlink r:id="rId18" w:history="1">
+        <w:r>
+          <w:rPr>
+            <w:rStyle w:val="Hyperlink"/>
+            <w:sz w:val="24"/>
+            <w:szCs w:val="24"/>
+            <w:highlight w:val="yellow"/>
+            <w:lang w:val="en-US"/>
+          </w:rPr>
+          <w:t>https://dash.bling-center.com/platform/signIn.html</w:t>
+        </w:r>
+      </w:hyperlink>
+    </w:p>
+    <w:p>
+      <w:pPr>
+        <w:pStyle w:val="ListParagraph"/>
+        <w:numPr>
+          <w:ilvl w:val="1"/>
+          <w:numId w:val="1"/>
+        </w:numPr>
+        <w:spacing w:line="256" w:lineRule="auto"/>
+        <w:rPr>
+          <w:sz w:val="24"/>
+          <w:szCs w:val="24"/>
+          <w:highlight w:val="yellow"/>
+          <w:lang w:val="en-US"/>
+        </w:rPr>
+      </w:pPr>
+      <w:r>
+        <w:rPr>
+          <w:sz w:val="24"/>
+          <w:szCs w:val="24"/>
+          <w:highlight w:val="yellow"/>
+          <w:lang w:val="en-US"/>
+        </w:rPr>
+        <w:t>Click on forgot password</w:t>
+      </w:r>
+    </w:p>
+    <w:p>
+      <w:pPr>
+        <w:pStyle w:val="ListParagraph"/>
+        <w:numPr>
+          <w:ilvl w:val="1"/>
+          <w:numId w:val="1"/>
+        </w:numPr>
+        <w:spacing w:line="256" w:lineRule="auto"/>
+        <w:rPr>
+          <w:sz w:val="24"/>
+          <w:szCs w:val="24"/>
+          <w:highlight w:val="yellow"/>
+          <w:lang w:val="en-US"/>
+        </w:rPr>
+      </w:pPr>
+      <w:r>
+        <w:rPr>
+          <w:sz w:val="24"/>
+          <w:szCs w:val="24"/>
+          <w:highlight w:val="yellow"/>
+          <w:lang w:val="en-US"/>
+        </w:rPr>
+        <w:t>Enter your email id</w:t>
+      </w:r>
+    </w:p>
+    <w:p>
+      <w:pPr>
+        <w:pStyle w:val="ListParagraph"/>
+        <w:numPr>
+          <w:ilvl w:val="1"/>
+          <w:numId w:val="1"/>
+        </w:numPr>
+        <w:spacing w:line="256" w:lineRule="auto"/>
+        <w:rPr>
+          <w:sz w:val="24"/>
+          <w:szCs w:val="24"/>
+          <w:highlight w:val="yellow"/>
+          <w:lang w:val="en-US"/>
+        </w:rPr>
+      </w:pPr>
+      <w:r>
+        <w:rPr>
+          <w:sz w:val="24"/>
+          <w:szCs w:val="24"/>
+          <w:highlight w:val="yellow"/>
+          <w:lang w:val="en-US"/>
+        </w:rPr>
+        <w:t>Click on reset password button</w:t>
+      </w:r>
+    </w:p>
+    <w:p>
+      <w:pPr>
+        <w:pStyle w:val="ListParagraph"/>
+        <w:numPr>
+          <w:ilvl w:val="1"/>
+          <w:numId w:val="1"/>
+        </w:numPr>
+        <w:spacing w:line="256" w:lineRule="auto"/>
+        <w:rPr>
+          <w:sz w:val="24"/>
+          <w:szCs w:val="24"/>
+          <w:highlight w:val="yellow"/>
+          <w:lang w:val="en-US"/>
+        </w:rPr>
+      </w:pPr>
+      <w:r>
+        <w:rPr>
+          <w:sz w:val="24"/>
+          <w:szCs w:val="24"/>
+          <w:highlight w:val="yellow"/>
+          <w:lang w:val="en-US"/>
+        </w:rPr>
+        <w:t>Display the text (message) in green color.</w:t>
       </w:r>
     </w:p>
     <w:p>
@@ -1647,6 +2676,92 @@
       </w:pPr>
     </w:lvl>
   </w:abstractNum>
+  <w:abstractNum w:abstractNumId="3">
+    <w:nsid w:val="79C1442D"/>
+    <w:multiLevelType w:val="hybridMultilevel"/>
+    <w:tmpl w:val="5E50A9F0"/>
+    <w:lvl w:ilvl="0" w:tplc="4009000F">
+      <w:start w:val="1"/>
+      <w:numFmt w:val="decimal"/>
+      <w:lvlText w:val="%1."/>
+      <w:lvlJc w:val="left"/>
+      <w:pPr>
+        <w:ind w:left="720" w:hanging="360"/>
+      </w:pPr>
+    </w:lvl>
+    <w:lvl w:ilvl="1" w:tplc="40090019">
+      <w:start w:val="1"/>
+      <w:numFmt w:val="lowerLetter"/>
+      <w:lvlText w:val="%2."/>
+      <w:lvlJc w:val="left"/>
+      <w:pPr>
+        <w:ind w:left="1440" w:hanging="360"/>
+      </w:pPr>
+    </w:lvl>
+    <w:lvl w:ilvl="2" w:tplc="4009001B">
+      <w:start w:val="1"/>
+      <w:numFmt w:val="lowerRoman"/>
+      <w:lvlText w:val="%3."/>
+      <w:lvlJc w:val="right"/>
+      <w:pPr>
+        <w:ind w:left="2160" w:hanging="180"/>
+      </w:pPr>
+    </w:lvl>
+    <w:lvl w:ilvl="3" w:tplc="4009000F">
+      <w:start w:val="1"/>
+      <w:numFmt w:val="decimal"/>
+      <w:lvlText w:val="%4."/>
+      <w:lvlJc w:val="left"/>
+      <w:pPr>
+        <w:ind w:left="2880" w:hanging="360"/>
+      </w:pPr>
+    </w:lvl>
+    <w:lvl w:ilvl="4" w:tplc="40090019">
+      <w:start w:val="1"/>
+      <w:numFmt w:val="lowerLetter"/>
+      <w:lvlText w:val="%5."/>
+      <w:lvlJc w:val="left"/>
+      <w:pPr>
+        <w:ind w:left="3600" w:hanging="360"/>
+      </w:pPr>
+    </w:lvl>
+    <w:lvl w:ilvl="5" w:tplc="4009001B">
+      <w:start w:val="1"/>
+      <w:numFmt w:val="lowerRoman"/>
+      <w:lvlText w:val="%6."/>
+      <w:lvlJc w:val="right"/>
+      <w:pPr>
+        <w:ind w:left="4320" w:hanging="180"/>
+      </w:pPr>
+    </w:lvl>
+    <w:lvl w:ilvl="6" w:tplc="4009000F">
+      <w:start w:val="1"/>
+      <w:numFmt w:val="decimal"/>
+      <w:lvlText w:val="%7."/>
+      <w:lvlJc w:val="left"/>
+      <w:pPr>
+        <w:ind w:left="5040" w:hanging="360"/>
+      </w:pPr>
+    </w:lvl>
+    <w:lvl w:ilvl="7" w:tplc="40090019">
+      <w:start w:val="1"/>
+      <w:numFmt w:val="lowerLetter"/>
+      <w:lvlText w:val="%8."/>
+      <w:lvlJc w:val="left"/>
+      <w:pPr>
+        <w:ind w:left="5760" w:hanging="360"/>
+      </w:pPr>
+    </w:lvl>
+    <w:lvl w:ilvl="8" w:tplc="4009001B">
+      <w:start w:val="1"/>
+      <w:numFmt w:val="lowerRoman"/>
+      <w:lvlText w:val="%9."/>
+      <w:lvlJc w:val="right"/>
+      <w:pPr>
+        <w:ind w:left="6480" w:hanging="180"/>
+      </w:pPr>
+    </w:lvl>
+  </w:abstractNum>
   <w:num w:numId="1">
     <w:abstractNumId w:val="1"/>
   </w:num>
@@ -1655,6 +2770,36 @@
   </w:num>
   <w:num w:numId="3">
     <w:abstractNumId w:val="2"/>
+    <w:lvlOverride w:ilvl="0">
+      <w:startOverride w:val="1"/>
+    </w:lvlOverride>
+    <w:lvlOverride w:ilvl="1">
+      <w:startOverride w:val="1"/>
+    </w:lvlOverride>
+    <w:lvlOverride w:ilvl="2">
+      <w:startOverride w:val="1"/>
+    </w:lvlOverride>
+    <w:lvlOverride w:ilvl="3">
+      <w:startOverride w:val="1"/>
+    </w:lvlOverride>
+    <w:lvlOverride w:ilvl="4">
+      <w:startOverride w:val="1"/>
+    </w:lvlOverride>
+    <w:lvlOverride w:ilvl="5">
+      <w:startOverride w:val="1"/>
+    </w:lvlOverride>
+    <w:lvlOverride w:ilvl="6">
+      <w:startOverride w:val="1"/>
+    </w:lvlOverride>
+    <w:lvlOverride w:ilvl="7">
+      <w:startOverride w:val="1"/>
+    </w:lvlOverride>
+    <w:lvlOverride w:ilvl="8">
+      <w:startOverride w:val="1"/>
+    </w:lvlOverride>
+  </w:num>
+  <w:num w:numId="4">
+    <w:abstractNumId w:val="3"/>
     <w:lvlOverride w:ilvl="0">
       <w:startOverride w:val="1"/>
     </w:lvlOverride>
@@ -2131,6 +3276,18 @@
       <w:u w:val="single"/>
     </w:rPr>
   </w:style>
+  <w:style w:type="character" w:styleId="FollowedHyperlink">
+    <w:name w:val="FollowedHyperlink"/>
+    <w:basedOn w:val="DefaultParagraphFont"/>
+    <w:uiPriority w:val="99"/>
+    <w:semiHidden/>
+    <w:unhideWhenUsed/>
+    <w:rsid w:val="00A14E23"/>
+    <w:rPr>
+      <w:color w:val="954F72" w:themeColor="followedHyperlink"/>
+      <w:u w:val="single"/>
+    </w:rPr>
+  </w:style>
 </w:styles>
 </file>
 

--- a/Assignments_SA2512006.docx
+++ b/Assignments_SA2512006.docx
@@ -1385,25 +1385,7 @@
             <w:szCs w:val="22"/>
             <w:lang w:val="en-US"/>
           </w:rPr>
-          <w:t>https://testautomationpract</w:t>
-        </w:r>
-        <w:r>
-          <w:rPr>
-            <w:rStyle w:val="Hyperlink"/>
-            <w:sz w:val="24"/>
-            <w:szCs w:val="22"/>
-            <w:lang w:val="en-US"/>
-          </w:rPr>
-          <w:t>i</w:t>
-        </w:r>
-        <w:r>
-          <w:rPr>
-            <w:rStyle w:val="Hyperlink"/>
-            <w:sz w:val="24"/>
-            <w:szCs w:val="22"/>
-            <w:lang w:val="en-US"/>
-          </w:rPr>
-          <w:t>ce.blogspot.com/?m=1</w:t>
+          <w:t>https://testautomationpractice.blogspot.com/?m=1</w:t>
         </w:r>
       </w:hyperlink>
     </w:p>
@@ -2386,6 +2368,46 @@
     </w:p>
     <w:p>
       <w:pPr>
+        <w:spacing w:line="256" w:lineRule="auto"/>
+        <w:rPr>
+          <w:sz w:val="24"/>
+          <w:szCs w:val="24"/>
+          <w:highlight w:val="yellow"/>
+          <w:lang w:val="en-US"/>
+        </w:rPr>
+      </w:pPr>
+    </w:p>
+    <w:p>
+      <w:pPr>
+        <w:spacing w:line="256" w:lineRule="auto"/>
+        <w:rPr>
+          <w:sz w:val="24"/>
+          <w:szCs w:val="24"/>
+          <w:lang w:val="en-US"/>
+        </w:rPr>
+      </w:pPr>
+      <w:r>
+        <w:rPr>
+          <w:sz w:val="24"/>
+          <w:szCs w:val="24"/>
+          <w:lang w:val="en-US"/>
+        </w:rPr>
+        <w:t>Date 16 March 2026</w:t>
+      </w:r>
+    </w:p>
+    <w:p>
+      <w:pPr>
+        <w:spacing w:line="256" w:lineRule="auto"/>
+        <w:rPr>
+          <w:sz w:val="24"/>
+          <w:szCs w:val="24"/>
+          <w:highlight w:val="yellow"/>
+          <w:lang w:val="en-US"/>
+        </w:rPr>
+      </w:pPr>
+    </w:p>
+    <w:p>
+      <w:pPr>
         <w:pStyle w:val="ListParagraph"/>
         <w:numPr>
           <w:ilvl w:val="0"/>
@@ -2397,8 +2419,1464 @@
           <w:lang w:val="en-US"/>
         </w:rPr>
       </w:pPr>
+      <w:r>
+        <w:rPr>
+          <w:sz w:val="24"/>
+          <w:szCs w:val="22"/>
+          <w:lang w:val="en-US"/>
+        </w:rPr>
+        <w:t>Complete redbus assignment using Explicit Wait</w:t>
+      </w:r>
+      <w:r>
+        <w:rPr>
+          <w:sz w:val="24"/>
+          <w:szCs w:val="22"/>
+          <w:lang w:val="en-US"/>
+        </w:rPr>
+        <w:br/>
+      </w:r>
+      <w:r>
+        <w:rPr>
+          <w:rFonts w:ascii="Consolas" w:hAnsi="Consolas" w:cs="Consolas"/>
+          <w:color w:val="6A3E3E"/>
+          <w:sz w:val="28"/>
+          <w:szCs w:val="28"/>
+          <w:shd w:val="clear" w:color="auto" w:fill="E8F2FE"/>
+        </w:rPr>
+        <w:t>wait</w:t>
+      </w:r>
+      <w:r>
+        <w:rPr>
+          <w:rFonts w:ascii="Consolas" w:hAnsi="Consolas" w:cs="Consolas"/>
+          <w:color w:val="000000"/>
+          <w:sz w:val="28"/>
+          <w:szCs w:val="28"/>
+          <w:shd w:val="clear" w:color="auto" w:fill="E8F2FE"/>
+        </w:rPr>
+        <w:t>.until(ExpectedConditions.</w:t>
+      </w:r>
+      <w:r>
+        <w:rPr>
+          <w:rFonts w:ascii="Consolas" w:hAnsi="Consolas" w:cs="Consolas"/>
+          <w:i/>
+          <w:iCs/>
+          <w:color w:val="000000"/>
+          <w:sz w:val="28"/>
+          <w:szCs w:val="28"/>
+          <w:shd w:val="clear" w:color="auto" w:fill="E8F2FE"/>
+        </w:rPr>
+        <w:t>visibilityOfElementLocated</w:t>
+      </w:r>
+      <w:r>
+        <w:rPr>
+          <w:rFonts w:ascii="Consolas" w:hAnsi="Consolas" w:cs="Consolas"/>
+          <w:color w:val="000000"/>
+          <w:sz w:val="28"/>
+          <w:szCs w:val="28"/>
+          <w:shd w:val="clear" w:color="auto" w:fill="E8F2FE"/>
+        </w:rPr>
+        <w:t>(By.</w:t>
+      </w:r>
+      <w:r>
+        <w:rPr>
+          <w:rFonts w:ascii="Consolas" w:hAnsi="Consolas" w:cs="Consolas"/>
+          <w:i/>
+          <w:iCs/>
+          <w:color w:val="000000"/>
+          <w:sz w:val="28"/>
+          <w:szCs w:val="28"/>
+          <w:shd w:val="clear" w:color="auto" w:fill="E8F2FE"/>
+        </w:rPr>
+        <w:t>xpath</w:t>
+      </w:r>
+      <w:r>
+        <w:rPr>
+          <w:rFonts w:ascii="Consolas" w:hAnsi="Consolas" w:cs="Consolas"/>
+          <w:color w:val="000000"/>
+          <w:sz w:val="28"/>
+          <w:szCs w:val="28"/>
+          <w:shd w:val="clear" w:color="auto" w:fill="E8F2FE"/>
+        </w:rPr>
+        <w:t>(</w:t>
+      </w:r>
+      <w:r>
+        <w:rPr>
+          <w:rFonts w:ascii="Consolas" w:hAnsi="Consolas" w:cs="Consolas"/>
+          <w:color w:val="2A00FF"/>
+          <w:sz w:val="28"/>
+          <w:szCs w:val="28"/>
+          <w:shd w:val="clear" w:color="auto" w:fill="E8F2FE"/>
+        </w:rPr>
+        <w:t>""</w:t>
+      </w:r>
+      <w:r>
+        <w:rPr>
+          <w:rFonts w:ascii="Consolas" w:hAnsi="Consolas" w:cs="Consolas"/>
+          <w:color w:val="000000"/>
+          <w:sz w:val="28"/>
+          <w:szCs w:val="28"/>
+          <w:shd w:val="clear" w:color="auto" w:fill="E8F2FE"/>
+        </w:rPr>
+        <w:t>))).click();</w:t>
+      </w:r>
+    </w:p>
+    <w:p>
+      <w:pPr>
+        <w:pStyle w:val="ListParagraph"/>
+        <w:numPr>
+          <w:ilvl w:val="0"/>
+          <w:numId w:val="1"/>
+        </w:numPr>
+        <w:rPr>
+          <w:sz w:val="24"/>
+          <w:szCs w:val="22"/>
+          <w:lang w:val="en-US"/>
+        </w:rPr>
+      </w:pPr>
+      <w:r>
+        <w:rPr>
+          <w:sz w:val="24"/>
+          <w:szCs w:val="22"/>
+          <w:lang w:val="en-US"/>
+        </w:rPr>
+        <w:t xml:space="preserve">Complete </w:t>
+      </w:r>
+      <w:proofErr w:type="spellStart"/>
+      <w:r>
+        <w:rPr>
+          <w:sz w:val="24"/>
+          <w:szCs w:val="22"/>
+          <w:lang w:val="en-US"/>
+        </w:rPr>
+        <w:t>orangehrm</w:t>
+      </w:r>
+      <w:proofErr w:type="spellEnd"/>
+      <w:r>
+        <w:rPr>
+          <w:sz w:val="24"/>
+          <w:szCs w:val="22"/>
+          <w:lang w:val="en-US"/>
+        </w:rPr>
+        <w:t xml:space="preserve"> login logout using Explicit Wait</w:t>
+      </w:r>
+    </w:p>
+    <w:p>
+      <w:pPr>
+        <w:pStyle w:val="ListParagraph"/>
+        <w:numPr>
+          <w:ilvl w:val="0"/>
+          <w:numId w:val="1"/>
+        </w:numPr>
+        <w:spacing w:line="254" w:lineRule="auto"/>
+        <w:rPr>
+          <w:sz w:val="24"/>
+          <w:szCs w:val="24"/>
+          <w:lang w:val="en-US"/>
+        </w:rPr>
+      </w:pPr>
+      <w:r>
+        <w:rPr>
+          <w:sz w:val="24"/>
+          <w:szCs w:val="24"/>
+          <w:lang w:val="en-US"/>
+        </w:rPr>
+        <w:t xml:space="preserve">Open </w:t>
+      </w:r>
+      <w:hyperlink r:id="rId19" w:history="1">
+        <w:r>
+          <w:rPr>
+            <w:rStyle w:val="Hyperlink"/>
+            <w:sz w:val="24"/>
+            <w:szCs w:val="24"/>
+            <w:lang w:val="en-US"/>
+          </w:rPr>
+          <w:t>https://www.rediff.com/</w:t>
+        </w:r>
+      </w:hyperlink>
+      <w:r>
+        <w:rPr>
+          <w:sz w:val="24"/>
+          <w:szCs w:val="24"/>
+          <w:lang w:val="en-US"/>
+        </w:rPr>
+        <w:t xml:space="preserve"> </w:t>
+      </w:r>
+    </w:p>
+    <w:p>
+      <w:pPr>
+        <w:pStyle w:val="ListParagraph"/>
+        <w:numPr>
+          <w:ilvl w:val="1"/>
+          <w:numId w:val="1"/>
+        </w:numPr>
+        <w:spacing w:line="254" w:lineRule="auto"/>
+        <w:rPr>
+          <w:sz w:val="24"/>
+          <w:szCs w:val="24"/>
+          <w:lang w:val="en-US"/>
+        </w:rPr>
+      </w:pPr>
+      <w:r>
+        <w:rPr>
+          <w:sz w:val="24"/>
+          <w:szCs w:val="24"/>
+          <w:lang w:val="en-US"/>
+        </w:rPr>
+        <w:t>Click on Money</w:t>
+      </w:r>
+    </w:p>
+    <w:p>
+      <w:pPr>
+        <w:pStyle w:val="ListParagraph"/>
+        <w:numPr>
+          <w:ilvl w:val="1"/>
+          <w:numId w:val="1"/>
+        </w:numPr>
+        <w:spacing w:line="254" w:lineRule="auto"/>
+        <w:rPr>
+          <w:sz w:val="24"/>
+          <w:szCs w:val="24"/>
+          <w:lang w:val="en-US"/>
+        </w:rPr>
+      </w:pPr>
+      <w:r>
+        <w:rPr>
+          <w:sz w:val="24"/>
+          <w:szCs w:val="24"/>
+          <w:lang w:val="en-US"/>
+        </w:rPr>
+        <w:t>Click on More Gainers</w:t>
+      </w:r>
+    </w:p>
+    <w:p>
+      <w:pPr>
+        <w:pStyle w:val="ListParagraph"/>
+        <w:numPr>
+          <w:ilvl w:val="1"/>
+          <w:numId w:val="1"/>
+        </w:numPr>
+        <w:spacing w:line="254" w:lineRule="auto"/>
+        <w:rPr>
+          <w:sz w:val="24"/>
+          <w:szCs w:val="24"/>
+          <w:lang w:val="en-US"/>
+        </w:rPr>
+      </w:pPr>
+      <w:r>
+        <w:rPr>
+          <w:sz w:val="24"/>
+          <w:szCs w:val="24"/>
+          <w:lang w:val="en-US"/>
+        </w:rPr>
+        <w:t>Display title of all the headers</w:t>
+      </w:r>
+    </w:p>
+    <w:p>
+      <w:pPr>
+        <w:pStyle w:val="ListParagraph"/>
+        <w:numPr>
+          <w:ilvl w:val="1"/>
+          <w:numId w:val="1"/>
+        </w:numPr>
+        <w:spacing w:line="254" w:lineRule="auto"/>
+        <w:rPr>
+          <w:sz w:val="24"/>
+          <w:szCs w:val="24"/>
+          <w:lang w:val="en-US"/>
+        </w:rPr>
+      </w:pPr>
+      <w:r>
+        <w:rPr>
+          <w:sz w:val="24"/>
+          <w:szCs w:val="24"/>
+          <w:lang w:val="en-US"/>
+        </w:rPr>
+        <w:t>Display total no of rows</w:t>
+      </w:r>
+    </w:p>
+    <w:p>
+      <w:pPr>
+        <w:pStyle w:val="ListParagraph"/>
+        <w:numPr>
+          <w:ilvl w:val="1"/>
+          <w:numId w:val="1"/>
+        </w:numPr>
+        <w:spacing w:line="254" w:lineRule="auto"/>
+        <w:rPr>
+          <w:b/>
+          <w:bCs/>
+          <w:sz w:val="24"/>
+          <w:szCs w:val="24"/>
+          <w:lang w:val="en-US"/>
+        </w:rPr>
+      </w:pPr>
+      <w:r>
+        <w:rPr>
+          <w:b/>
+          <w:bCs/>
+          <w:sz w:val="24"/>
+          <w:szCs w:val="24"/>
+          <w:lang w:val="en-US"/>
+        </w:rPr>
+        <w:t>Display any row randomly</w:t>
+      </w:r>
+      <w:r>
+        <w:rPr>
+          <w:b/>
+          <w:bCs/>
+          <w:sz w:val="24"/>
+          <w:szCs w:val="24"/>
+          <w:lang w:val="en-US"/>
+        </w:rPr>
+        <w:t xml:space="preserve"> (Use Random class from Java)</w:t>
+      </w:r>
+    </w:p>
+    <w:p>
+      <w:pPr>
+        <w:pStyle w:val="ListParagraph"/>
+        <w:numPr>
+          <w:ilvl w:val="1"/>
+          <w:numId w:val="1"/>
+        </w:numPr>
+        <w:spacing w:line="254" w:lineRule="auto"/>
+        <w:rPr>
+          <w:sz w:val="24"/>
+          <w:szCs w:val="24"/>
+          <w:lang w:val="en-US"/>
+        </w:rPr>
+      </w:pPr>
+      <w:r>
+        <w:rPr>
+          <w:sz w:val="24"/>
+          <w:szCs w:val="24"/>
+          <w:lang w:val="en-US"/>
+        </w:rPr>
+        <w:t>Display list of all the companies (Company name only)</w:t>
+      </w:r>
+    </w:p>
+    <w:p>
+      <w:pPr>
+        <w:pStyle w:val="ListParagraph"/>
+        <w:numPr>
+          <w:ilvl w:val="1"/>
+          <w:numId w:val="1"/>
+        </w:numPr>
+        <w:rPr>
+          <w:sz w:val="24"/>
+          <w:szCs w:val="22"/>
+          <w:lang w:val="en-US"/>
+        </w:rPr>
+      </w:pPr>
+      <w:r>
+        <w:rPr>
+          <w:sz w:val="24"/>
+          <w:szCs w:val="24"/>
+          <w:lang w:val="en-US"/>
+        </w:rPr>
+        <w:t>Read all current price and display the highest price.</w:t>
+      </w:r>
+      <w:r>
+        <w:rPr>
+          <w:sz w:val="24"/>
+          <w:szCs w:val="24"/>
+          <w:lang w:val="en-US"/>
+        </w:rPr>
+        <w:br/>
+        <w:t>(Read all the current price, store in array and then sort an array so you will get highest price)</w:t>
+      </w:r>
+    </w:p>
+    <w:p>
+      <w:pPr>
+        <w:pStyle w:val="ListParagraph"/>
+        <w:numPr>
+          <w:ilvl w:val="0"/>
+          <w:numId w:val="1"/>
+        </w:numPr>
+        <w:spacing w:line="254" w:lineRule="auto"/>
+        <w:rPr>
+          <w:sz w:val="24"/>
+          <w:szCs w:val="24"/>
+          <w:lang w:val="en-US"/>
+        </w:rPr>
+      </w:pPr>
+      <w:r>
+        <w:rPr>
+          <w:sz w:val="24"/>
+          <w:szCs w:val="24"/>
+          <w:lang w:val="en-US"/>
+        </w:rPr>
+        <w:t xml:space="preserve">Open </w:t>
+      </w:r>
+      <w:hyperlink r:id="rId20" w:history="1">
+        <w:r>
+          <w:rPr>
+            <w:rStyle w:val="Hyperlink"/>
+            <w:sz w:val="24"/>
+            <w:szCs w:val="24"/>
+            <w:lang w:val="en-US"/>
+          </w:rPr>
+          <w:t>https://demoqa.com/webtables</w:t>
+        </w:r>
+      </w:hyperlink>
+      <w:r>
+        <w:rPr>
+          <w:sz w:val="24"/>
+          <w:szCs w:val="24"/>
+          <w:lang w:val="en-US"/>
+        </w:rPr>
+        <w:t xml:space="preserve"> </w:t>
+      </w:r>
+    </w:p>
+    <w:p>
+      <w:pPr>
+        <w:pStyle w:val="ListParagraph"/>
+        <w:numPr>
+          <w:ilvl w:val="1"/>
+          <w:numId w:val="1"/>
+        </w:numPr>
+        <w:spacing w:line="254" w:lineRule="auto"/>
+        <w:rPr>
+          <w:sz w:val="24"/>
+          <w:szCs w:val="24"/>
+          <w:lang w:val="en-US"/>
+        </w:rPr>
+      </w:pPr>
+      <w:r>
+        <w:rPr>
+          <w:sz w:val="24"/>
+          <w:szCs w:val="24"/>
+          <w:lang w:val="en-US"/>
+        </w:rPr>
+        <w:t>Try to display all header columns</w:t>
+      </w:r>
+    </w:p>
+    <w:p>
+      <w:pPr>
+        <w:pStyle w:val="ListParagraph"/>
+        <w:numPr>
+          <w:ilvl w:val="1"/>
+          <w:numId w:val="1"/>
+        </w:numPr>
+        <w:spacing w:line="254" w:lineRule="auto"/>
+        <w:rPr>
+          <w:sz w:val="24"/>
+          <w:szCs w:val="24"/>
+          <w:lang w:val="en-US"/>
+        </w:rPr>
+      </w:pPr>
+      <w:r>
+        <w:rPr>
+          <w:sz w:val="24"/>
+          <w:szCs w:val="24"/>
+          <w:lang w:val="en-US"/>
+        </w:rPr>
+        <w:t>Click on Add button</w:t>
+      </w:r>
+    </w:p>
+    <w:p>
+      <w:pPr>
+        <w:pStyle w:val="ListParagraph"/>
+        <w:numPr>
+          <w:ilvl w:val="1"/>
+          <w:numId w:val="1"/>
+        </w:numPr>
+        <w:spacing w:line="254" w:lineRule="auto"/>
+        <w:rPr>
+          <w:sz w:val="24"/>
+          <w:szCs w:val="24"/>
+          <w:lang w:val="en-US"/>
+        </w:rPr>
+      </w:pPr>
+      <w:r>
+        <w:rPr>
+          <w:sz w:val="24"/>
+          <w:szCs w:val="24"/>
+          <w:lang w:val="en-US"/>
+        </w:rPr>
+        <w:t>Enter all the data</w:t>
+      </w:r>
+    </w:p>
+    <w:p>
+      <w:pPr>
+        <w:pStyle w:val="ListParagraph"/>
+        <w:numPr>
+          <w:ilvl w:val="1"/>
+          <w:numId w:val="1"/>
+        </w:numPr>
+        <w:spacing w:line="254" w:lineRule="auto"/>
+        <w:rPr>
+          <w:sz w:val="24"/>
+          <w:szCs w:val="24"/>
+          <w:lang w:val="en-US"/>
+        </w:rPr>
+      </w:pPr>
+      <w:r>
+        <w:rPr>
+          <w:sz w:val="24"/>
+          <w:szCs w:val="24"/>
+          <w:lang w:val="en-US"/>
+        </w:rPr>
+        <w:t>Search the first name in First Name column</w:t>
+      </w:r>
+    </w:p>
+    <w:p>
+      <w:pPr>
+        <w:pStyle w:val="ListParagraph"/>
+        <w:numPr>
+          <w:ilvl w:val="1"/>
+          <w:numId w:val="1"/>
+        </w:numPr>
+        <w:spacing w:line="254" w:lineRule="auto"/>
+        <w:rPr>
+          <w:sz w:val="24"/>
+          <w:szCs w:val="24"/>
+          <w:lang w:val="en-US"/>
+        </w:rPr>
+      </w:pPr>
+      <w:r>
+        <w:rPr>
+          <w:sz w:val="24"/>
+          <w:szCs w:val="24"/>
+          <w:lang w:val="en-US"/>
+        </w:rPr>
+        <w:t>Click on delete button in the same row (Don’t copy the xpath of delete button from last row)</w:t>
+      </w:r>
+    </w:p>
+    <w:p>
+      <w:pPr>
+        <w:pStyle w:val="ListParagraph"/>
+        <w:numPr>
+          <w:ilvl w:val="0"/>
+          <w:numId w:val="1"/>
+        </w:numPr>
+        <w:spacing w:line="254" w:lineRule="auto"/>
+        <w:rPr>
+          <w:sz w:val="24"/>
+          <w:szCs w:val="24"/>
+          <w:lang w:val="en-US"/>
+        </w:rPr>
+      </w:pPr>
+      <w:r>
+        <w:rPr>
+          <w:sz w:val="24"/>
+          <w:szCs w:val="24"/>
+          <w:lang w:val="en-US"/>
+        </w:rPr>
+        <w:t xml:space="preserve">Open </w:t>
+      </w:r>
+      <w:hyperlink r:id="rId21" w:history="1">
+        <w:r>
+          <w:rPr>
+            <w:rStyle w:val="Hyperlink"/>
+            <w:sz w:val="24"/>
+            <w:szCs w:val="24"/>
+            <w:lang w:val="en-US"/>
+          </w:rPr>
+          <w:t>https://www.iplt20.com/points-table/men/2024</w:t>
+        </w:r>
+      </w:hyperlink>
+      <w:r>
+        <w:rPr>
+          <w:sz w:val="24"/>
+          <w:szCs w:val="24"/>
+          <w:lang w:val="en-US"/>
+        </w:rPr>
+        <w:t xml:space="preserve"> </w:t>
+      </w:r>
+    </w:p>
+    <w:p>
+      <w:pPr>
+        <w:pStyle w:val="ListParagraph"/>
+        <w:numPr>
+          <w:ilvl w:val="1"/>
+          <w:numId w:val="1"/>
+        </w:numPr>
+        <w:spacing w:line="254" w:lineRule="auto"/>
+        <w:rPr>
+          <w:sz w:val="24"/>
+          <w:szCs w:val="24"/>
+          <w:lang w:val="en-US"/>
+        </w:rPr>
+      </w:pPr>
+      <w:r>
+        <w:rPr>
+          <w:sz w:val="24"/>
+          <w:szCs w:val="24"/>
+          <w:lang w:val="en-US"/>
+        </w:rPr>
+        <w:t>Display list of all the Teams</w:t>
+      </w:r>
+    </w:p>
+    <w:p>
+      <w:pPr>
+        <w:pStyle w:val="ListParagraph"/>
+        <w:numPr>
+          <w:ilvl w:val="1"/>
+          <w:numId w:val="1"/>
+        </w:numPr>
+        <w:spacing w:line="254" w:lineRule="auto"/>
+        <w:rPr>
+          <w:sz w:val="24"/>
+          <w:szCs w:val="24"/>
+          <w:lang w:val="en-US"/>
+        </w:rPr>
+      </w:pPr>
+      <w:r>
+        <w:rPr>
+          <w:sz w:val="24"/>
+          <w:szCs w:val="24"/>
+          <w:lang w:val="en-US"/>
+        </w:rPr>
+        <w:t>Display all result of each team about N W L</w:t>
+      </w:r>
+    </w:p>
+    <w:p>
+      <w:pPr>
+        <w:pStyle w:val="ListParagraph"/>
+        <w:numPr>
+          <w:ilvl w:val="1"/>
+          <w:numId w:val="1"/>
+        </w:numPr>
+        <w:spacing w:line="254" w:lineRule="auto"/>
+        <w:rPr>
+          <w:sz w:val="24"/>
+          <w:szCs w:val="24"/>
+          <w:lang w:val="en-US"/>
+        </w:rPr>
+      </w:pPr>
+      <w:r>
+        <w:rPr>
+          <w:sz w:val="24"/>
+          <w:szCs w:val="24"/>
+          <w:lang w:val="en-US"/>
+        </w:rPr>
+        <w:t>Display count of N, W &amp; L</w:t>
+      </w:r>
+    </w:p>
+    <w:p>
+      <w:pPr>
+        <w:pStyle w:val="ListParagraph"/>
+        <w:numPr>
+          <w:ilvl w:val="1"/>
+          <w:numId w:val="1"/>
+        </w:numPr>
+        <w:spacing w:line="254" w:lineRule="auto"/>
+        <w:rPr>
+          <w:sz w:val="24"/>
+          <w:szCs w:val="24"/>
+          <w:lang w:val="en-US"/>
+        </w:rPr>
+      </w:pPr>
+      <w:r>
+        <w:rPr>
+          <w:sz w:val="24"/>
+          <w:szCs w:val="24"/>
+          <w:lang w:val="en-US"/>
+        </w:rPr>
+        <w:t>Display the result as follow</w:t>
+      </w:r>
+      <w:r>
+        <w:rPr>
+          <w:sz w:val="24"/>
+          <w:szCs w:val="24"/>
+          <w:lang w:val="en-US"/>
+        </w:rPr>
+        <w:br/>
+        <w:t>KKR</w:t>
+      </w:r>
+      <w:r>
+        <w:rPr>
+          <w:sz w:val="24"/>
+          <w:szCs w:val="24"/>
+          <w:lang w:val="en-US"/>
+        </w:rPr>
+        <w:tab/>
+        <w:t>NNWWW</w:t>
+      </w:r>
+      <w:r>
+        <w:rPr>
+          <w:sz w:val="24"/>
+          <w:szCs w:val="24"/>
+          <w:lang w:val="en-US"/>
+        </w:rPr>
+        <w:tab/>
+        <w:t>N-2, W-3, L-0</w:t>
+      </w:r>
+    </w:p>
+    <w:p>
+      <w:pPr>
+        <w:pStyle w:val="ListParagraph"/>
+        <w:numPr>
+          <w:ilvl w:val="0"/>
+          <w:numId w:val="1"/>
+        </w:numPr>
+        <w:rPr>
+          <w:sz w:val="24"/>
+          <w:szCs w:val="22"/>
+          <w:lang w:val="en-US"/>
+        </w:rPr>
+      </w:pPr>
+      <w:r>
+        <w:rPr>
+          <w:sz w:val="24"/>
+          <w:szCs w:val="22"/>
+          <w:lang w:val="en-US"/>
+        </w:rPr>
+        <w:t xml:space="preserve">Launch </w:t>
+      </w:r>
+      <w:hyperlink r:id="rId22" w:history="1">
+        <w:r>
+          <w:rPr>
+            <w:rStyle w:val="Hyperlink"/>
+            <w:sz w:val="24"/>
+            <w:szCs w:val="22"/>
+            <w:lang w:val="en-US"/>
+          </w:rPr>
+          <w:t>https://testautomationpractice.blogspot.com/?m=1</w:t>
+        </w:r>
+      </w:hyperlink>
+    </w:p>
+    <w:p>
+      <w:pPr>
+        <w:pStyle w:val="ListParagraph"/>
+        <w:numPr>
+          <w:ilvl w:val="1"/>
+          <w:numId w:val="1"/>
+        </w:numPr>
+        <w:rPr>
+          <w:sz w:val="24"/>
+          <w:szCs w:val="22"/>
+          <w:lang w:val="en-US"/>
+        </w:rPr>
+      </w:pPr>
+      <w:r>
+        <w:rPr>
+          <w:sz w:val="24"/>
+          <w:szCs w:val="22"/>
+          <w:lang w:val="en-US"/>
+        </w:rPr>
+        <w:t>On Pagination Web Table get total no of Pages</w:t>
+      </w:r>
+    </w:p>
+    <w:p>
+      <w:pPr>
+        <w:pStyle w:val="ListParagraph"/>
+        <w:numPr>
+          <w:ilvl w:val="1"/>
+          <w:numId w:val="1"/>
+        </w:numPr>
+        <w:rPr>
+          <w:sz w:val="24"/>
+          <w:szCs w:val="22"/>
+          <w:lang w:val="en-US"/>
+        </w:rPr>
+      </w:pPr>
+      <w:r>
+        <w:rPr>
+          <w:sz w:val="24"/>
+          <w:szCs w:val="22"/>
+          <w:lang w:val="en-US"/>
+        </w:rPr>
+        <w:t>Open each page (Click on each page number)</w:t>
+      </w:r>
+    </w:p>
+    <w:p>
+      <w:pPr>
+        <w:pStyle w:val="ListParagraph"/>
+        <w:numPr>
+          <w:ilvl w:val="1"/>
+          <w:numId w:val="1"/>
+        </w:numPr>
+        <w:rPr>
+          <w:sz w:val="24"/>
+          <w:szCs w:val="22"/>
+          <w:lang w:val="en-US"/>
+        </w:rPr>
+      </w:pPr>
+      <w:r>
+        <w:rPr>
+          <w:sz w:val="24"/>
+          <w:szCs w:val="22"/>
+          <w:lang w:val="en-US"/>
+        </w:rPr>
+        <w:lastRenderedPageBreak/>
+        <w:t>Display no of rows on each page</w:t>
+      </w:r>
+    </w:p>
+    <w:p>
+      <w:pPr>
+        <w:pStyle w:val="ListParagraph"/>
+        <w:numPr>
+          <w:ilvl w:val="1"/>
+          <w:numId w:val="1"/>
+        </w:numPr>
+        <w:rPr>
+          <w:sz w:val="24"/>
+          <w:szCs w:val="22"/>
+          <w:lang w:val="en-US"/>
+        </w:rPr>
+      </w:pPr>
+      <w:r>
+        <w:rPr>
+          <w:sz w:val="24"/>
+          <w:szCs w:val="22"/>
+          <w:lang w:val="en-US"/>
+        </w:rPr>
+        <w:t>Also calculate total no of rows on all pages</w:t>
+      </w:r>
+    </w:p>
+    <w:p>
+      <w:pPr>
+        <w:pStyle w:val="ListParagraph"/>
+        <w:numPr>
+          <w:ilvl w:val="1"/>
+          <w:numId w:val="1"/>
+        </w:numPr>
+        <w:rPr>
+          <w:sz w:val="24"/>
+          <w:szCs w:val="22"/>
+          <w:lang w:val="en-US"/>
+        </w:rPr>
+      </w:pPr>
+      <w:r>
+        <w:rPr>
+          <w:sz w:val="24"/>
+          <w:szCs w:val="22"/>
+          <w:lang w:val="en-US"/>
+        </w:rPr>
+        <w:t>Select every check box on each page from every row.</w:t>
+      </w:r>
+    </w:p>
+    <w:p>
+      <w:pPr>
+        <w:pStyle w:val="ListParagraph"/>
+        <w:numPr>
+          <w:ilvl w:val="0"/>
+          <w:numId w:val="1"/>
+        </w:numPr>
+        <w:spacing w:line="254" w:lineRule="auto"/>
+        <w:rPr>
+          <w:sz w:val="24"/>
+          <w:szCs w:val="24"/>
+          <w:highlight w:val="yellow"/>
+          <w:lang w:val="en-US"/>
+        </w:rPr>
+      </w:pPr>
+      <w:r>
+        <w:rPr>
+          <w:sz w:val="24"/>
+          <w:szCs w:val="24"/>
+          <w:highlight w:val="yellow"/>
+          <w:lang w:val="en-US"/>
+        </w:rPr>
+        <w:t xml:space="preserve">Open </w:t>
+      </w:r>
+      <w:hyperlink r:id="rId23" w:history="1">
+        <w:r>
+          <w:rPr>
+            <w:rStyle w:val="Hyperlink"/>
+            <w:sz w:val="24"/>
+            <w:szCs w:val="24"/>
+            <w:highlight w:val="yellow"/>
+            <w:lang w:val="en-US"/>
+          </w:rPr>
+          <w:t>https://opensource-demo.orangehrmlive.com/web/index.php/auth/login</w:t>
+        </w:r>
+      </w:hyperlink>
+    </w:p>
+    <w:p>
+      <w:pPr>
+        <w:pStyle w:val="ListParagraph"/>
+        <w:numPr>
+          <w:ilvl w:val="1"/>
+          <w:numId w:val="1"/>
+        </w:numPr>
+        <w:spacing w:line="254" w:lineRule="auto"/>
+        <w:rPr>
+          <w:sz w:val="24"/>
+          <w:szCs w:val="24"/>
+          <w:highlight w:val="yellow"/>
+          <w:lang w:val="en-US"/>
+        </w:rPr>
+      </w:pPr>
+      <w:r>
+        <w:rPr>
+          <w:sz w:val="24"/>
+          <w:szCs w:val="24"/>
+          <w:highlight w:val="yellow"/>
+          <w:lang w:val="en-US"/>
+        </w:rPr>
+        <w:t>Login with Admin (admin, admin123)</w:t>
+      </w:r>
+    </w:p>
+    <w:p>
+      <w:pPr>
+        <w:pStyle w:val="ListParagraph"/>
+        <w:numPr>
+          <w:ilvl w:val="1"/>
+          <w:numId w:val="1"/>
+        </w:numPr>
+        <w:spacing w:line="254" w:lineRule="auto"/>
+        <w:rPr>
+          <w:sz w:val="24"/>
+          <w:szCs w:val="24"/>
+          <w:highlight w:val="yellow"/>
+          <w:lang w:val="en-US"/>
+        </w:rPr>
+      </w:pPr>
+      <w:r>
+        <w:rPr>
+          <w:sz w:val="24"/>
+          <w:szCs w:val="24"/>
+          <w:highlight w:val="yellow"/>
+          <w:lang w:val="en-US"/>
+        </w:rPr>
+        <w:t>Click on PIM</w:t>
+      </w:r>
+    </w:p>
+    <w:p>
+      <w:pPr>
+        <w:pStyle w:val="ListParagraph"/>
+        <w:numPr>
+          <w:ilvl w:val="1"/>
+          <w:numId w:val="1"/>
+        </w:numPr>
+        <w:spacing w:line="254" w:lineRule="auto"/>
+        <w:rPr>
+          <w:sz w:val="24"/>
+          <w:szCs w:val="24"/>
+          <w:highlight w:val="yellow"/>
+          <w:lang w:val="en-US"/>
+        </w:rPr>
+      </w:pPr>
+      <w:r>
+        <w:rPr>
+          <w:sz w:val="24"/>
+          <w:szCs w:val="24"/>
+          <w:highlight w:val="yellow"/>
+          <w:lang w:val="en-US"/>
+        </w:rPr>
+        <w:t>Click on + Add button</w:t>
+      </w:r>
+    </w:p>
+    <w:p>
+      <w:pPr>
+        <w:pStyle w:val="ListParagraph"/>
+        <w:numPr>
+          <w:ilvl w:val="1"/>
+          <w:numId w:val="1"/>
+        </w:numPr>
+        <w:spacing w:line="254" w:lineRule="auto"/>
+        <w:rPr>
+          <w:sz w:val="24"/>
+          <w:szCs w:val="24"/>
+          <w:highlight w:val="yellow"/>
+          <w:lang w:val="en-US"/>
+        </w:rPr>
+      </w:pPr>
+      <w:r>
+        <w:rPr>
+          <w:sz w:val="24"/>
+          <w:szCs w:val="24"/>
+          <w:highlight w:val="yellow"/>
+          <w:lang w:val="en-US"/>
+        </w:rPr>
+        <w:t>Enter First Name</w:t>
+      </w:r>
+    </w:p>
+    <w:p>
+      <w:pPr>
+        <w:pStyle w:val="ListParagraph"/>
+        <w:numPr>
+          <w:ilvl w:val="1"/>
+          <w:numId w:val="1"/>
+        </w:numPr>
+        <w:spacing w:line="254" w:lineRule="auto"/>
+        <w:rPr>
+          <w:sz w:val="24"/>
+          <w:szCs w:val="24"/>
+          <w:highlight w:val="yellow"/>
+          <w:lang w:val="en-US"/>
+        </w:rPr>
+      </w:pPr>
+      <w:r>
+        <w:rPr>
+          <w:sz w:val="24"/>
+          <w:szCs w:val="24"/>
+          <w:highlight w:val="yellow"/>
+          <w:lang w:val="en-US"/>
+        </w:rPr>
+        <w:t>Enter Middle Name</w:t>
+      </w:r>
+    </w:p>
+    <w:p>
+      <w:pPr>
+        <w:pStyle w:val="ListParagraph"/>
+        <w:numPr>
+          <w:ilvl w:val="1"/>
+          <w:numId w:val="1"/>
+        </w:numPr>
+        <w:spacing w:line="254" w:lineRule="auto"/>
+        <w:rPr>
+          <w:sz w:val="24"/>
+          <w:szCs w:val="24"/>
+          <w:highlight w:val="yellow"/>
+          <w:lang w:val="en-US"/>
+        </w:rPr>
+      </w:pPr>
+      <w:r>
+        <w:rPr>
+          <w:sz w:val="24"/>
+          <w:szCs w:val="24"/>
+          <w:highlight w:val="yellow"/>
+          <w:lang w:val="en-US"/>
+        </w:rPr>
+        <w:t>Enter Last Name</w:t>
+      </w:r>
+    </w:p>
+    <w:p>
+      <w:pPr>
+        <w:pStyle w:val="ListParagraph"/>
+        <w:numPr>
+          <w:ilvl w:val="1"/>
+          <w:numId w:val="1"/>
+        </w:numPr>
+        <w:spacing w:line="254" w:lineRule="auto"/>
+        <w:rPr>
+          <w:sz w:val="24"/>
+          <w:szCs w:val="24"/>
+          <w:highlight w:val="yellow"/>
+          <w:lang w:val="en-US"/>
+        </w:rPr>
+      </w:pPr>
+      <w:r>
+        <w:rPr>
+          <w:sz w:val="24"/>
+          <w:szCs w:val="24"/>
+          <w:highlight w:val="yellow"/>
+          <w:lang w:val="en-US"/>
+        </w:rPr>
+        <w:t>Click on Create Login Details</w:t>
+      </w:r>
+    </w:p>
+    <w:p>
+      <w:pPr>
+        <w:pStyle w:val="ListParagraph"/>
+        <w:numPr>
+          <w:ilvl w:val="1"/>
+          <w:numId w:val="1"/>
+        </w:numPr>
+        <w:spacing w:line="254" w:lineRule="auto"/>
+        <w:rPr>
+          <w:sz w:val="24"/>
+          <w:szCs w:val="24"/>
+          <w:highlight w:val="yellow"/>
+          <w:lang w:val="en-US"/>
+        </w:rPr>
+      </w:pPr>
+      <w:r>
+        <w:rPr>
+          <w:sz w:val="24"/>
+          <w:szCs w:val="24"/>
+          <w:highlight w:val="yellow"/>
+          <w:lang w:val="en-US"/>
+        </w:rPr>
+        <w:t>Enter User Name</w:t>
+      </w:r>
+    </w:p>
+    <w:p>
+      <w:pPr>
+        <w:pStyle w:val="ListParagraph"/>
+        <w:numPr>
+          <w:ilvl w:val="1"/>
+          <w:numId w:val="1"/>
+        </w:numPr>
+        <w:spacing w:line="254" w:lineRule="auto"/>
+        <w:rPr>
+          <w:sz w:val="24"/>
+          <w:szCs w:val="24"/>
+          <w:highlight w:val="yellow"/>
+          <w:lang w:val="en-US"/>
+        </w:rPr>
+      </w:pPr>
+      <w:r>
+        <w:rPr>
+          <w:sz w:val="24"/>
+          <w:szCs w:val="24"/>
+          <w:highlight w:val="yellow"/>
+          <w:lang w:val="en-US"/>
+        </w:rPr>
+        <w:t>Enter Password</w:t>
+      </w:r>
+    </w:p>
+    <w:p>
+      <w:pPr>
+        <w:pStyle w:val="ListParagraph"/>
+        <w:numPr>
+          <w:ilvl w:val="1"/>
+          <w:numId w:val="1"/>
+        </w:numPr>
+        <w:spacing w:line="254" w:lineRule="auto"/>
+        <w:rPr>
+          <w:sz w:val="24"/>
+          <w:szCs w:val="24"/>
+          <w:highlight w:val="yellow"/>
+          <w:lang w:val="en-US"/>
+        </w:rPr>
+      </w:pPr>
+      <w:r>
+        <w:rPr>
+          <w:sz w:val="24"/>
+          <w:szCs w:val="24"/>
+          <w:highlight w:val="yellow"/>
+          <w:lang w:val="en-US"/>
+        </w:rPr>
+        <w:t>Enter Confirm Password</w:t>
+      </w:r>
+    </w:p>
+    <w:p>
+      <w:pPr>
+        <w:pStyle w:val="ListParagraph"/>
+        <w:numPr>
+          <w:ilvl w:val="1"/>
+          <w:numId w:val="1"/>
+        </w:numPr>
+        <w:spacing w:line="254" w:lineRule="auto"/>
+        <w:rPr>
+          <w:sz w:val="24"/>
+          <w:szCs w:val="24"/>
+          <w:highlight w:val="yellow"/>
+          <w:lang w:val="en-US"/>
+        </w:rPr>
+      </w:pPr>
+      <w:r>
+        <w:rPr>
+          <w:sz w:val="24"/>
+          <w:szCs w:val="24"/>
+          <w:highlight w:val="yellow"/>
+          <w:lang w:val="en-US"/>
+        </w:rPr>
+        <w:t>Click on Save Button</w:t>
+      </w:r>
+    </w:p>
+    <w:p>
+      <w:pPr>
+        <w:pStyle w:val="ListParagraph"/>
+        <w:numPr>
+          <w:ilvl w:val="1"/>
+          <w:numId w:val="1"/>
+        </w:numPr>
+        <w:spacing w:line="254" w:lineRule="auto"/>
+        <w:rPr>
+          <w:sz w:val="24"/>
+          <w:szCs w:val="24"/>
+          <w:highlight w:val="yellow"/>
+          <w:lang w:val="en-US"/>
+        </w:rPr>
+      </w:pPr>
+      <w:r>
+        <w:rPr>
+          <w:sz w:val="24"/>
+          <w:szCs w:val="24"/>
+          <w:highlight w:val="yellow"/>
+          <w:lang w:val="en-US"/>
+        </w:rPr>
+        <w:t>Logout</w:t>
+      </w:r>
       <w:bookmarkStart w:id="0" w:name="_GoBack"/>
       <w:bookmarkEnd w:id="0"/>
+    </w:p>
+    <w:p>
+      <w:pPr>
+        <w:pStyle w:val="ListParagraph"/>
+        <w:numPr>
+          <w:ilvl w:val="1"/>
+          <w:numId w:val="1"/>
+        </w:numPr>
+        <w:spacing w:line="254" w:lineRule="auto"/>
+        <w:rPr>
+          <w:sz w:val="24"/>
+          <w:szCs w:val="24"/>
+          <w:highlight w:val="yellow"/>
+          <w:lang w:val="en-US"/>
+        </w:rPr>
+      </w:pPr>
+      <w:r>
+        <w:rPr>
+          <w:sz w:val="24"/>
+          <w:szCs w:val="24"/>
+          <w:highlight w:val="yellow"/>
+          <w:lang w:val="en-US"/>
+        </w:rPr>
+        <w:t xml:space="preserve">Login using data provided in step no h &amp; </w:t>
+      </w:r>
+      <w:proofErr w:type="spellStart"/>
+      <w:r>
+        <w:rPr>
+          <w:sz w:val="24"/>
+          <w:szCs w:val="24"/>
+          <w:highlight w:val="yellow"/>
+          <w:lang w:val="en-US"/>
+        </w:rPr>
+        <w:t>i</w:t>
+      </w:r>
+      <w:proofErr w:type="spellEnd"/>
+    </w:p>
+    <w:p>
+      <w:pPr>
+        <w:pStyle w:val="ListParagraph"/>
+        <w:numPr>
+          <w:ilvl w:val="1"/>
+          <w:numId w:val="1"/>
+        </w:numPr>
+        <w:spacing w:line="254" w:lineRule="auto"/>
+        <w:rPr>
+          <w:sz w:val="24"/>
+          <w:szCs w:val="24"/>
+          <w:highlight w:val="yellow"/>
+          <w:lang w:val="en-US"/>
+        </w:rPr>
+      </w:pPr>
+      <w:r>
+        <w:rPr>
+          <w:sz w:val="24"/>
+          <w:szCs w:val="24"/>
+          <w:highlight w:val="yellow"/>
+          <w:lang w:val="en-US"/>
+        </w:rPr>
+        <w:t>Display name of employee on logout link</w:t>
+      </w:r>
+    </w:p>
+    <w:p>
+      <w:pPr>
+        <w:pStyle w:val="ListParagraph"/>
+        <w:numPr>
+          <w:ilvl w:val="1"/>
+          <w:numId w:val="1"/>
+        </w:numPr>
+        <w:spacing w:line="254" w:lineRule="auto"/>
+        <w:rPr>
+          <w:sz w:val="24"/>
+          <w:szCs w:val="24"/>
+          <w:highlight w:val="yellow"/>
+          <w:lang w:val="en-US"/>
+        </w:rPr>
+      </w:pPr>
+      <w:r>
+        <w:rPr>
+          <w:sz w:val="24"/>
+          <w:szCs w:val="24"/>
+          <w:highlight w:val="yellow"/>
+          <w:lang w:val="en-US"/>
+        </w:rPr>
+        <w:t>Click on My Info</w:t>
+      </w:r>
+    </w:p>
+    <w:p>
+      <w:pPr>
+        <w:pStyle w:val="ListParagraph"/>
+        <w:numPr>
+          <w:ilvl w:val="1"/>
+          <w:numId w:val="1"/>
+        </w:numPr>
+        <w:spacing w:line="254" w:lineRule="auto"/>
+        <w:rPr>
+          <w:sz w:val="24"/>
+          <w:szCs w:val="24"/>
+          <w:highlight w:val="yellow"/>
+          <w:lang w:val="en-US"/>
+        </w:rPr>
+      </w:pPr>
+      <w:r>
+        <w:rPr>
+          <w:sz w:val="24"/>
+          <w:szCs w:val="24"/>
+          <w:highlight w:val="yellow"/>
+          <w:lang w:val="en-US"/>
+        </w:rPr>
+        <w:t>Display the Employee ID</w:t>
+      </w:r>
+    </w:p>
+    <w:p>
+      <w:pPr>
+        <w:pStyle w:val="ListParagraph"/>
+        <w:numPr>
+          <w:ilvl w:val="1"/>
+          <w:numId w:val="1"/>
+        </w:numPr>
+        <w:spacing w:line="254" w:lineRule="auto"/>
+        <w:rPr>
+          <w:sz w:val="24"/>
+          <w:szCs w:val="24"/>
+          <w:highlight w:val="yellow"/>
+          <w:lang w:val="en-US"/>
+        </w:rPr>
+      </w:pPr>
+      <w:r>
+        <w:rPr>
+          <w:sz w:val="24"/>
+          <w:szCs w:val="24"/>
+          <w:highlight w:val="yellow"/>
+          <w:lang w:val="en-US"/>
+        </w:rPr>
+        <w:t>Logout</w:t>
+      </w:r>
+    </w:p>
+    <w:p>
+      <w:pPr>
+        <w:pStyle w:val="ListParagraph"/>
+        <w:numPr>
+          <w:ilvl w:val="1"/>
+          <w:numId w:val="1"/>
+        </w:numPr>
+        <w:spacing w:line="254" w:lineRule="auto"/>
+        <w:rPr>
+          <w:sz w:val="24"/>
+          <w:szCs w:val="24"/>
+          <w:highlight w:val="yellow"/>
+          <w:lang w:val="en-US"/>
+        </w:rPr>
+      </w:pPr>
+      <w:r>
+        <w:rPr>
+          <w:sz w:val="24"/>
+          <w:szCs w:val="24"/>
+          <w:highlight w:val="yellow"/>
+          <w:lang w:val="en-US"/>
+        </w:rPr>
+        <w:t>Login with admin</w:t>
+      </w:r>
+    </w:p>
+    <w:p>
+      <w:pPr>
+        <w:pStyle w:val="ListParagraph"/>
+        <w:numPr>
+          <w:ilvl w:val="1"/>
+          <w:numId w:val="1"/>
+        </w:numPr>
+        <w:spacing w:line="254" w:lineRule="auto"/>
+        <w:rPr>
+          <w:sz w:val="24"/>
+          <w:szCs w:val="24"/>
+          <w:highlight w:val="yellow"/>
+          <w:lang w:val="en-US"/>
+        </w:rPr>
+      </w:pPr>
+      <w:r>
+        <w:rPr>
+          <w:sz w:val="24"/>
+          <w:szCs w:val="24"/>
+          <w:highlight w:val="yellow"/>
+          <w:lang w:val="en-US"/>
+        </w:rPr>
+        <w:t>Click on Admin</w:t>
+      </w:r>
+    </w:p>
+    <w:p>
+      <w:pPr>
+        <w:pStyle w:val="ListParagraph"/>
+        <w:numPr>
+          <w:ilvl w:val="1"/>
+          <w:numId w:val="1"/>
+        </w:numPr>
+        <w:spacing w:line="254" w:lineRule="auto"/>
+        <w:rPr>
+          <w:sz w:val="24"/>
+          <w:szCs w:val="24"/>
+          <w:highlight w:val="yellow"/>
+          <w:lang w:val="en-US"/>
+        </w:rPr>
+      </w:pPr>
+      <w:r>
+        <w:rPr>
+          <w:sz w:val="24"/>
+          <w:szCs w:val="24"/>
+          <w:highlight w:val="yellow"/>
+          <w:lang w:val="en-US"/>
+        </w:rPr>
+        <w:t>Enter user name</w:t>
+      </w:r>
+    </w:p>
+    <w:p>
+      <w:pPr>
+        <w:pStyle w:val="ListParagraph"/>
+        <w:numPr>
+          <w:ilvl w:val="1"/>
+          <w:numId w:val="1"/>
+        </w:numPr>
+        <w:spacing w:line="254" w:lineRule="auto"/>
+        <w:rPr>
+          <w:sz w:val="24"/>
+          <w:szCs w:val="24"/>
+          <w:highlight w:val="yellow"/>
+          <w:lang w:val="en-US"/>
+        </w:rPr>
+      </w:pPr>
+      <w:r>
+        <w:rPr>
+          <w:sz w:val="24"/>
+          <w:szCs w:val="24"/>
+          <w:highlight w:val="yellow"/>
+          <w:lang w:val="en-US"/>
+        </w:rPr>
+        <w:t xml:space="preserve">Click on Search </w:t>
+      </w:r>
+    </w:p>
+    <w:p>
+      <w:pPr>
+        <w:pStyle w:val="ListParagraph"/>
+        <w:numPr>
+          <w:ilvl w:val="1"/>
+          <w:numId w:val="1"/>
+        </w:numPr>
+        <w:spacing w:line="254" w:lineRule="auto"/>
+        <w:rPr>
+          <w:sz w:val="24"/>
+          <w:szCs w:val="24"/>
+          <w:highlight w:val="yellow"/>
+          <w:lang w:val="en-US"/>
+        </w:rPr>
+      </w:pPr>
+      <w:r>
+        <w:rPr>
+          <w:sz w:val="24"/>
+          <w:szCs w:val="24"/>
+          <w:highlight w:val="yellow"/>
+          <w:lang w:val="en-US"/>
+        </w:rPr>
+        <w:t>Delete the record displayed</w:t>
+      </w:r>
+    </w:p>
+    <w:p>
+      <w:pPr>
+        <w:pStyle w:val="ListParagraph"/>
+        <w:numPr>
+          <w:ilvl w:val="1"/>
+          <w:numId w:val="1"/>
+        </w:numPr>
+        <w:rPr>
+          <w:sz w:val="24"/>
+          <w:szCs w:val="22"/>
+          <w:lang w:val="en-US"/>
+        </w:rPr>
+      </w:pPr>
+      <w:r>
+        <w:rPr>
+          <w:sz w:val="24"/>
+          <w:szCs w:val="24"/>
+          <w:highlight w:val="yellow"/>
+          <w:lang w:val="en-US"/>
+        </w:rPr>
+        <w:t>Logout</w:t>
+      </w:r>
+      <w:r>
+        <w:rPr>
+          <w:sz w:val="24"/>
+          <w:szCs w:val="24"/>
+          <w:lang w:val="en-US"/>
+        </w:rPr>
+        <w:tab/>
+      </w:r>
     </w:p>
     <w:sectPr>
       <w:pgSz w:w="11906" w:h="16838"/>
@@ -2827,6 +4305,9 @@
     <w:lvlOverride w:ilvl="8">
       <w:startOverride w:val="1"/>
     </w:lvlOverride>
+  </w:num>
+  <w:num w:numId="5">
+    <w:abstractNumId w:val="3"/>
   </w:num>
 </w:numbering>
 </file>

--- a/Assignments_SA2512006.docx
+++ b/Assignments_SA2512006.docx
@@ -3583,300 +3583,901 @@
         </w:rPr>
         <w:t>Logout</w:t>
       </w:r>
+    </w:p>
+    <w:p>
+      <w:pPr>
+        <w:pStyle w:val="ListParagraph"/>
+        <w:numPr>
+          <w:ilvl w:val="1"/>
+          <w:numId w:val="1"/>
+        </w:numPr>
+        <w:spacing w:line="254" w:lineRule="auto"/>
+        <w:rPr>
+          <w:sz w:val="24"/>
+          <w:szCs w:val="24"/>
+          <w:highlight w:val="yellow"/>
+          <w:lang w:val="en-US"/>
+        </w:rPr>
+      </w:pPr>
+      <w:r>
+        <w:rPr>
+          <w:sz w:val="24"/>
+          <w:szCs w:val="24"/>
+          <w:highlight w:val="yellow"/>
+          <w:lang w:val="en-US"/>
+        </w:rPr>
+        <w:t xml:space="preserve">Login using data provided in step no h &amp; </w:t>
+      </w:r>
+      <w:proofErr w:type="spellStart"/>
+      <w:r>
+        <w:rPr>
+          <w:sz w:val="24"/>
+          <w:szCs w:val="24"/>
+          <w:highlight w:val="yellow"/>
+          <w:lang w:val="en-US"/>
+        </w:rPr>
+        <w:t>i</w:t>
+      </w:r>
+      <w:proofErr w:type="spellEnd"/>
+    </w:p>
+    <w:p>
+      <w:pPr>
+        <w:pStyle w:val="ListParagraph"/>
+        <w:numPr>
+          <w:ilvl w:val="1"/>
+          <w:numId w:val="1"/>
+        </w:numPr>
+        <w:spacing w:line="254" w:lineRule="auto"/>
+        <w:rPr>
+          <w:sz w:val="24"/>
+          <w:szCs w:val="24"/>
+          <w:highlight w:val="yellow"/>
+          <w:lang w:val="en-US"/>
+        </w:rPr>
+      </w:pPr>
+      <w:r>
+        <w:rPr>
+          <w:sz w:val="24"/>
+          <w:szCs w:val="24"/>
+          <w:highlight w:val="yellow"/>
+          <w:lang w:val="en-US"/>
+        </w:rPr>
+        <w:t>Display name of employee on logout link</w:t>
+      </w:r>
+    </w:p>
+    <w:p>
+      <w:pPr>
+        <w:pStyle w:val="ListParagraph"/>
+        <w:numPr>
+          <w:ilvl w:val="1"/>
+          <w:numId w:val="1"/>
+        </w:numPr>
+        <w:spacing w:line="254" w:lineRule="auto"/>
+        <w:rPr>
+          <w:sz w:val="24"/>
+          <w:szCs w:val="24"/>
+          <w:highlight w:val="yellow"/>
+          <w:lang w:val="en-US"/>
+        </w:rPr>
+      </w:pPr>
+      <w:r>
+        <w:rPr>
+          <w:sz w:val="24"/>
+          <w:szCs w:val="24"/>
+          <w:highlight w:val="yellow"/>
+          <w:lang w:val="en-US"/>
+        </w:rPr>
+        <w:t>Click on My Info</w:t>
+      </w:r>
+    </w:p>
+    <w:p>
+      <w:pPr>
+        <w:pStyle w:val="ListParagraph"/>
+        <w:numPr>
+          <w:ilvl w:val="1"/>
+          <w:numId w:val="1"/>
+        </w:numPr>
+        <w:spacing w:line="254" w:lineRule="auto"/>
+        <w:rPr>
+          <w:sz w:val="24"/>
+          <w:szCs w:val="24"/>
+          <w:highlight w:val="yellow"/>
+          <w:lang w:val="en-US"/>
+        </w:rPr>
+      </w:pPr>
+      <w:r>
+        <w:rPr>
+          <w:sz w:val="24"/>
+          <w:szCs w:val="24"/>
+          <w:highlight w:val="yellow"/>
+          <w:lang w:val="en-US"/>
+        </w:rPr>
+        <w:t>Display the Employee ID</w:t>
+      </w:r>
+    </w:p>
+    <w:p>
+      <w:pPr>
+        <w:pStyle w:val="ListParagraph"/>
+        <w:numPr>
+          <w:ilvl w:val="1"/>
+          <w:numId w:val="1"/>
+        </w:numPr>
+        <w:spacing w:line="254" w:lineRule="auto"/>
+        <w:rPr>
+          <w:sz w:val="24"/>
+          <w:szCs w:val="24"/>
+          <w:highlight w:val="yellow"/>
+          <w:lang w:val="en-US"/>
+        </w:rPr>
+      </w:pPr>
+      <w:r>
+        <w:rPr>
+          <w:sz w:val="24"/>
+          <w:szCs w:val="24"/>
+          <w:highlight w:val="yellow"/>
+          <w:lang w:val="en-US"/>
+        </w:rPr>
+        <w:t>Logout</w:t>
+      </w:r>
+    </w:p>
+    <w:p>
+      <w:pPr>
+        <w:pStyle w:val="ListParagraph"/>
+        <w:numPr>
+          <w:ilvl w:val="1"/>
+          <w:numId w:val="1"/>
+        </w:numPr>
+        <w:spacing w:line="254" w:lineRule="auto"/>
+        <w:rPr>
+          <w:sz w:val="24"/>
+          <w:szCs w:val="24"/>
+          <w:highlight w:val="yellow"/>
+          <w:lang w:val="en-US"/>
+        </w:rPr>
+      </w:pPr>
+      <w:r>
+        <w:rPr>
+          <w:sz w:val="24"/>
+          <w:szCs w:val="24"/>
+          <w:highlight w:val="yellow"/>
+          <w:lang w:val="en-US"/>
+        </w:rPr>
+        <w:t>Login with admin</w:t>
+      </w:r>
+    </w:p>
+    <w:p>
+      <w:pPr>
+        <w:pStyle w:val="ListParagraph"/>
+        <w:numPr>
+          <w:ilvl w:val="1"/>
+          <w:numId w:val="1"/>
+        </w:numPr>
+        <w:spacing w:line="254" w:lineRule="auto"/>
+        <w:rPr>
+          <w:sz w:val="24"/>
+          <w:szCs w:val="24"/>
+          <w:highlight w:val="yellow"/>
+          <w:lang w:val="en-US"/>
+        </w:rPr>
+      </w:pPr>
+      <w:r>
+        <w:rPr>
+          <w:sz w:val="24"/>
+          <w:szCs w:val="24"/>
+          <w:highlight w:val="yellow"/>
+          <w:lang w:val="en-US"/>
+        </w:rPr>
+        <w:t>Click on Admin</w:t>
+      </w:r>
+    </w:p>
+    <w:p>
+      <w:pPr>
+        <w:pStyle w:val="ListParagraph"/>
+        <w:numPr>
+          <w:ilvl w:val="1"/>
+          <w:numId w:val="1"/>
+        </w:numPr>
+        <w:spacing w:line="254" w:lineRule="auto"/>
+        <w:rPr>
+          <w:sz w:val="24"/>
+          <w:szCs w:val="24"/>
+          <w:highlight w:val="yellow"/>
+          <w:lang w:val="en-US"/>
+        </w:rPr>
+      </w:pPr>
+      <w:r>
+        <w:rPr>
+          <w:sz w:val="24"/>
+          <w:szCs w:val="24"/>
+          <w:highlight w:val="yellow"/>
+          <w:lang w:val="en-US"/>
+        </w:rPr>
+        <w:t>Enter user name</w:t>
+      </w:r>
+    </w:p>
+    <w:p>
+      <w:pPr>
+        <w:pStyle w:val="ListParagraph"/>
+        <w:numPr>
+          <w:ilvl w:val="1"/>
+          <w:numId w:val="1"/>
+        </w:numPr>
+        <w:spacing w:line="254" w:lineRule="auto"/>
+        <w:rPr>
+          <w:sz w:val="24"/>
+          <w:szCs w:val="24"/>
+          <w:highlight w:val="yellow"/>
+          <w:lang w:val="en-US"/>
+        </w:rPr>
+      </w:pPr>
+      <w:r>
+        <w:rPr>
+          <w:sz w:val="24"/>
+          <w:szCs w:val="24"/>
+          <w:highlight w:val="yellow"/>
+          <w:lang w:val="en-US"/>
+        </w:rPr>
+        <w:t xml:space="preserve">Click on Search </w:t>
+      </w:r>
+    </w:p>
+    <w:p>
+      <w:pPr>
+        <w:pStyle w:val="ListParagraph"/>
+        <w:numPr>
+          <w:ilvl w:val="1"/>
+          <w:numId w:val="1"/>
+        </w:numPr>
+        <w:spacing w:line="254" w:lineRule="auto"/>
+        <w:rPr>
+          <w:sz w:val="24"/>
+          <w:szCs w:val="24"/>
+          <w:highlight w:val="yellow"/>
+          <w:lang w:val="en-US"/>
+        </w:rPr>
+      </w:pPr>
+      <w:r>
+        <w:rPr>
+          <w:sz w:val="24"/>
+          <w:szCs w:val="24"/>
+          <w:highlight w:val="yellow"/>
+          <w:lang w:val="en-US"/>
+        </w:rPr>
+        <w:t>Delete the record displayed</w:t>
+      </w:r>
+    </w:p>
+    <w:p>
+      <w:pPr>
+        <w:pStyle w:val="ListParagraph"/>
+        <w:numPr>
+          <w:ilvl w:val="1"/>
+          <w:numId w:val="1"/>
+        </w:numPr>
+        <w:rPr>
+          <w:sz w:val="24"/>
+          <w:szCs w:val="22"/>
+          <w:lang w:val="en-US"/>
+        </w:rPr>
+      </w:pPr>
+      <w:r>
+        <w:rPr>
+          <w:sz w:val="24"/>
+          <w:szCs w:val="24"/>
+          <w:highlight w:val="yellow"/>
+          <w:lang w:val="en-US"/>
+        </w:rPr>
+        <w:t>Logout</w:t>
+      </w:r>
+      <w:r>
+        <w:rPr>
+          <w:sz w:val="24"/>
+          <w:szCs w:val="24"/>
+          <w:lang w:val="en-US"/>
+        </w:rPr>
+        <w:tab/>
+      </w:r>
+      <w:r>
+        <w:rPr>
+          <w:sz w:val="24"/>
+          <w:szCs w:val="24"/>
+          <w:lang w:val="en-US"/>
+        </w:rPr>
+        <w:br/>
+      </w:r>
+    </w:p>
+    <w:p>
+      <w:pPr>
+        <w:rPr>
+          <w:sz w:val="24"/>
+          <w:szCs w:val="22"/>
+          <w:lang w:val="en-US"/>
+        </w:rPr>
+      </w:pPr>
+      <w:r>
+        <w:rPr>
+          <w:sz w:val="24"/>
+          <w:szCs w:val="24"/>
+          <w:lang w:val="en-US"/>
+        </w:rPr>
+        <w:t>Date: 17 March 2026</w:t>
+      </w:r>
+      <w:r>
+        <w:rPr>
+          <w:sz w:val="24"/>
+          <w:szCs w:val="24"/>
+          <w:lang w:val="en-US"/>
+        </w:rPr>
+        <w:br/>
+      </w:r>
+    </w:p>
+    <w:p>
+      <w:pPr>
+        <w:pStyle w:val="ListParagraph"/>
+        <w:numPr>
+          <w:ilvl w:val="0"/>
+          <w:numId w:val="1"/>
+        </w:numPr>
+        <w:rPr>
+          <w:sz w:val="24"/>
+          <w:szCs w:val="22"/>
+          <w:lang w:val="en-US"/>
+        </w:rPr>
+      </w:pPr>
+      <w:r>
+        <w:rPr>
+          <w:sz w:val="24"/>
+          <w:szCs w:val="24"/>
+          <w:lang w:val="en-US"/>
+        </w:rPr>
+        <w:t xml:space="preserve">Launch </w:t>
+      </w:r>
+      <w:hyperlink r:id="rId24" w:history="1">
+        <w:r>
+          <w:rPr>
+            <w:rStyle w:val="Hyperlink"/>
+            <w:sz w:val="24"/>
+            <w:szCs w:val="24"/>
+            <w:lang w:val="en-US"/>
+          </w:rPr>
+          <w:t>https://testautomationpractice.blogspot.com/?m=1</w:t>
+        </w:r>
+      </w:hyperlink>
+    </w:p>
+    <w:p>
+      <w:pPr>
+        <w:pStyle w:val="ListParagraph"/>
+        <w:numPr>
+          <w:ilvl w:val="0"/>
+          <w:numId w:val="1"/>
+        </w:numPr>
+        <w:spacing w:line="252" w:lineRule="auto"/>
+        <w:rPr>
+          <w:sz w:val="24"/>
+          <w:szCs w:val="24"/>
+          <w:highlight w:val="yellow"/>
+          <w:lang w:val="en-US"/>
+        </w:rPr>
+      </w:pPr>
+      <w:r>
+        <w:rPr>
+          <w:sz w:val="24"/>
+          <w:szCs w:val="24"/>
+          <w:highlight w:val="yellow"/>
+          <w:lang w:val="en-US"/>
+        </w:rPr>
+        <w:t xml:space="preserve">Open </w:t>
+      </w:r>
+      <w:hyperlink r:id="rId25" w:history="1">
+        <w:r>
+          <w:rPr>
+            <w:rStyle w:val="Hyperlink"/>
+            <w:sz w:val="24"/>
+            <w:szCs w:val="24"/>
+            <w:highlight w:val="yellow"/>
+            <w:lang w:val="en-US"/>
+          </w:rPr>
+          <w:t>https://sampleapp.tric</w:t>
+        </w:r>
+        <w:r>
+          <w:rPr>
+            <w:rStyle w:val="Hyperlink"/>
+            <w:sz w:val="24"/>
+            <w:szCs w:val="24"/>
+            <w:highlight w:val="yellow"/>
+            <w:lang w:val="en-US"/>
+          </w:rPr>
+          <w:t>e</w:t>
+        </w:r>
+        <w:r>
+          <w:rPr>
+            <w:rStyle w:val="Hyperlink"/>
+            <w:sz w:val="24"/>
+            <w:szCs w:val="24"/>
+            <w:highlight w:val="yellow"/>
+            <w:lang w:val="en-US"/>
+          </w:rPr>
+          <w:t>ntis.com/101/index.php</w:t>
+        </w:r>
+      </w:hyperlink>
+    </w:p>
+    <w:p>
+      <w:pPr>
+        <w:pStyle w:val="ListParagraph"/>
+        <w:numPr>
+          <w:ilvl w:val="1"/>
+          <w:numId w:val="1"/>
+        </w:numPr>
+        <w:spacing w:line="252" w:lineRule="auto"/>
+        <w:rPr>
+          <w:sz w:val="24"/>
+          <w:szCs w:val="24"/>
+          <w:highlight w:val="yellow"/>
+          <w:lang w:val="en-US"/>
+        </w:rPr>
+      </w:pPr>
+      <w:r>
+        <w:rPr>
+          <w:sz w:val="24"/>
+          <w:szCs w:val="24"/>
+          <w:highlight w:val="yellow"/>
+          <w:lang w:val="en-US"/>
+        </w:rPr>
+        <w:t>Click on Automobile</w:t>
+      </w:r>
+    </w:p>
+    <w:p>
+      <w:pPr>
+        <w:pStyle w:val="ListParagraph"/>
+        <w:numPr>
+          <w:ilvl w:val="1"/>
+          <w:numId w:val="1"/>
+        </w:numPr>
+        <w:spacing w:line="252" w:lineRule="auto"/>
+        <w:rPr>
+          <w:sz w:val="24"/>
+          <w:szCs w:val="24"/>
+          <w:highlight w:val="yellow"/>
+          <w:lang w:val="en-US"/>
+        </w:rPr>
+      </w:pPr>
+      <w:r>
+        <w:rPr>
+          <w:sz w:val="24"/>
+          <w:szCs w:val="24"/>
+          <w:highlight w:val="yellow"/>
+          <w:lang w:val="en-US"/>
+        </w:rPr>
+        <w:t>Click on Enter Insurant Data</w:t>
+      </w:r>
+    </w:p>
+    <w:p>
+      <w:pPr>
+        <w:pStyle w:val="ListParagraph"/>
+        <w:numPr>
+          <w:ilvl w:val="1"/>
+          <w:numId w:val="1"/>
+        </w:numPr>
+        <w:spacing w:line="252" w:lineRule="auto"/>
+        <w:rPr>
+          <w:b/>
+          <w:bCs/>
+          <w:sz w:val="24"/>
+          <w:szCs w:val="24"/>
+          <w:lang w:val="en-US"/>
+        </w:rPr>
+      </w:pPr>
+      <w:r>
+        <w:rPr>
+          <w:sz w:val="24"/>
+          <w:szCs w:val="24"/>
+          <w:highlight w:val="yellow"/>
+          <w:lang w:val="en-US"/>
+        </w:rPr>
+        <w:t>Upload your picture</w:t>
+      </w:r>
+    </w:p>
+    <w:p>
+      <w:pPr>
+        <w:pStyle w:val="ListParagraph"/>
+        <w:numPr>
+          <w:ilvl w:val="0"/>
+          <w:numId w:val="1"/>
+        </w:numPr>
+        <w:spacing w:line="252" w:lineRule="auto"/>
+        <w:rPr>
+          <w:sz w:val="24"/>
+          <w:szCs w:val="24"/>
+          <w:lang w:val="en-US"/>
+        </w:rPr>
+      </w:pPr>
+      <w:r>
+        <w:rPr>
+          <w:sz w:val="24"/>
+          <w:szCs w:val="24"/>
+          <w:lang w:val="en-US"/>
+        </w:rPr>
+        <w:t xml:space="preserve">Open </w:t>
+      </w:r>
+      <w:hyperlink r:id="rId26" w:history="1">
+        <w:r>
+          <w:rPr>
+            <w:rStyle w:val="Hyperlink"/>
+            <w:sz w:val="24"/>
+            <w:szCs w:val="24"/>
+            <w:lang w:val="en-US"/>
+          </w:rPr>
+          <w:t>https://omayo.blogspot.com/</w:t>
+        </w:r>
+      </w:hyperlink>
+    </w:p>
+    <w:p>
+      <w:pPr>
+        <w:pStyle w:val="ListParagraph"/>
+        <w:numPr>
+          <w:ilvl w:val="1"/>
+          <w:numId w:val="1"/>
+        </w:numPr>
+        <w:spacing w:line="252" w:lineRule="auto"/>
+        <w:rPr>
+          <w:sz w:val="24"/>
+          <w:szCs w:val="24"/>
+          <w:lang w:val="en-US"/>
+        </w:rPr>
+      </w:pPr>
+      <w:r>
+        <w:rPr>
+          <w:sz w:val="24"/>
+          <w:szCs w:val="24"/>
+          <w:lang w:val="en-US"/>
+        </w:rPr>
+        <w:t xml:space="preserve">Click on </w:t>
+      </w:r>
+      <w:proofErr w:type="spellStart"/>
+      <w:r>
+        <w:rPr>
+          <w:sz w:val="24"/>
+          <w:szCs w:val="24"/>
+          <w:lang w:val="en-US"/>
+        </w:rPr>
+        <w:t>ClickToGetAlert</w:t>
+      </w:r>
+      <w:proofErr w:type="spellEnd"/>
+      <w:r>
+        <w:rPr>
+          <w:sz w:val="24"/>
+          <w:szCs w:val="24"/>
+          <w:lang w:val="en-US"/>
+        </w:rPr>
+        <w:t xml:space="preserve"> button</w:t>
+      </w:r>
+    </w:p>
+    <w:p>
+      <w:pPr>
+        <w:pStyle w:val="ListParagraph"/>
+        <w:numPr>
+          <w:ilvl w:val="1"/>
+          <w:numId w:val="1"/>
+        </w:numPr>
+        <w:spacing w:line="252" w:lineRule="auto"/>
+        <w:rPr>
+          <w:sz w:val="24"/>
+          <w:szCs w:val="24"/>
+          <w:lang w:val="en-US"/>
+        </w:rPr>
+      </w:pPr>
+      <w:r>
+        <w:rPr>
+          <w:sz w:val="24"/>
+          <w:szCs w:val="24"/>
+          <w:lang w:val="en-US"/>
+        </w:rPr>
+        <w:t>Display the text on alert</w:t>
+      </w:r>
+    </w:p>
+    <w:p>
+      <w:pPr>
+        <w:pStyle w:val="ListParagraph"/>
+        <w:numPr>
+          <w:ilvl w:val="1"/>
+          <w:numId w:val="1"/>
+        </w:numPr>
+        <w:spacing w:line="252" w:lineRule="auto"/>
+        <w:rPr>
+          <w:sz w:val="24"/>
+          <w:szCs w:val="24"/>
+          <w:lang w:val="en-US"/>
+        </w:rPr>
+      </w:pPr>
+      <w:r>
+        <w:rPr>
+          <w:sz w:val="24"/>
+          <w:szCs w:val="24"/>
+          <w:lang w:val="en-US"/>
+        </w:rPr>
+        <w:t>Click on Ok button</w:t>
+      </w:r>
+    </w:p>
+    <w:p>
+      <w:pPr>
+        <w:pStyle w:val="ListParagraph"/>
+        <w:numPr>
+          <w:ilvl w:val="1"/>
+          <w:numId w:val="1"/>
+        </w:numPr>
+        <w:spacing w:line="252" w:lineRule="auto"/>
+        <w:rPr>
+          <w:sz w:val="24"/>
+          <w:szCs w:val="24"/>
+          <w:lang w:val="en-US"/>
+        </w:rPr>
+      </w:pPr>
+      <w:r>
+        <w:rPr>
+          <w:sz w:val="24"/>
+          <w:szCs w:val="24"/>
+          <w:lang w:val="en-US"/>
+        </w:rPr>
+        <w:t xml:space="preserve">Click on </w:t>
+      </w:r>
+      <w:proofErr w:type="spellStart"/>
+      <w:r>
+        <w:rPr>
+          <w:sz w:val="24"/>
+          <w:szCs w:val="24"/>
+          <w:lang w:val="en-US"/>
+        </w:rPr>
+        <w:t>GetPrompt</w:t>
+      </w:r>
+      <w:proofErr w:type="spellEnd"/>
+      <w:r>
+        <w:rPr>
+          <w:sz w:val="24"/>
+          <w:szCs w:val="24"/>
+          <w:lang w:val="en-US"/>
+        </w:rPr>
+        <w:t xml:space="preserve"> Button</w:t>
+      </w:r>
+    </w:p>
+    <w:p>
+      <w:pPr>
+        <w:pStyle w:val="ListParagraph"/>
+        <w:numPr>
+          <w:ilvl w:val="1"/>
+          <w:numId w:val="1"/>
+        </w:numPr>
+        <w:spacing w:line="252" w:lineRule="auto"/>
+        <w:rPr>
+          <w:sz w:val="24"/>
+          <w:szCs w:val="24"/>
+          <w:lang w:val="en-US"/>
+        </w:rPr>
+      </w:pPr>
+      <w:r>
+        <w:rPr>
+          <w:sz w:val="24"/>
+          <w:szCs w:val="24"/>
+          <w:lang w:val="en-US"/>
+        </w:rPr>
+        <w:t xml:space="preserve">Enter your name </w:t>
+      </w:r>
+    </w:p>
+    <w:p>
+      <w:pPr>
+        <w:pStyle w:val="ListParagraph"/>
+        <w:numPr>
+          <w:ilvl w:val="1"/>
+          <w:numId w:val="1"/>
+        </w:numPr>
+        <w:spacing w:line="252" w:lineRule="auto"/>
+        <w:rPr>
+          <w:sz w:val="24"/>
+          <w:szCs w:val="24"/>
+          <w:lang w:val="en-US"/>
+        </w:rPr>
+      </w:pPr>
+      <w:r>
+        <w:rPr>
+          <w:sz w:val="24"/>
+          <w:szCs w:val="24"/>
+          <w:lang w:val="en-US"/>
+        </w:rPr>
+        <w:t>Click on Ok button</w:t>
+      </w:r>
+    </w:p>
+    <w:p>
+      <w:pPr>
+        <w:pStyle w:val="ListParagraph"/>
+        <w:numPr>
+          <w:ilvl w:val="1"/>
+          <w:numId w:val="1"/>
+        </w:numPr>
+        <w:spacing w:line="252" w:lineRule="auto"/>
+        <w:rPr>
+          <w:sz w:val="24"/>
+          <w:szCs w:val="24"/>
+          <w:lang w:val="en-US"/>
+        </w:rPr>
+      </w:pPr>
+      <w:r>
+        <w:rPr>
+          <w:sz w:val="24"/>
+          <w:szCs w:val="24"/>
+          <w:lang w:val="en-US"/>
+        </w:rPr>
+        <w:t xml:space="preserve">Click on </w:t>
+      </w:r>
+      <w:proofErr w:type="spellStart"/>
+      <w:r>
+        <w:rPr>
+          <w:sz w:val="24"/>
+          <w:szCs w:val="24"/>
+          <w:lang w:val="en-US"/>
+        </w:rPr>
+        <w:t>GetConfirmation</w:t>
+      </w:r>
+      <w:proofErr w:type="spellEnd"/>
+      <w:r>
+        <w:rPr>
+          <w:sz w:val="24"/>
+          <w:szCs w:val="24"/>
+          <w:lang w:val="en-US"/>
+        </w:rPr>
+        <w:t xml:space="preserve"> Button </w:t>
+      </w:r>
+    </w:p>
+    <w:p>
+      <w:pPr>
+        <w:pStyle w:val="ListParagraph"/>
+        <w:numPr>
+          <w:ilvl w:val="1"/>
+          <w:numId w:val="1"/>
+        </w:numPr>
+        <w:spacing w:line="256" w:lineRule="auto"/>
+        <w:rPr>
+          <w:sz w:val="24"/>
+          <w:szCs w:val="22"/>
+          <w:lang w:val="en-US"/>
+        </w:rPr>
+      </w:pPr>
+      <w:r>
+        <w:rPr>
+          <w:sz w:val="24"/>
+          <w:szCs w:val="24"/>
+          <w:lang w:val="en-US"/>
+        </w:rPr>
+        <w:lastRenderedPageBreak/>
+        <w:t>Click on Cancel button</w:t>
+      </w:r>
+    </w:p>
+    <w:p>
+      <w:pPr>
+        <w:pStyle w:val="ListParagraph"/>
+        <w:numPr>
+          <w:ilvl w:val="0"/>
+          <w:numId w:val="1"/>
+        </w:numPr>
+        <w:rPr>
+          <w:sz w:val="24"/>
+          <w:szCs w:val="22"/>
+          <w:highlight w:val="yellow"/>
+          <w:lang w:val="en-US"/>
+        </w:rPr>
+      </w:pPr>
+      <w:r>
+        <w:rPr>
+          <w:sz w:val="24"/>
+          <w:szCs w:val="22"/>
+          <w:highlight w:val="yellow"/>
+          <w:lang w:val="en-US"/>
+        </w:rPr>
+        <w:t xml:space="preserve">Launch </w:t>
+      </w:r>
+      <w:hyperlink r:id="rId27" w:history="1">
+        <w:r>
+          <w:rPr>
+            <w:rStyle w:val="Hyperlink"/>
+            <w:sz w:val="24"/>
+            <w:szCs w:val="22"/>
+            <w:highlight w:val="yellow"/>
+            <w:lang w:val="en-US"/>
+          </w:rPr>
+          <w:t>https://demoqa.com/automation-practice-form</w:t>
+        </w:r>
+      </w:hyperlink>
+    </w:p>
+    <w:p>
+      <w:pPr>
+        <w:pStyle w:val="ListParagraph"/>
+        <w:numPr>
+          <w:ilvl w:val="1"/>
+          <w:numId w:val="1"/>
+        </w:numPr>
+        <w:rPr>
+          <w:sz w:val="24"/>
+          <w:szCs w:val="22"/>
+          <w:highlight w:val="yellow"/>
+          <w:lang w:val="en-US"/>
+        </w:rPr>
+      </w:pPr>
+      <w:r>
+        <w:rPr>
+          <w:sz w:val="24"/>
+          <w:szCs w:val="22"/>
+          <w:highlight w:val="yellow"/>
+          <w:lang w:val="en-US"/>
+        </w:rPr>
+        <w:t>Complete the registration process on this page.</w:t>
+      </w:r>
+    </w:p>
+    <w:p>
+      <w:pPr>
+        <w:pStyle w:val="ListParagraph"/>
+        <w:numPr>
+          <w:ilvl w:val="0"/>
+          <w:numId w:val="1"/>
+        </w:numPr>
+        <w:rPr>
+          <w:sz w:val="24"/>
+          <w:szCs w:val="22"/>
+          <w:lang w:val="en-US"/>
+        </w:rPr>
+      </w:pPr>
+      <w:r>
+        <w:rPr>
+          <w:sz w:val="24"/>
+          <w:szCs w:val="22"/>
+          <w:lang w:val="en-US"/>
+        </w:rPr>
+        <w:t xml:space="preserve">Launch </w:t>
+      </w:r>
+      <w:hyperlink r:id="rId28" w:history="1">
+        <w:r>
+          <w:rPr>
+            <w:rStyle w:val="Hyperlink"/>
+            <w:sz w:val="24"/>
+            <w:szCs w:val="22"/>
+            <w:lang w:val="en-US"/>
+          </w:rPr>
+          <w:t>https://istqb.in/</w:t>
+        </w:r>
+      </w:hyperlink>
+    </w:p>
+    <w:p>
+      <w:pPr>
+        <w:pStyle w:val="ListParagraph"/>
+        <w:numPr>
+          <w:ilvl w:val="1"/>
+          <w:numId w:val="1"/>
+        </w:numPr>
+        <w:rPr>
+          <w:sz w:val="24"/>
+          <w:szCs w:val="22"/>
+          <w:lang w:val="en-US"/>
+        </w:rPr>
+      </w:pPr>
+      <w:r>
+        <w:rPr>
+          <w:sz w:val="24"/>
+          <w:szCs w:val="22"/>
+          <w:lang w:val="en-US"/>
+        </w:rPr>
+        <w:t>Display all 8 menus</w:t>
+      </w:r>
+    </w:p>
+    <w:p>
+      <w:pPr>
+        <w:pStyle w:val="ListParagraph"/>
+        <w:numPr>
+          <w:ilvl w:val="0"/>
+          <w:numId w:val="1"/>
+        </w:numPr>
+        <w:rPr>
+          <w:sz w:val="24"/>
+          <w:szCs w:val="22"/>
+          <w:lang w:val="en-US"/>
+        </w:rPr>
+      </w:pPr>
       <w:bookmarkStart w:id="0" w:name="_GoBack"/>
       <w:bookmarkEnd w:id="0"/>
-    </w:p>
-    <w:p>
-      <w:pPr>
-        <w:pStyle w:val="ListParagraph"/>
-        <w:numPr>
-          <w:ilvl w:val="1"/>
-          <w:numId w:val="1"/>
-        </w:numPr>
-        <w:spacing w:line="254" w:lineRule="auto"/>
-        <w:rPr>
-          <w:sz w:val="24"/>
-          <w:szCs w:val="24"/>
-          <w:highlight w:val="yellow"/>
-          <w:lang w:val="en-US"/>
-        </w:rPr>
-      </w:pPr>
-      <w:r>
-        <w:rPr>
-          <w:sz w:val="24"/>
-          <w:szCs w:val="24"/>
-          <w:highlight w:val="yellow"/>
-          <w:lang w:val="en-US"/>
-        </w:rPr>
-        <w:t xml:space="preserve">Login using data provided in step no h &amp; </w:t>
-      </w:r>
-      <w:proofErr w:type="spellStart"/>
-      <w:r>
-        <w:rPr>
-          <w:sz w:val="24"/>
-          <w:szCs w:val="24"/>
-          <w:highlight w:val="yellow"/>
-          <w:lang w:val="en-US"/>
-        </w:rPr>
-        <w:t>i</w:t>
-      </w:r>
-      <w:proofErr w:type="spellEnd"/>
-    </w:p>
-    <w:p>
-      <w:pPr>
-        <w:pStyle w:val="ListParagraph"/>
-        <w:numPr>
-          <w:ilvl w:val="1"/>
-          <w:numId w:val="1"/>
-        </w:numPr>
-        <w:spacing w:line="254" w:lineRule="auto"/>
-        <w:rPr>
-          <w:sz w:val="24"/>
-          <w:szCs w:val="24"/>
-          <w:highlight w:val="yellow"/>
-          <w:lang w:val="en-US"/>
-        </w:rPr>
-      </w:pPr>
-      <w:r>
-        <w:rPr>
-          <w:sz w:val="24"/>
-          <w:szCs w:val="24"/>
-          <w:highlight w:val="yellow"/>
-          <w:lang w:val="en-US"/>
-        </w:rPr>
-        <w:t>Display name of employee on logout link</w:t>
-      </w:r>
-    </w:p>
-    <w:p>
-      <w:pPr>
-        <w:pStyle w:val="ListParagraph"/>
-        <w:numPr>
-          <w:ilvl w:val="1"/>
-          <w:numId w:val="1"/>
-        </w:numPr>
-        <w:spacing w:line="254" w:lineRule="auto"/>
-        <w:rPr>
-          <w:sz w:val="24"/>
-          <w:szCs w:val="24"/>
-          <w:highlight w:val="yellow"/>
-          <w:lang w:val="en-US"/>
-        </w:rPr>
-      </w:pPr>
-      <w:r>
-        <w:rPr>
-          <w:sz w:val="24"/>
-          <w:szCs w:val="24"/>
-          <w:highlight w:val="yellow"/>
-          <w:lang w:val="en-US"/>
-        </w:rPr>
-        <w:t>Click on My Info</w:t>
-      </w:r>
-    </w:p>
-    <w:p>
-      <w:pPr>
-        <w:pStyle w:val="ListParagraph"/>
-        <w:numPr>
-          <w:ilvl w:val="1"/>
-          <w:numId w:val="1"/>
-        </w:numPr>
-        <w:spacing w:line="254" w:lineRule="auto"/>
-        <w:rPr>
-          <w:sz w:val="24"/>
-          <w:szCs w:val="24"/>
-          <w:highlight w:val="yellow"/>
-          <w:lang w:val="en-US"/>
-        </w:rPr>
-      </w:pPr>
-      <w:r>
-        <w:rPr>
-          <w:sz w:val="24"/>
-          <w:szCs w:val="24"/>
-          <w:highlight w:val="yellow"/>
-          <w:lang w:val="en-US"/>
-        </w:rPr>
-        <w:t>Display the Employee ID</w:t>
-      </w:r>
-    </w:p>
-    <w:p>
-      <w:pPr>
-        <w:pStyle w:val="ListParagraph"/>
-        <w:numPr>
-          <w:ilvl w:val="1"/>
-          <w:numId w:val="1"/>
-        </w:numPr>
-        <w:spacing w:line="254" w:lineRule="auto"/>
-        <w:rPr>
-          <w:sz w:val="24"/>
-          <w:szCs w:val="24"/>
-          <w:highlight w:val="yellow"/>
-          <w:lang w:val="en-US"/>
-        </w:rPr>
-      </w:pPr>
-      <w:r>
-        <w:rPr>
-          <w:sz w:val="24"/>
-          <w:szCs w:val="24"/>
-          <w:highlight w:val="yellow"/>
-          <w:lang w:val="en-US"/>
-        </w:rPr>
-        <w:t>Logout</w:t>
-      </w:r>
-    </w:p>
-    <w:p>
-      <w:pPr>
-        <w:pStyle w:val="ListParagraph"/>
-        <w:numPr>
-          <w:ilvl w:val="1"/>
-          <w:numId w:val="1"/>
-        </w:numPr>
-        <w:spacing w:line="254" w:lineRule="auto"/>
-        <w:rPr>
-          <w:sz w:val="24"/>
-          <w:szCs w:val="24"/>
-          <w:highlight w:val="yellow"/>
-          <w:lang w:val="en-US"/>
-        </w:rPr>
-      </w:pPr>
-      <w:r>
-        <w:rPr>
-          <w:sz w:val="24"/>
-          <w:szCs w:val="24"/>
-          <w:highlight w:val="yellow"/>
-          <w:lang w:val="en-US"/>
-        </w:rPr>
-        <w:t>Login with admin</w:t>
-      </w:r>
-    </w:p>
-    <w:p>
-      <w:pPr>
-        <w:pStyle w:val="ListParagraph"/>
-        <w:numPr>
-          <w:ilvl w:val="1"/>
-          <w:numId w:val="1"/>
-        </w:numPr>
-        <w:spacing w:line="254" w:lineRule="auto"/>
-        <w:rPr>
-          <w:sz w:val="24"/>
-          <w:szCs w:val="24"/>
-          <w:highlight w:val="yellow"/>
-          <w:lang w:val="en-US"/>
-        </w:rPr>
-      </w:pPr>
-      <w:r>
-        <w:rPr>
-          <w:sz w:val="24"/>
-          <w:szCs w:val="24"/>
-          <w:highlight w:val="yellow"/>
-          <w:lang w:val="en-US"/>
-        </w:rPr>
-        <w:t>Click on Admin</w:t>
-      </w:r>
-    </w:p>
-    <w:p>
-      <w:pPr>
-        <w:pStyle w:val="ListParagraph"/>
-        <w:numPr>
-          <w:ilvl w:val="1"/>
-          <w:numId w:val="1"/>
-        </w:numPr>
-        <w:spacing w:line="254" w:lineRule="auto"/>
-        <w:rPr>
-          <w:sz w:val="24"/>
-          <w:szCs w:val="24"/>
-          <w:highlight w:val="yellow"/>
-          <w:lang w:val="en-US"/>
-        </w:rPr>
-      </w:pPr>
-      <w:r>
-        <w:rPr>
-          <w:sz w:val="24"/>
-          <w:szCs w:val="24"/>
-          <w:highlight w:val="yellow"/>
-          <w:lang w:val="en-US"/>
-        </w:rPr>
-        <w:t>Enter user name</w:t>
-      </w:r>
-    </w:p>
-    <w:p>
-      <w:pPr>
-        <w:pStyle w:val="ListParagraph"/>
-        <w:numPr>
-          <w:ilvl w:val="1"/>
-          <w:numId w:val="1"/>
-        </w:numPr>
-        <w:spacing w:line="254" w:lineRule="auto"/>
-        <w:rPr>
-          <w:sz w:val="24"/>
-          <w:szCs w:val="24"/>
-          <w:highlight w:val="yellow"/>
-          <w:lang w:val="en-US"/>
-        </w:rPr>
-      </w:pPr>
-      <w:r>
-        <w:rPr>
-          <w:sz w:val="24"/>
-          <w:szCs w:val="24"/>
-          <w:highlight w:val="yellow"/>
-          <w:lang w:val="en-US"/>
-        </w:rPr>
-        <w:t xml:space="preserve">Click on Search </w:t>
-      </w:r>
-    </w:p>
-    <w:p>
-      <w:pPr>
-        <w:pStyle w:val="ListParagraph"/>
-        <w:numPr>
-          <w:ilvl w:val="1"/>
-          <w:numId w:val="1"/>
-        </w:numPr>
-        <w:spacing w:line="254" w:lineRule="auto"/>
-        <w:rPr>
-          <w:sz w:val="24"/>
-          <w:szCs w:val="24"/>
-          <w:highlight w:val="yellow"/>
-          <w:lang w:val="en-US"/>
-        </w:rPr>
-      </w:pPr>
-      <w:r>
-        <w:rPr>
-          <w:sz w:val="24"/>
-          <w:szCs w:val="24"/>
-          <w:highlight w:val="yellow"/>
-          <w:lang w:val="en-US"/>
-        </w:rPr>
-        <w:t>Delete the record displayed</w:t>
-      </w:r>
-    </w:p>
-    <w:p>
-      <w:pPr>
-        <w:pStyle w:val="ListParagraph"/>
-        <w:numPr>
-          <w:ilvl w:val="1"/>
-          <w:numId w:val="1"/>
-        </w:numPr>
-        <w:rPr>
-          <w:sz w:val="24"/>
-          <w:szCs w:val="22"/>
-          <w:lang w:val="en-US"/>
-        </w:rPr>
-      </w:pPr>
-      <w:r>
-        <w:rPr>
-          <w:sz w:val="24"/>
-          <w:szCs w:val="24"/>
-          <w:highlight w:val="yellow"/>
-          <w:lang w:val="en-US"/>
-        </w:rPr>
-        <w:t>Logout</w:t>
-      </w:r>
-      <w:r>
-        <w:rPr>
-          <w:sz w:val="24"/>
-          <w:szCs w:val="24"/>
-          <w:lang w:val="en-US"/>
-        </w:rPr>
-        <w:tab/>
-      </w:r>
     </w:p>
     <w:sectPr>
       <w:pgSz w:w="11906" w:h="16838"/>

--- a/Assignments_SA2512006.docx
+++ b/Assignments_SA2512006.docx
@@ -3975,27 +3975,7 @@
             <w:highlight w:val="yellow"/>
             <w:lang w:val="en-US"/>
           </w:rPr>
-          <w:t>https://sampleapp.tric</w:t>
-        </w:r>
-        <w:r>
-          <w:rPr>
-            <w:rStyle w:val="Hyperlink"/>
-            <w:sz w:val="24"/>
-            <w:szCs w:val="24"/>
-            <w:highlight w:val="yellow"/>
-            <w:lang w:val="en-US"/>
-          </w:rPr>
-          <w:t>e</w:t>
-        </w:r>
-        <w:r>
-          <w:rPr>
-            <w:rStyle w:val="Hyperlink"/>
-            <w:sz w:val="24"/>
-            <w:szCs w:val="24"/>
-            <w:highlight w:val="yellow"/>
-            <w:lang w:val="en-US"/>
-          </w:rPr>
-          <w:t>ntis.com/101/index.php</w:t>
+          <w:t>https://sampleapp.tricentis.com/101/index.php</w:t>
         </w:r>
       </w:hyperlink>
     </w:p>
@@ -4062,6 +4042,7 @@
           <w:bCs/>
           <w:sz w:val="24"/>
           <w:szCs w:val="24"/>
+          <w:highlight w:val="yellow"/>
           <w:lang w:val="en-US"/>
         </w:rPr>
       </w:pPr>
@@ -4465,19 +4446,329 @@
     </w:p>
     <w:p>
       <w:pPr>
+        <w:rPr>
+          <w:sz w:val="24"/>
+          <w:szCs w:val="22"/>
+          <w:lang w:val="en-US"/>
+        </w:rPr>
+      </w:pPr>
+    </w:p>
+    <w:p>
+      <w:pPr>
+        <w:rPr>
+          <w:sz w:val="24"/>
+          <w:szCs w:val="22"/>
+          <w:lang w:val="en-US"/>
+        </w:rPr>
+      </w:pPr>
+      <w:r>
+        <w:rPr>
+          <w:sz w:val="24"/>
+          <w:szCs w:val="22"/>
+          <w:lang w:val="en-US"/>
+        </w:rPr>
+        <w:t>Date: 18 March 2026</w:t>
+      </w:r>
+    </w:p>
+    <w:p>
+      <w:pPr>
+        <w:rPr>
+          <w:sz w:val="24"/>
+          <w:szCs w:val="22"/>
+          <w:lang w:val="en-US"/>
+        </w:rPr>
+      </w:pPr>
+    </w:p>
+    <w:p>
+      <w:pPr>
         <w:pStyle w:val="ListParagraph"/>
         <w:numPr>
           <w:ilvl w:val="0"/>
           <w:numId w:val="1"/>
         </w:numPr>
-        <w:rPr>
-          <w:sz w:val="24"/>
-          <w:szCs w:val="22"/>
-          <w:lang w:val="en-US"/>
-        </w:rPr>
-      </w:pPr>
-      <w:bookmarkStart w:id="0" w:name="_GoBack"/>
-      <w:bookmarkEnd w:id="0"/>
+        <w:spacing w:line="256" w:lineRule="auto"/>
+        <w:rPr>
+          <w:sz w:val="24"/>
+          <w:szCs w:val="24"/>
+          <w:lang w:val="en-US"/>
+        </w:rPr>
+      </w:pPr>
+      <w:r>
+        <w:rPr>
+          <w:sz w:val="24"/>
+          <w:szCs w:val="24"/>
+          <w:lang w:val="en-US"/>
+        </w:rPr>
+        <w:t xml:space="preserve">Open </w:t>
+      </w:r>
+      <w:hyperlink r:id="rId29" w:history="1">
+        <w:r>
+          <w:rPr>
+            <w:rStyle w:val="Hyperlink"/>
+            <w:sz w:val="24"/>
+            <w:szCs w:val="24"/>
+            <w:lang w:val="en-US"/>
+          </w:rPr>
+          <w:t>https://www.irctc.co.in/nget/profile/user-registration</w:t>
+        </w:r>
+      </w:hyperlink>
+    </w:p>
+    <w:p>
+      <w:pPr>
+        <w:pStyle w:val="ListParagraph"/>
+        <w:numPr>
+          <w:ilvl w:val="1"/>
+          <w:numId w:val="1"/>
+        </w:numPr>
+        <w:spacing w:line="256" w:lineRule="auto"/>
+        <w:rPr>
+          <w:sz w:val="24"/>
+          <w:szCs w:val="24"/>
+          <w:lang w:val="en-US"/>
+        </w:rPr>
+      </w:pPr>
+      <w:r>
+        <w:rPr>
+          <w:sz w:val="24"/>
+          <w:szCs w:val="24"/>
+          <w:lang w:val="en-US"/>
+        </w:rPr>
+        <w:t>Complete the registration process.</w:t>
+      </w:r>
+    </w:p>
+    <w:p>
+      <w:pPr>
+        <w:pStyle w:val="ListParagraph"/>
+        <w:numPr>
+          <w:ilvl w:val="1"/>
+          <w:numId w:val="1"/>
+        </w:numPr>
+        <w:spacing w:line="256" w:lineRule="auto"/>
+        <w:rPr>
+          <w:sz w:val="24"/>
+          <w:szCs w:val="24"/>
+          <w:lang w:val="en-US"/>
+        </w:rPr>
+      </w:pPr>
+      <w:r>
+        <w:rPr>
+          <w:sz w:val="24"/>
+          <w:szCs w:val="24"/>
+          <w:lang w:val="en-US"/>
+        </w:rPr>
+        <w:t>Display the messages after clicking on Submit button.</w:t>
+      </w:r>
+    </w:p>
+    <w:p>
+      <w:pPr>
+        <w:pStyle w:val="ListParagraph"/>
+        <w:numPr>
+          <w:ilvl w:val="0"/>
+          <w:numId w:val="1"/>
+        </w:numPr>
+        <w:rPr>
+          <w:sz w:val="24"/>
+          <w:szCs w:val="22"/>
+          <w:lang w:val="en-US"/>
+        </w:rPr>
+      </w:pPr>
+      <w:r>
+        <w:rPr>
+          <w:sz w:val="24"/>
+          <w:szCs w:val="22"/>
+          <w:lang w:val="en-US"/>
+        </w:rPr>
+        <w:t xml:space="preserve">Open </w:t>
+      </w:r>
+      <w:hyperlink r:id="rId30" w:history="1">
+        <w:r>
+          <w:rPr>
+            <w:rStyle w:val="Hyperlink"/>
+            <w:sz w:val="24"/>
+            <w:szCs w:val="22"/>
+            <w:lang w:val="en-US"/>
+          </w:rPr>
+          <w:t>https://testautomationpractice.blogspot.com/?m=1</w:t>
+        </w:r>
+      </w:hyperlink>
+    </w:p>
+    <w:p>
+      <w:pPr>
+        <w:pStyle w:val="ListParagraph"/>
+        <w:numPr>
+          <w:ilvl w:val="1"/>
+          <w:numId w:val="1"/>
+        </w:numPr>
+        <w:rPr>
+          <w:sz w:val="24"/>
+          <w:szCs w:val="22"/>
+          <w:lang w:val="en-US"/>
+        </w:rPr>
+      </w:pPr>
+      <w:r>
+        <w:rPr>
+          <w:sz w:val="24"/>
+          <w:szCs w:val="22"/>
+          <w:lang w:val="en-US"/>
+        </w:rPr>
+        <w:t>Double click on Copy Text button</w:t>
+      </w:r>
+    </w:p>
+    <w:p>
+      <w:pPr>
+        <w:pStyle w:val="ListParagraph"/>
+        <w:numPr>
+          <w:ilvl w:val="1"/>
+          <w:numId w:val="1"/>
+        </w:numPr>
+        <w:rPr>
+          <w:sz w:val="24"/>
+          <w:szCs w:val="22"/>
+          <w:lang w:val="en-US"/>
+        </w:rPr>
+      </w:pPr>
+      <w:r>
+        <w:rPr>
+          <w:sz w:val="24"/>
+          <w:szCs w:val="22"/>
+          <w:lang w:val="en-US"/>
+        </w:rPr>
+        <w:t>Make sure that the text from 1</w:t>
+      </w:r>
+      <w:r>
+        <w:rPr>
+          <w:sz w:val="24"/>
+          <w:szCs w:val="22"/>
+          <w:vertAlign w:val="superscript"/>
+          <w:lang w:val="en-US"/>
+        </w:rPr>
+        <w:t>st</w:t>
+      </w:r>
+      <w:r>
+        <w:rPr>
+          <w:sz w:val="24"/>
+          <w:szCs w:val="22"/>
+          <w:lang w:val="en-US"/>
+        </w:rPr>
+        <w:t xml:space="preserve"> text box is copied to the 2</w:t>
+      </w:r>
+      <w:r>
+        <w:rPr>
+          <w:sz w:val="24"/>
+          <w:szCs w:val="22"/>
+          <w:vertAlign w:val="superscript"/>
+          <w:lang w:val="en-US"/>
+        </w:rPr>
+        <w:t>nd</w:t>
+      </w:r>
+      <w:r>
+        <w:rPr>
+          <w:sz w:val="24"/>
+          <w:szCs w:val="22"/>
+          <w:lang w:val="en-US"/>
+        </w:rPr>
+        <w:t xml:space="preserve"> text box.</w:t>
+      </w:r>
+      <w:r>
+        <w:rPr>
+          <w:sz w:val="24"/>
+          <w:szCs w:val="22"/>
+          <w:lang w:val="en-US"/>
+        </w:rPr>
+        <w:br/>
+        <w:t>(Check the values / text from both text boxes that is equal or not)</w:t>
+      </w:r>
+    </w:p>
+    <w:p>
+      <w:pPr>
+        <w:pStyle w:val="ListParagraph"/>
+        <w:numPr>
+          <w:ilvl w:val="0"/>
+          <w:numId w:val="1"/>
+        </w:numPr>
+        <w:spacing w:line="256" w:lineRule="auto"/>
+        <w:rPr>
+          <w:sz w:val="24"/>
+          <w:szCs w:val="24"/>
+          <w:lang w:val="en-US"/>
+        </w:rPr>
+      </w:pPr>
+      <w:r>
+        <w:rPr>
+          <w:sz w:val="24"/>
+          <w:szCs w:val="24"/>
+          <w:lang w:val="en-US"/>
+        </w:rPr>
+        <w:t xml:space="preserve">Open </w:t>
+      </w:r>
+      <w:hyperlink r:id="rId31" w:history="1">
+        <w:r>
+          <w:rPr>
+            <w:rStyle w:val="Hyperlink"/>
+            <w:sz w:val="24"/>
+            <w:szCs w:val="24"/>
+            <w:lang w:val="en-US"/>
+          </w:rPr>
+          <w:t>https://www.jotfo</w:t>
+        </w:r>
+        <w:bookmarkStart w:id="0" w:name="_GoBack"/>
+        <w:bookmarkEnd w:id="0"/>
+        <w:r>
+          <w:rPr>
+            <w:rStyle w:val="Hyperlink"/>
+            <w:sz w:val="24"/>
+            <w:szCs w:val="24"/>
+            <w:lang w:val="en-US"/>
+          </w:rPr>
+          <w:t>r</w:t>
+        </w:r>
+        <w:r>
+          <w:rPr>
+            <w:rStyle w:val="Hyperlink"/>
+            <w:sz w:val="24"/>
+            <w:szCs w:val="24"/>
+            <w:lang w:val="en-US"/>
+          </w:rPr>
+          <w:t>m.com/form-templates/exam-registration-form</w:t>
+        </w:r>
+      </w:hyperlink>
+    </w:p>
+    <w:p>
+      <w:pPr>
+        <w:pStyle w:val="ListParagraph"/>
+        <w:numPr>
+          <w:ilvl w:val="1"/>
+          <w:numId w:val="1"/>
+        </w:numPr>
+        <w:spacing w:line="256" w:lineRule="auto"/>
+        <w:rPr>
+          <w:sz w:val="24"/>
+          <w:szCs w:val="24"/>
+          <w:lang w:val="en-US"/>
+        </w:rPr>
+      </w:pPr>
+      <w:r>
+        <w:rPr>
+          <w:sz w:val="24"/>
+          <w:szCs w:val="24"/>
+          <w:lang w:val="en-US"/>
+        </w:rPr>
+        <w:t>Complete the registration process</w:t>
+      </w:r>
+    </w:p>
+    <w:p>
+      <w:pPr>
+        <w:pStyle w:val="ListParagraph"/>
+        <w:numPr>
+          <w:ilvl w:val="0"/>
+          <w:numId w:val="1"/>
+        </w:numPr>
+        <w:rPr>
+          <w:sz w:val="24"/>
+          <w:szCs w:val="22"/>
+          <w:lang w:val="en-US"/>
+        </w:rPr>
+      </w:pPr>
     </w:p>
     <w:sectPr>
       <w:pgSz w:w="11906" w:h="16838"/>

--- a/Assignments_SA2512006.docx
+++ b/Assignments_SA2512006.docx
@@ -1409,25 +1409,7 @@
           <w:szCs w:val="24"/>
           <w:lang w:val="en-US"/>
         </w:rPr>
-        <w:t xml:space="preserve">Display the status of all 7 checkboxes (Monday, Tuesday </w:t>
-      </w:r>
-      <w:proofErr w:type="spellStart"/>
-      <w:r>
-        <w:rPr>
-          <w:sz w:val="24"/>
-          <w:szCs w:val="24"/>
-          <w:lang w:val="en-US"/>
-        </w:rPr>
-        <w:t>etc</w:t>
-      </w:r>
-      <w:proofErr w:type="spellEnd"/>
-      <w:r>
-        <w:rPr>
-          <w:sz w:val="24"/>
-          <w:szCs w:val="24"/>
-          <w:lang w:val="en-US"/>
-        </w:rPr>
-        <w:t>)</w:t>
+        <w:t>Display the status of all 7 checkboxes (Monday, Tuesday etc)</w:t>
       </w:r>
     </w:p>
     <w:p>
@@ -1968,27 +1950,7 @@
           <w:highlight w:val="yellow"/>
           <w:lang w:val="en-US"/>
         </w:rPr>
-        <w:t xml:space="preserve">Enter first 4 characters from your city (Kolhapur – </w:t>
-      </w:r>
-      <w:proofErr w:type="spellStart"/>
-      <w:r>
-        <w:rPr>
-          <w:sz w:val="24"/>
-          <w:szCs w:val="24"/>
-          <w:highlight w:val="yellow"/>
-          <w:lang w:val="en-US"/>
-        </w:rPr>
-        <w:t>kolh</w:t>
-      </w:r>
-      <w:proofErr w:type="spellEnd"/>
-      <w:r>
-        <w:rPr>
-          <w:sz w:val="24"/>
-          <w:szCs w:val="24"/>
-          <w:highlight w:val="yellow"/>
-          <w:lang w:val="en-US"/>
-        </w:rPr>
-        <w:t>)</w:t>
+        <w:t>Enter first 4 characters from your city (Kolhapur – kolh)</w:t>
       </w:r>
     </w:p>
     <w:p>
@@ -2539,25 +2501,7 @@
           <w:szCs w:val="22"/>
           <w:lang w:val="en-US"/>
         </w:rPr>
-        <w:t xml:space="preserve">Complete </w:t>
-      </w:r>
-      <w:proofErr w:type="spellStart"/>
-      <w:r>
-        <w:rPr>
-          <w:sz w:val="24"/>
-          <w:szCs w:val="22"/>
-          <w:lang w:val="en-US"/>
-        </w:rPr>
-        <w:t>orangehrm</w:t>
-      </w:r>
-      <w:proofErr w:type="spellEnd"/>
-      <w:r>
-        <w:rPr>
-          <w:sz w:val="24"/>
-          <w:szCs w:val="22"/>
-          <w:lang w:val="en-US"/>
-        </w:rPr>
-        <w:t xml:space="preserve"> login logout using Explicit Wait</w:t>
+        <w:t>Complete orangehrm login logout using Explicit Wait</w:t>
       </w:r>
     </w:p>
     <w:p>
@@ -3606,19 +3550,8 @@
           <w:highlight w:val="yellow"/>
           <w:lang w:val="en-US"/>
         </w:rPr>
-        <w:t xml:space="preserve">Login using data provided in step no h &amp; </w:t>
-      </w:r>
-      <w:proofErr w:type="spellStart"/>
-      <w:r>
-        <w:rPr>
-          <w:sz w:val="24"/>
-          <w:szCs w:val="24"/>
-          <w:highlight w:val="yellow"/>
-          <w:lang w:val="en-US"/>
-        </w:rPr>
-        <w:t>i</w:t>
-      </w:r>
-      <w:proofErr w:type="spellEnd"/>
+        <w:t>Login using data provided in step no h &amp; i</w:t>
+      </w:r>
     </w:p>
     <w:p>
       <w:pPr>
@@ -4110,25 +4043,7 @@
           <w:szCs w:val="24"/>
           <w:lang w:val="en-US"/>
         </w:rPr>
-        <w:t xml:space="preserve">Click on </w:t>
-      </w:r>
-      <w:proofErr w:type="spellStart"/>
-      <w:r>
-        <w:rPr>
-          <w:sz w:val="24"/>
-          <w:szCs w:val="24"/>
-          <w:lang w:val="en-US"/>
-        </w:rPr>
-        <w:t>ClickToGetAlert</w:t>
-      </w:r>
-      <w:proofErr w:type="spellEnd"/>
-      <w:r>
-        <w:rPr>
-          <w:sz w:val="24"/>
-          <w:szCs w:val="24"/>
-          <w:lang w:val="en-US"/>
-        </w:rPr>
-        <w:t xml:space="preserve"> button</w:t>
+        <w:t>Click on ClickToGetAlert button</w:t>
       </w:r>
     </w:p>
     <w:p>
@@ -4197,25 +4112,7 @@
           <w:szCs w:val="24"/>
           <w:lang w:val="en-US"/>
         </w:rPr>
-        <w:t xml:space="preserve">Click on </w:t>
-      </w:r>
-      <w:proofErr w:type="spellStart"/>
-      <w:r>
-        <w:rPr>
-          <w:sz w:val="24"/>
-          <w:szCs w:val="24"/>
-          <w:lang w:val="en-US"/>
-        </w:rPr>
-        <w:t>GetPrompt</w:t>
-      </w:r>
-      <w:proofErr w:type="spellEnd"/>
-      <w:r>
-        <w:rPr>
-          <w:sz w:val="24"/>
-          <w:szCs w:val="24"/>
-          <w:lang w:val="en-US"/>
-        </w:rPr>
-        <w:t xml:space="preserve"> Button</w:t>
+        <w:t>Click on GetPrompt Button</w:t>
       </w:r>
     </w:p>
     <w:p>
@@ -4284,25 +4181,7 @@
           <w:szCs w:val="24"/>
           <w:lang w:val="en-US"/>
         </w:rPr>
-        <w:t xml:space="preserve">Click on </w:t>
-      </w:r>
-      <w:proofErr w:type="spellStart"/>
-      <w:r>
-        <w:rPr>
-          <w:sz w:val="24"/>
-          <w:szCs w:val="24"/>
-          <w:lang w:val="en-US"/>
-        </w:rPr>
-        <w:t>GetConfirmation</w:t>
-      </w:r>
-      <w:proofErr w:type="spellEnd"/>
-      <w:r>
-        <w:rPr>
-          <w:sz w:val="24"/>
-          <w:szCs w:val="24"/>
-          <w:lang w:val="en-US"/>
-        </w:rPr>
-        <w:t xml:space="preserve"> Button </w:t>
+        <w:t xml:space="preserve">Click on GetConfirmation Button </w:t>
       </w:r>
     </w:p>
     <w:p>
@@ -4709,27 +4588,7 @@
             <w:szCs w:val="24"/>
             <w:lang w:val="en-US"/>
           </w:rPr>
-          <w:t>https://www.jotfo</w:t>
-        </w:r>
-        <w:bookmarkStart w:id="0" w:name="_GoBack"/>
-        <w:bookmarkEnd w:id="0"/>
-        <w:r>
-          <w:rPr>
-            <w:rStyle w:val="Hyperlink"/>
-            <w:sz w:val="24"/>
-            <w:szCs w:val="24"/>
-            <w:lang w:val="en-US"/>
-          </w:rPr>
-          <w:t>r</w:t>
-        </w:r>
-        <w:r>
-          <w:rPr>
-            <w:rStyle w:val="Hyperlink"/>
-            <w:sz w:val="24"/>
-            <w:szCs w:val="24"/>
-            <w:lang w:val="en-US"/>
-          </w:rPr>
-          <w:t>m.com/form-templates/exam-registration-form</w:t>
+          <w:t>https://www.jotform.com/form-templates/exam-registration-form</w:t>
         </w:r>
       </w:hyperlink>
     </w:p>
@@ -4758,6 +4617,44 @@
     </w:p>
     <w:p>
       <w:pPr>
+        <w:spacing w:line="256" w:lineRule="auto"/>
+        <w:rPr>
+          <w:sz w:val="24"/>
+          <w:szCs w:val="24"/>
+          <w:lang w:val="en-US"/>
+        </w:rPr>
+      </w:pPr>
+    </w:p>
+    <w:p>
+      <w:pPr>
+        <w:spacing w:line="256" w:lineRule="auto"/>
+        <w:rPr>
+          <w:sz w:val="24"/>
+          <w:szCs w:val="24"/>
+          <w:lang w:val="en-US"/>
+        </w:rPr>
+      </w:pPr>
+      <w:r>
+        <w:rPr>
+          <w:sz w:val="24"/>
+          <w:szCs w:val="24"/>
+          <w:lang w:val="en-US"/>
+        </w:rPr>
+        <w:t>Date: 19 March 2026</w:t>
+      </w:r>
+    </w:p>
+    <w:p>
+      <w:pPr>
+        <w:spacing w:line="256" w:lineRule="auto"/>
+        <w:rPr>
+          <w:sz w:val="24"/>
+          <w:szCs w:val="24"/>
+          <w:lang w:val="en-US"/>
+        </w:rPr>
+      </w:pPr>
+    </w:p>
+    <w:p>
+      <w:pPr>
         <w:pStyle w:val="ListParagraph"/>
         <w:numPr>
           <w:ilvl w:val="0"/>
@@ -4769,6 +4666,30 @@
           <w:lang w:val="en-US"/>
         </w:rPr>
       </w:pPr>
+      <w:r>
+        <w:rPr>
+          <w:sz w:val="24"/>
+          <w:szCs w:val="22"/>
+          <w:lang w:val="en-US"/>
+        </w:rPr>
+        <w:t>What is the difference between driver.get() &amp; driver.navigate().to() methods</w:t>
+      </w:r>
+    </w:p>
+    <w:p>
+      <w:pPr>
+        <w:pStyle w:val="ListParagraph"/>
+        <w:numPr>
+          <w:ilvl w:val="0"/>
+          <w:numId w:val="1"/>
+        </w:numPr>
+        <w:rPr>
+          <w:sz w:val="24"/>
+          <w:szCs w:val="22"/>
+          <w:lang w:val="en-US"/>
+        </w:rPr>
+      </w:pPr>
+      <w:bookmarkStart w:id="0" w:name="_GoBack"/>
+      <w:bookmarkEnd w:id="0"/>
     </w:p>
     <w:sectPr>
       <w:pgSz w:w="11906" w:h="16838"/>

--- a/Assignments_SA2512006.docx
+++ b/Assignments_SA2512006.docx
@@ -1409,7 +1409,25 @@
           <w:szCs w:val="24"/>
           <w:lang w:val="en-US"/>
         </w:rPr>
-        <w:t>Display the status of all 7 checkboxes (Monday, Tuesday etc)</w:t>
+        <w:t xml:space="preserve">Display the status of all 7 checkboxes (Monday, Tuesday </w:t>
+      </w:r>
+      <w:proofErr w:type="spellStart"/>
+      <w:r>
+        <w:rPr>
+          <w:sz w:val="24"/>
+          <w:szCs w:val="24"/>
+          <w:lang w:val="en-US"/>
+        </w:rPr>
+        <w:t>etc</w:t>
+      </w:r>
+      <w:proofErr w:type="spellEnd"/>
+      <w:r>
+        <w:rPr>
+          <w:sz w:val="24"/>
+          <w:szCs w:val="24"/>
+          <w:lang w:val="en-US"/>
+        </w:rPr>
+        <w:t>)</w:t>
       </w:r>
     </w:p>
     <w:p>
@@ -1950,7 +1968,27 @@
           <w:highlight w:val="yellow"/>
           <w:lang w:val="en-US"/>
         </w:rPr>
-        <w:t>Enter first 4 characters from your city (Kolhapur – kolh)</w:t>
+        <w:t xml:space="preserve">Enter first 4 characters from your city (Kolhapur – </w:t>
+      </w:r>
+      <w:proofErr w:type="spellStart"/>
+      <w:r>
+        <w:rPr>
+          <w:sz w:val="24"/>
+          <w:szCs w:val="24"/>
+          <w:highlight w:val="yellow"/>
+          <w:lang w:val="en-US"/>
+        </w:rPr>
+        <w:t>kolh</w:t>
+      </w:r>
+      <w:proofErr w:type="spellEnd"/>
+      <w:r>
+        <w:rPr>
+          <w:sz w:val="24"/>
+          <w:szCs w:val="24"/>
+          <w:highlight w:val="yellow"/>
+          <w:lang w:val="en-US"/>
+        </w:rPr>
+        <w:t>)</w:t>
       </w:r>
     </w:p>
     <w:p>
@@ -2501,7 +2539,25 @@
           <w:szCs w:val="22"/>
           <w:lang w:val="en-US"/>
         </w:rPr>
-        <w:t>Complete orangehrm login logout using Explicit Wait</w:t>
+        <w:t xml:space="preserve">Complete </w:t>
+      </w:r>
+      <w:proofErr w:type="spellStart"/>
+      <w:r>
+        <w:rPr>
+          <w:sz w:val="24"/>
+          <w:szCs w:val="22"/>
+          <w:lang w:val="en-US"/>
+        </w:rPr>
+        <w:t>orangehrm</w:t>
+      </w:r>
+      <w:proofErr w:type="spellEnd"/>
+      <w:r>
+        <w:rPr>
+          <w:sz w:val="24"/>
+          <w:szCs w:val="22"/>
+          <w:lang w:val="en-US"/>
+        </w:rPr>
+        <w:t xml:space="preserve"> login logout using Explicit Wait</w:t>
       </w:r>
     </w:p>
     <w:p>
@@ -3550,8 +3606,19 @@
           <w:highlight w:val="yellow"/>
           <w:lang w:val="en-US"/>
         </w:rPr>
-        <w:t>Login using data provided in step no h &amp; i</w:t>
-      </w:r>
+        <w:t xml:space="preserve">Login using data provided in step no h &amp; </w:t>
+      </w:r>
+      <w:proofErr w:type="spellStart"/>
+      <w:r>
+        <w:rPr>
+          <w:sz w:val="24"/>
+          <w:szCs w:val="24"/>
+          <w:highlight w:val="yellow"/>
+          <w:lang w:val="en-US"/>
+        </w:rPr>
+        <w:t>i</w:t>
+      </w:r>
+      <w:proofErr w:type="spellEnd"/>
     </w:p>
     <w:p>
       <w:pPr>
@@ -4043,7 +4110,25 @@
           <w:szCs w:val="24"/>
           <w:lang w:val="en-US"/>
         </w:rPr>
-        <w:t>Click on ClickToGetAlert button</w:t>
+        <w:t xml:space="preserve">Click on </w:t>
+      </w:r>
+      <w:proofErr w:type="spellStart"/>
+      <w:r>
+        <w:rPr>
+          <w:sz w:val="24"/>
+          <w:szCs w:val="24"/>
+          <w:lang w:val="en-US"/>
+        </w:rPr>
+        <w:t>ClickToGetAlert</w:t>
+      </w:r>
+      <w:proofErr w:type="spellEnd"/>
+      <w:r>
+        <w:rPr>
+          <w:sz w:val="24"/>
+          <w:szCs w:val="24"/>
+          <w:lang w:val="en-US"/>
+        </w:rPr>
+        <w:t xml:space="preserve"> button</w:t>
       </w:r>
     </w:p>
     <w:p>
@@ -4112,7 +4197,25 @@
           <w:szCs w:val="24"/>
           <w:lang w:val="en-US"/>
         </w:rPr>
-        <w:t>Click on GetPrompt Button</w:t>
+        <w:t xml:space="preserve">Click on </w:t>
+      </w:r>
+      <w:proofErr w:type="spellStart"/>
+      <w:r>
+        <w:rPr>
+          <w:sz w:val="24"/>
+          <w:szCs w:val="24"/>
+          <w:lang w:val="en-US"/>
+        </w:rPr>
+        <w:t>GetPrompt</w:t>
+      </w:r>
+      <w:proofErr w:type="spellEnd"/>
+      <w:r>
+        <w:rPr>
+          <w:sz w:val="24"/>
+          <w:szCs w:val="24"/>
+          <w:lang w:val="en-US"/>
+        </w:rPr>
+        <w:t xml:space="preserve"> Button</w:t>
       </w:r>
     </w:p>
     <w:p>
@@ -4181,7 +4284,25 @@
           <w:szCs w:val="24"/>
           <w:lang w:val="en-US"/>
         </w:rPr>
-        <w:t xml:space="preserve">Click on GetConfirmation Button </w:t>
+        <w:t xml:space="preserve">Click on </w:t>
+      </w:r>
+      <w:proofErr w:type="spellStart"/>
+      <w:r>
+        <w:rPr>
+          <w:sz w:val="24"/>
+          <w:szCs w:val="24"/>
+          <w:lang w:val="en-US"/>
+        </w:rPr>
+        <w:t>GetConfirmation</w:t>
+      </w:r>
+      <w:proofErr w:type="spellEnd"/>
+      <w:r>
+        <w:rPr>
+          <w:sz w:val="24"/>
+          <w:szCs w:val="24"/>
+          <w:lang w:val="en-US"/>
+        </w:rPr>
+        <w:t xml:space="preserve"> Button </w:t>
       </w:r>
     </w:p>
     <w:p>
@@ -4672,7 +4793,91 @@
           <w:szCs w:val="22"/>
           <w:lang w:val="en-US"/>
         </w:rPr>
-        <w:t>What is the difference between driver.get() &amp; driver.navigate().to() methods</w:t>
+        <w:t xml:space="preserve">What is the difference between </w:t>
+      </w:r>
+      <w:proofErr w:type="spellStart"/>
+      <w:r>
+        <w:rPr>
+          <w:sz w:val="24"/>
+          <w:szCs w:val="22"/>
+          <w:lang w:val="en-US"/>
+        </w:rPr>
+        <w:t>driver.get</w:t>
+      </w:r>
+      <w:proofErr w:type="spellEnd"/>
+      <w:r>
+        <w:rPr>
+          <w:sz w:val="24"/>
+          <w:szCs w:val="22"/>
+          <w:lang w:val="en-US"/>
+        </w:rPr>
+        <w:t xml:space="preserve">() &amp; </w:t>
+      </w:r>
+      <w:proofErr w:type="spellStart"/>
+      <w:r>
+        <w:rPr>
+          <w:sz w:val="24"/>
+          <w:szCs w:val="22"/>
+          <w:lang w:val="en-US"/>
+        </w:rPr>
+        <w:t>driver.navigate</w:t>
+      </w:r>
+      <w:proofErr w:type="spellEnd"/>
+      <w:r>
+        <w:rPr>
+          <w:sz w:val="24"/>
+          <w:szCs w:val="22"/>
+          <w:lang w:val="en-US"/>
+        </w:rPr>
+        <w:t>().to() methods</w:t>
+      </w:r>
+    </w:p>
+    <w:p>
+      <w:pPr>
+        <w:rPr>
+          <w:sz w:val="24"/>
+          <w:szCs w:val="22"/>
+          <w:lang w:val="en-US"/>
+        </w:rPr>
+      </w:pPr>
+    </w:p>
+    <w:p>
+      <w:pPr>
+        <w:rPr>
+          <w:sz w:val="24"/>
+          <w:szCs w:val="22"/>
+          <w:lang w:val="en-US"/>
+        </w:rPr>
+      </w:pPr>
+      <w:r>
+        <w:rPr>
+          <w:sz w:val="24"/>
+          <w:szCs w:val="22"/>
+          <w:lang w:val="en-US"/>
+        </w:rPr>
+        <w:br w:type="page"/>
+      </w:r>
+    </w:p>
+    <w:p>
+      <w:pPr>
+        <w:rPr>
+          <w:b/>
+          <w:bCs/>
+          <w:sz w:val="24"/>
+          <w:szCs w:val="22"/>
+          <w:lang w:val="en-US"/>
+        </w:rPr>
+      </w:pPr>
+      <w:r>
+        <w:rPr>
+          <w:b/>
+          <w:bCs/>
+          <w:sz w:val="24"/>
+          <w:szCs w:val="22"/>
+          <w:lang w:val="en-US"/>
+        </w:rPr>
+        <w:lastRenderedPageBreak/>
+        <w:t>TestNG Assignments</w:t>
       </w:r>
     </w:p>
     <w:p>
@@ -4680,16 +4885,576 @@
         <w:pStyle w:val="ListParagraph"/>
         <w:numPr>
           <w:ilvl w:val="0"/>
-          <w:numId w:val="1"/>
-        </w:numPr>
-        <w:rPr>
-          <w:sz w:val="24"/>
-          <w:szCs w:val="22"/>
-          <w:lang w:val="en-US"/>
-        </w:rPr>
-      </w:pPr>
+          <w:numId w:val="6"/>
+        </w:numPr>
+        <w:rPr>
+          <w:sz w:val="24"/>
+          <w:szCs w:val="22"/>
+          <w:highlight w:val="yellow"/>
+          <w:lang w:val="en-US"/>
+        </w:rPr>
+      </w:pPr>
+      <w:r>
+        <w:rPr>
+          <w:sz w:val="24"/>
+          <w:szCs w:val="22"/>
+          <w:highlight w:val="yellow"/>
+          <w:lang w:val="en-US"/>
+        </w:rPr>
+        <w:t>Selenium site assignment</w:t>
+      </w:r>
+    </w:p>
+    <w:p>
+      <w:pPr>
+        <w:pStyle w:val="ListParagraph"/>
+        <w:numPr>
+          <w:ilvl w:val="1"/>
+          <w:numId w:val="6"/>
+        </w:numPr>
+        <w:rPr>
+          <w:sz w:val="24"/>
+          <w:szCs w:val="22"/>
+          <w:highlight w:val="yellow"/>
+          <w:lang w:val="en-US"/>
+        </w:rPr>
+      </w:pPr>
+      <w:r>
+        <w:rPr>
+          <w:sz w:val="24"/>
+          <w:szCs w:val="22"/>
+          <w:highlight w:val="yellow"/>
+          <w:lang w:val="en-US"/>
+        </w:rPr>
+        <w:t>Lau</w:t>
+      </w:r>
       <w:bookmarkStart w:id="0" w:name="_GoBack"/>
       <w:bookmarkEnd w:id="0"/>
+      <w:r>
+        <w:rPr>
+          <w:sz w:val="24"/>
+          <w:szCs w:val="22"/>
+          <w:highlight w:val="yellow"/>
+          <w:lang w:val="en-US"/>
+        </w:rPr>
+        <w:t xml:space="preserve">nch </w:t>
+      </w:r>
+      <w:hyperlink r:id="rId32" w:history="1">
+        <w:r>
+          <w:rPr>
+            <w:rStyle w:val="Hyperlink"/>
+            <w:sz w:val="24"/>
+            <w:szCs w:val="22"/>
+            <w:highlight w:val="yellow"/>
+            <w:lang w:val="en-US"/>
+          </w:rPr>
+          <w:t>https://www.selenium.dev/</w:t>
+        </w:r>
+      </w:hyperlink>
+    </w:p>
+    <w:p>
+      <w:pPr>
+        <w:pStyle w:val="ListParagraph"/>
+        <w:numPr>
+          <w:ilvl w:val="1"/>
+          <w:numId w:val="6"/>
+        </w:numPr>
+        <w:rPr>
+          <w:sz w:val="24"/>
+          <w:szCs w:val="22"/>
+          <w:highlight w:val="yellow"/>
+          <w:lang w:val="en-US"/>
+        </w:rPr>
+      </w:pPr>
+      <w:r>
+        <w:rPr>
+          <w:sz w:val="24"/>
+          <w:szCs w:val="22"/>
+          <w:highlight w:val="yellow"/>
+          <w:lang w:val="en-US"/>
+        </w:rPr>
+        <w:t>Print the title</w:t>
+      </w:r>
+    </w:p>
+    <w:p>
+      <w:pPr>
+        <w:pStyle w:val="ListParagraph"/>
+        <w:numPr>
+          <w:ilvl w:val="1"/>
+          <w:numId w:val="6"/>
+        </w:numPr>
+        <w:rPr>
+          <w:b/>
+          <w:bCs/>
+          <w:sz w:val="24"/>
+          <w:szCs w:val="22"/>
+          <w:highlight w:val="yellow"/>
+          <w:lang w:val="en-US"/>
+        </w:rPr>
+      </w:pPr>
+      <w:r>
+        <w:rPr>
+          <w:b/>
+          <w:bCs/>
+          <w:sz w:val="24"/>
+          <w:szCs w:val="22"/>
+          <w:highlight w:val="yellow"/>
+          <w:lang w:val="en-US"/>
+        </w:rPr>
+        <w:t>Click Downloads link</w:t>
+      </w:r>
+    </w:p>
+    <w:p>
+      <w:pPr>
+        <w:pStyle w:val="ListParagraph"/>
+        <w:numPr>
+          <w:ilvl w:val="1"/>
+          <w:numId w:val="6"/>
+        </w:numPr>
+        <w:rPr>
+          <w:sz w:val="24"/>
+          <w:szCs w:val="22"/>
+          <w:highlight w:val="yellow"/>
+          <w:lang w:val="en-US"/>
+        </w:rPr>
+      </w:pPr>
+      <w:r>
+        <w:rPr>
+          <w:sz w:val="24"/>
+          <w:szCs w:val="22"/>
+          <w:highlight w:val="yellow"/>
+          <w:lang w:val="en-US"/>
+        </w:rPr>
+        <w:t>Print the title</w:t>
+      </w:r>
+      <w:r>
+        <w:rPr>
+          <w:sz w:val="24"/>
+          <w:szCs w:val="22"/>
+          <w:highlight w:val="yellow"/>
+          <w:lang w:val="en-US"/>
+        </w:rPr>
+        <w:br/>
+      </w:r>
+    </w:p>
+    <w:p>
+      <w:pPr>
+        <w:pStyle w:val="ListParagraph"/>
+        <w:numPr>
+          <w:ilvl w:val="1"/>
+          <w:numId w:val="6"/>
+        </w:numPr>
+        <w:rPr>
+          <w:sz w:val="24"/>
+          <w:szCs w:val="22"/>
+          <w:highlight w:val="yellow"/>
+          <w:lang w:val="en-US"/>
+        </w:rPr>
+      </w:pPr>
+      <w:r>
+        <w:rPr>
+          <w:sz w:val="24"/>
+          <w:szCs w:val="22"/>
+          <w:highlight w:val="yellow"/>
+          <w:lang w:val="en-US"/>
+        </w:rPr>
+        <w:t xml:space="preserve">Launch </w:t>
+      </w:r>
+      <w:hyperlink r:id="rId33" w:history="1">
+        <w:r>
+          <w:rPr>
+            <w:rStyle w:val="Hyperlink"/>
+            <w:sz w:val="24"/>
+            <w:szCs w:val="22"/>
+            <w:highlight w:val="yellow"/>
+            <w:lang w:val="en-US"/>
+          </w:rPr>
+          <w:t>https://www.selenium.dev/</w:t>
+        </w:r>
+      </w:hyperlink>
+    </w:p>
+    <w:p>
+      <w:pPr>
+        <w:pStyle w:val="ListParagraph"/>
+        <w:numPr>
+          <w:ilvl w:val="1"/>
+          <w:numId w:val="6"/>
+        </w:numPr>
+        <w:rPr>
+          <w:sz w:val="24"/>
+          <w:szCs w:val="22"/>
+          <w:highlight w:val="yellow"/>
+          <w:lang w:val="en-US"/>
+        </w:rPr>
+      </w:pPr>
+      <w:r>
+        <w:rPr>
+          <w:sz w:val="24"/>
+          <w:szCs w:val="22"/>
+          <w:highlight w:val="yellow"/>
+          <w:lang w:val="en-US"/>
+        </w:rPr>
+        <w:t>Print the title</w:t>
+      </w:r>
+    </w:p>
+    <w:p>
+      <w:pPr>
+        <w:pStyle w:val="ListParagraph"/>
+        <w:numPr>
+          <w:ilvl w:val="1"/>
+          <w:numId w:val="6"/>
+        </w:numPr>
+        <w:rPr>
+          <w:b/>
+          <w:bCs/>
+          <w:sz w:val="24"/>
+          <w:szCs w:val="22"/>
+          <w:highlight w:val="yellow"/>
+          <w:lang w:val="en-US"/>
+        </w:rPr>
+      </w:pPr>
+      <w:r>
+        <w:rPr>
+          <w:b/>
+          <w:bCs/>
+          <w:sz w:val="24"/>
+          <w:szCs w:val="22"/>
+          <w:highlight w:val="yellow"/>
+          <w:lang w:val="en-US"/>
+        </w:rPr>
+        <w:t>Click Do</w:t>
+      </w:r>
+      <w:r>
+        <w:rPr>
+          <w:b/>
+          <w:bCs/>
+          <w:sz w:val="24"/>
+          <w:szCs w:val="22"/>
+          <w:highlight w:val="yellow"/>
+          <w:lang w:val="en-US"/>
+        </w:rPr>
+        <w:t>cumentation</w:t>
+      </w:r>
+      <w:r>
+        <w:rPr>
+          <w:b/>
+          <w:bCs/>
+          <w:sz w:val="24"/>
+          <w:szCs w:val="22"/>
+          <w:highlight w:val="yellow"/>
+          <w:lang w:val="en-US"/>
+        </w:rPr>
+        <w:t xml:space="preserve"> link</w:t>
+      </w:r>
+    </w:p>
+    <w:p>
+      <w:pPr>
+        <w:pStyle w:val="ListParagraph"/>
+        <w:numPr>
+          <w:ilvl w:val="1"/>
+          <w:numId w:val="6"/>
+        </w:numPr>
+        <w:rPr>
+          <w:sz w:val="24"/>
+          <w:szCs w:val="22"/>
+          <w:highlight w:val="yellow"/>
+          <w:lang w:val="en-US"/>
+        </w:rPr>
+      </w:pPr>
+      <w:r>
+        <w:rPr>
+          <w:sz w:val="24"/>
+          <w:szCs w:val="22"/>
+          <w:highlight w:val="yellow"/>
+          <w:lang w:val="en-US"/>
+        </w:rPr>
+        <w:t>Print the title</w:t>
+      </w:r>
+      <w:r>
+        <w:rPr>
+          <w:sz w:val="24"/>
+          <w:szCs w:val="22"/>
+          <w:highlight w:val="yellow"/>
+          <w:lang w:val="en-US"/>
+        </w:rPr>
+        <w:br/>
+      </w:r>
+    </w:p>
+    <w:p>
+      <w:pPr>
+        <w:pStyle w:val="ListParagraph"/>
+        <w:numPr>
+          <w:ilvl w:val="1"/>
+          <w:numId w:val="6"/>
+        </w:numPr>
+        <w:rPr>
+          <w:sz w:val="24"/>
+          <w:szCs w:val="22"/>
+          <w:highlight w:val="yellow"/>
+          <w:lang w:val="en-US"/>
+        </w:rPr>
+      </w:pPr>
+      <w:r>
+        <w:rPr>
+          <w:sz w:val="24"/>
+          <w:szCs w:val="22"/>
+          <w:highlight w:val="yellow"/>
+          <w:lang w:val="en-US"/>
+        </w:rPr>
+        <w:t xml:space="preserve">Launch </w:t>
+      </w:r>
+      <w:hyperlink r:id="rId34" w:history="1">
+        <w:r>
+          <w:rPr>
+            <w:rStyle w:val="Hyperlink"/>
+            <w:sz w:val="24"/>
+            <w:szCs w:val="22"/>
+            <w:highlight w:val="yellow"/>
+            <w:lang w:val="en-US"/>
+          </w:rPr>
+          <w:t>https://www.selenium.dev/</w:t>
+        </w:r>
+      </w:hyperlink>
+    </w:p>
+    <w:p>
+      <w:pPr>
+        <w:pStyle w:val="ListParagraph"/>
+        <w:numPr>
+          <w:ilvl w:val="1"/>
+          <w:numId w:val="6"/>
+        </w:numPr>
+        <w:rPr>
+          <w:sz w:val="24"/>
+          <w:szCs w:val="22"/>
+          <w:highlight w:val="yellow"/>
+          <w:lang w:val="en-US"/>
+        </w:rPr>
+      </w:pPr>
+      <w:r>
+        <w:rPr>
+          <w:sz w:val="24"/>
+          <w:szCs w:val="22"/>
+          <w:highlight w:val="yellow"/>
+          <w:lang w:val="en-US"/>
+        </w:rPr>
+        <w:t>Print the title</w:t>
+      </w:r>
+    </w:p>
+    <w:p>
+      <w:pPr>
+        <w:pStyle w:val="ListParagraph"/>
+        <w:numPr>
+          <w:ilvl w:val="1"/>
+          <w:numId w:val="6"/>
+        </w:numPr>
+        <w:rPr>
+          <w:b/>
+          <w:bCs/>
+          <w:sz w:val="24"/>
+          <w:szCs w:val="22"/>
+          <w:highlight w:val="yellow"/>
+          <w:lang w:val="en-US"/>
+        </w:rPr>
+      </w:pPr>
+      <w:r>
+        <w:rPr>
+          <w:b/>
+          <w:bCs/>
+          <w:sz w:val="24"/>
+          <w:szCs w:val="22"/>
+          <w:highlight w:val="yellow"/>
+          <w:lang w:val="en-US"/>
+        </w:rPr>
+        <w:t xml:space="preserve">Click </w:t>
+      </w:r>
+      <w:r>
+        <w:rPr>
+          <w:b/>
+          <w:bCs/>
+          <w:sz w:val="24"/>
+          <w:szCs w:val="22"/>
+          <w:highlight w:val="yellow"/>
+          <w:lang w:val="en-US"/>
+        </w:rPr>
+        <w:t>Projects</w:t>
+      </w:r>
+      <w:r>
+        <w:rPr>
+          <w:b/>
+          <w:bCs/>
+          <w:sz w:val="24"/>
+          <w:szCs w:val="22"/>
+          <w:highlight w:val="yellow"/>
+          <w:lang w:val="en-US"/>
+        </w:rPr>
+        <w:t xml:space="preserve"> link</w:t>
+      </w:r>
+    </w:p>
+    <w:p>
+      <w:pPr>
+        <w:pStyle w:val="ListParagraph"/>
+        <w:numPr>
+          <w:ilvl w:val="1"/>
+          <w:numId w:val="6"/>
+        </w:numPr>
+        <w:rPr>
+          <w:sz w:val="24"/>
+          <w:szCs w:val="22"/>
+          <w:highlight w:val="yellow"/>
+          <w:lang w:val="en-US"/>
+        </w:rPr>
+      </w:pPr>
+      <w:r>
+        <w:rPr>
+          <w:sz w:val="24"/>
+          <w:szCs w:val="22"/>
+          <w:highlight w:val="yellow"/>
+          <w:lang w:val="en-US"/>
+        </w:rPr>
+        <w:t>Print the title</w:t>
+      </w:r>
+      <w:r>
+        <w:rPr>
+          <w:sz w:val="24"/>
+          <w:szCs w:val="22"/>
+          <w:highlight w:val="yellow"/>
+          <w:lang w:val="en-US"/>
+        </w:rPr>
+        <w:br/>
+      </w:r>
+    </w:p>
+    <w:p>
+      <w:pPr>
+        <w:pStyle w:val="ListParagraph"/>
+        <w:numPr>
+          <w:ilvl w:val="1"/>
+          <w:numId w:val="6"/>
+        </w:numPr>
+        <w:rPr>
+          <w:sz w:val="24"/>
+          <w:szCs w:val="22"/>
+          <w:highlight w:val="yellow"/>
+          <w:lang w:val="en-US"/>
+        </w:rPr>
+      </w:pPr>
+      <w:r>
+        <w:rPr>
+          <w:sz w:val="24"/>
+          <w:szCs w:val="22"/>
+          <w:highlight w:val="yellow"/>
+          <w:lang w:val="en-US"/>
+        </w:rPr>
+        <w:t xml:space="preserve">Launch </w:t>
+      </w:r>
+      <w:hyperlink r:id="rId35" w:history="1">
+        <w:r>
+          <w:rPr>
+            <w:rStyle w:val="Hyperlink"/>
+            <w:sz w:val="24"/>
+            <w:szCs w:val="22"/>
+            <w:highlight w:val="yellow"/>
+            <w:lang w:val="en-US"/>
+          </w:rPr>
+          <w:t>https://www.selenium.dev/</w:t>
+        </w:r>
+      </w:hyperlink>
+    </w:p>
+    <w:p>
+      <w:pPr>
+        <w:pStyle w:val="ListParagraph"/>
+        <w:numPr>
+          <w:ilvl w:val="1"/>
+          <w:numId w:val="6"/>
+        </w:numPr>
+        <w:rPr>
+          <w:sz w:val="24"/>
+          <w:szCs w:val="22"/>
+          <w:highlight w:val="yellow"/>
+          <w:lang w:val="en-US"/>
+        </w:rPr>
+      </w:pPr>
+      <w:r>
+        <w:rPr>
+          <w:sz w:val="24"/>
+          <w:szCs w:val="22"/>
+          <w:highlight w:val="yellow"/>
+          <w:lang w:val="en-US"/>
+        </w:rPr>
+        <w:t>Print the title</w:t>
+      </w:r>
+    </w:p>
+    <w:p>
+      <w:pPr>
+        <w:pStyle w:val="ListParagraph"/>
+        <w:numPr>
+          <w:ilvl w:val="1"/>
+          <w:numId w:val="6"/>
+        </w:numPr>
+        <w:rPr>
+          <w:b/>
+          <w:bCs/>
+          <w:sz w:val="24"/>
+          <w:szCs w:val="22"/>
+          <w:highlight w:val="yellow"/>
+          <w:lang w:val="en-US"/>
+        </w:rPr>
+      </w:pPr>
+      <w:r>
+        <w:rPr>
+          <w:b/>
+          <w:bCs/>
+          <w:sz w:val="24"/>
+          <w:szCs w:val="22"/>
+          <w:highlight w:val="yellow"/>
+          <w:lang w:val="en-US"/>
+        </w:rPr>
+        <w:t xml:space="preserve">Click </w:t>
+      </w:r>
+      <w:r>
+        <w:rPr>
+          <w:b/>
+          <w:bCs/>
+          <w:sz w:val="24"/>
+          <w:szCs w:val="22"/>
+          <w:highlight w:val="yellow"/>
+          <w:lang w:val="en-US"/>
+        </w:rPr>
+        <w:t>Support</w:t>
+      </w:r>
+      <w:r>
+        <w:rPr>
+          <w:b/>
+          <w:bCs/>
+          <w:sz w:val="24"/>
+          <w:szCs w:val="22"/>
+          <w:highlight w:val="yellow"/>
+          <w:lang w:val="en-US"/>
+        </w:rPr>
+        <w:t xml:space="preserve"> link</w:t>
+      </w:r>
+    </w:p>
+    <w:p>
+      <w:pPr>
+        <w:pStyle w:val="ListParagraph"/>
+        <w:numPr>
+          <w:ilvl w:val="1"/>
+          <w:numId w:val="6"/>
+        </w:numPr>
+        <w:rPr>
+          <w:sz w:val="24"/>
+          <w:szCs w:val="22"/>
+          <w:highlight w:val="yellow"/>
+          <w:lang w:val="en-US"/>
+        </w:rPr>
+      </w:pPr>
+      <w:r>
+        <w:rPr>
+          <w:sz w:val="24"/>
+          <w:szCs w:val="22"/>
+          <w:highlight w:val="yellow"/>
+          <w:lang w:val="en-US"/>
+        </w:rPr>
+        <w:t>Print the title</w:t>
+      </w:r>
     </w:p>
     <w:sectPr>
       <w:pgSz w:w="11906" w:h="16838"/>
@@ -4968,6 +5733,95 @@
     </w:lvl>
   </w:abstractNum>
   <w:abstractNum w:abstractNumId="3">
+    <w:nsid w:val="66854DA0"/>
+    <w:multiLevelType w:val="hybridMultilevel"/>
+    <w:tmpl w:val="277E511A"/>
+    <w:lvl w:ilvl="0" w:tplc="4009000F">
+      <w:start w:val="1"/>
+      <w:numFmt w:val="decimal"/>
+      <w:lvlText w:val="%1."/>
+      <w:lvlJc w:val="left"/>
+      <w:pPr>
+        <w:ind w:left="720" w:hanging="360"/>
+      </w:pPr>
+      <w:rPr>
+        <w:rFonts w:hint="default"/>
+      </w:rPr>
+    </w:lvl>
+    <w:lvl w:ilvl="1" w:tplc="40090019">
+      <w:start w:val="1"/>
+      <w:numFmt w:val="lowerLetter"/>
+      <w:lvlText w:val="%2."/>
+      <w:lvlJc w:val="left"/>
+      <w:pPr>
+        <w:ind w:left="1440" w:hanging="360"/>
+      </w:pPr>
+    </w:lvl>
+    <w:lvl w:ilvl="2" w:tplc="4009001B" w:tentative="1">
+      <w:start w:val="1"/>
+      <w:numFmt w:val="lowerRoman"/>
+      <w:lvlText w:val="%3."/>
+      <w:lvlJc w:val="right"/>
+      <w:pPr>
+        <w:ind w:left="2160" w:hanging="180"/>
+      </w:pPr>
+    </w:lvl>
+    <w:lvl w:ilvl="3" w:tplc="4009000F" w:tentative="1">
+      <w:start w:val="1"/>
+      <w:numFmt w:val="decimal"/>
+      <w:lvlText w:val="%4."/>
+      <w:lvlJc w:val="left"/>
+      <w:pPr>
+        <w:ind w:left="2880" w:hanging="360"/>
+      </w:pPr>
+    </w:lvl>
+    <w:lvl w:ilvl="4" w:tplc="40090019" w:tentative="1">
+      <w:start w:val="1"/>
+      <w:numFmt w:val="lowerLetter"/>
+      <w:lvlText w:val="%5."/>
+      <w:lvlJc w:val="left"/>
+      <w:pPr>
+        <w:ind w:left="3600" w:hanging="360"/>
+      </w:pPr>
+    </w:lvl>
+    <w:lvl w:ilvl="5" w:tplc="4009001B" w:tentative="1">
+      <w:start w:val="1"/>
+      <w:numFmt w:val="lowerRoman"/>
+      <w:lvlText w:val="%6."/>
+      <w:lvlJc w:val="right"/>
+      <w:pPr>
+        <w:ind w:left="4320" w:hanging="180"/>
+      </w:pPr>
+    </w:lvl>
+    <w:lvl w:ilvl="6" w:tplc="4009000F" w:tentative="1">
+      <w:start w:val="1"/>
+      <w:numFmt w:val="decimal"/>
+      <w:lvlText w:val="%7."/>
+      <w:lvlJc w:val="left"/>
+      <w:pPr>
+        <w:ind w:left="5040" w:hanging="360"/>
+      </w:pPr>
+    </w:lvl>
+    <w:lvl w:ilvl="7" w:tplc="40090019" w:tentative="1">
+      <w:start w:val="1"/>
+      <w:numFmt w:val="lowerLetter"/>
+      <w:lvlText w:val="%8."/>
+      <w:lvlJc w:val="left"/>
+      <w:pPr>
+        <w:ind w:left="5760" w:hanging="360"/>
+      </w:pPr>
+    </w:lvl>
+    <w:lvl w:ilvl="8" w:tplc="4009001B" w:tentative="1">
+      <w:start w:val="1"/>
+      <w:numFmt w:val="lowerRoman"/>
+      <w:lvlText w:val="%9."/>
+      <w:lvlJc w:val="right"/>
+      <w:pPr>
+        <w:ind w:left="6480" w:hanging="180"/>
+      </w:pPr>
+    </w:lvl>
+  </w:abstractNum>
+  <w:abstractNum w:abstractNumId="4">
     <w:nsid w:val="79C1442D"/>
     <w:multiLevelType w:val="hybridMultilevel"/>
     <w:tmpl w:val="5E50A9F0"/>
@@ -5090,7 +5944,7 @@
     </w:lvlOverride>
   </w:num>
   <w:num w:numId="4">
-    <w:abstractNumId w:val="3"/>
+    <w:abstractNumId w:val="4"/>
     <w:lvlOverride w:ilvl="0">
       <w:startOverride w:val="1"/>
     </w:lvlOverride>
@@ -5120,6 +5974,9 @@
     </w:lvlOverride>
   </w:num>
   <w:num w:numId="5">
+    <w:abstractNumId w:val="4"/>
+  </w:num>
+  <w:num w:numId="6">
     <w:abstractNumId w:val="3"/>
   </w:num>
 </w:numbering>

--- a/Assignments_SA2512006.docx
+++ b/Assignments_SA2512006.docx
@@ -4925,18 +4925,7 @@
           <w:highlight w:val="yellow"/>
           <w:lang w:val="en-US"/>
         </w:rPr>
-        <w:t>Lau</w:t>
-      </w:r>
-      <w:bookmarkStart w:id="0" w:name="_GoBack"/>
-      <w:bookmarkEnd w:id="0"/>
-      <w:r>
-        <w:rPr>
-          <w:sz w:val="24"/>
-          <w:szCs w:val="22"/>
-          <w:highlight w:val="yellow"/>
-          <w:lang w:val="en-US"/>
-        </w:rPr>
-        <w:t xml:space="preserve">nch </w:t>
+        <w:t xml:space="preserve">Launch </w:t>
       </w:r>
       <w:hyperlink r:id="rId32" w:history="1">
         <w:r>
@@ -5121,29 +5110,7 @@
           <w:highlight w:val="yellow"/>
           <w:lang w:val="en-US"/>
         </w:rPr>
-        <w:t>Click Do</w:t>
-      </w:r>
-      <w:r>
-        <w:rPr>
-          <w:b/>
-          <w:bCs/>
-          <w:sz w:val="24"/>
-          <w:szCs w:val="22"/>
-          <w:highlight w:val="yellow"/>
-          <w:lang w:val="en-US"/>
-        </w:rPr>
-        <w:t>cumentation</w:t>
-      </w:r>
-      <w:r>
-        <w:rPr>
-          <w:b/>
-          <w:bCs/>
-          <w:sz w:val="24"/>
-          <w:szCs w:val="22"/>
-          <w:highlight w:val="yellow"/>
-          <w:lang w:val="en-US"/>
-        </w:rPr>
-        <w:t xml:space="preserve"> link</w:t>
+        <w:t>Click Documentation link</w:t>
       </w:r>
     </w:p>
     <w:p>
@@ -5264,29 +5231,7 @@
           <w:highlight w:val="yellow"/>
           <w:lang w:val="en-US"/>
         </w:rPr>
-        <w:t xml:space="preserve">Click </w:t>
-      </w:r>
-      <w:r>
-        <w:rPr>
-          <w:b/>
-          <w:bCs/>
-          <w:sz w:val="24"/>
-          <w:szCs w:val="22"/>
-          <w:highlight w:val="yellow"/>
-          <w:lang w:val="en-US"/>
-        </w:rPr>
-        <w:t>Projects</w:t>
-      </w:r>
-      <w:r>
-        <w:rPr>
-          <w:b/>
-          <w:bCs/>
-          <w:sz w:val="24"/>
-          <w:szCs w:val="22"/>
-          <w:highlight w:val="yellow"/>
-          <w:lang w:val="en-US"/>
-        </w:rPr>
-        <w:t xml:space="preserve"> link</w:t>
+        <w:t>Click Projects link</w:t>
       </w:r>
     </w:p>
     <w:p>
@@ -5407,29 +5352,7 @@
           <w:highlight w:val="yellow"/>
           <w:lang w:val="en-US"/>
         </w:rPr>
-        <w:t xml:space="preserve">Click </w:t>
-      </w:r>
-      <w:r>
-        <w:rPr>
-          <w:b/>
-          <w:bCs/>
-          <w:sz w:val="24"/>
-          <w:szCs w:val="22"/>
-          <w:highlight w:val="yellow"/>
-          <w:lang w:val="en-US"/>
-        </w:rPr>
-        <w:t>Support</w:t>
-      </w:r>
-      <w:r>
-        <w:rPr>
-          <w:b/>
-          <w:bCs/>
-          <w:sz w:val="24"/>
-          <w:szCs w:val="22"/>
-          <w:highlight w:val="yellow"/>
-          <w:lang w:val="en-US"/>
-        </w:rPr>
-        <w:t xml:space="preserve"> link</w:t>
+        <w:t>Click Support link</w:t>
       </w:r>
     </w:p>
     <w:p>
@@ -5454,6 +5377,71 @@
           <w:lang w:val="en-US"/>
         </w:rPr>
         <w:t>Print the title</w:t>
+      </w:r>
+    </w:p>
+    <w:p>
+      <w:pPr>
+        <w:pStyle w:val="ListParagraph"/>
+        <w:numPr>
+          <w:ilvl w:val="0"/>
+          <w:numId w:val="6"/>
+        </w:numPr>
+        <w:rPr>
+          <w:sz w:val="24"/>
+          <w:szCs w:val="22"/>
+          <w:lang w:val="en-US"/>
+        </w:rPr>
+      </w:pPr>
+      <w:r>
+        <w:rPr>
+          <w:sz w:val="24"/>
+          <w:szCs w:val="22"/>
+          <w:lang w:val="en-US"/>
+        </w:rPr>
+        <w:t xml:space="preserve">Complete </w:t>
+      </w:r>
+      <w:hyperlink r:id="rId36" w:history="1">
+        <w:r>
+          <w:rPr>
+            <w:rStyle w:val="Hyperlink"/>
+            <w:sz w:val="24"/>
+            <w:szCs w:val="22"/>
+            <w:lang w:val="en-US"/>
+          </w:rPr>
+          <w:t>https://www.echotrak.com/Login.aspx?ReturnUrl=%2f</w:t>
+        </w:r>
+      </w:hyperlink>
+      <w:r>
+        <w:rPr>
+          <w:sz w:val="24"/>
+          <w:szCs w:val="22"/>
+          <w:lang w:val="en-US"/>
+        </w:rPr>
+        <w:t xml:space="preserve"> assignment via @DataProvider.</w:t>
+      </w:r>
+    </w:p>
+    <w:p>
+      <w:pPr>
+        <w:pStyle w:val="ListParagraph"/>
+        <w:numPr>
+          <w:ilvl w:val="1"/>
+          <w:numId w:val="6"/>
+        </w:numPr>
+        <w:rPr>
+          <w:sz w:val="24"/>
+          <w:szCs w:val="22"/>
+          <w:lang w:val="en-US"/>
+        </w:rPr>
+      </w:pPr>
+      <w:bookmarkStart w:id="0" w:name="_GoBack"/>
+      <w:bookmarkEnd w:id="0"/>
+      <w:r>
+        <w:rPr>
+          <w:sz w:val="24"/>
+          <w:szCs w:val="22"/>
+          <w:lang w:val="en-US"/>
+        </w:rPr>
+        <w:t>Pass at least 5 data sets</w:t>
       </w:r>
     </w:p>
     <w:sectPr>
